--- a/templates/transcript_zh_template.docx
+++ b/templates/transcript_zh_template.docx
@@ -15,6 +15,7 @@
           <w:szCs w:val="28"/>
         </w:rPr>
       </w:pPr>
+      <w:proofErr w:type="gramStart"/>
       <w:r>
         <w:rPr>
           <w:rFonts w:ascii="微軟正黑體" w:eastAsia="微軟正黑體" w:hAnsi="微軟正黑體" w:cs="Arial"/>
@@ -25,6 +26,7 @@
         </w:rPr>
         <w:t>力旺電子</w:t>
       </w:r>
+      <w:proofErr w:type="gramEnd"/>
       <w:r>
         <w:rPr>
           <w:rFonts w:ascii="微軟正黑體" w:eastAsia="微軟正黑體" w:hAnsi="微軟正黑體" w:cs="Arial"/>
@@ -35,6 +37,7 @@
         </w:rPr>
         <w:t xml:space="preserve">{{ </w:t>
       </w:r>
+      <w:proofErr w:type="spellStart"/>
       <w:r>
         <w:rPr>
           <w:rFonts w:ascii="微軟正黑體" w:eastAsia="微軟正黑體" w:hAnsi="微軟正黑體" w:cs="Arial"/>
@@ -44,6 +47,7 @@
         </w:rPr>
         <w:t>this_year</w:t>
       </w:r>
+      <w:proofErr w:type="spellEnd"/>
       <w:r>
         <w:rPr>
           <w:rFonts w:ascii="微軟正黑體" w:eastAsia="微軟正黑體" w:hAnsi="微軟正黑體" w:cs="Arial" w:hint="eastAsia"/>
@@ -83,6 +87,7 @@
         </w:rPr>
         <w:t xml:space="preserve">{{ </w:t>
       </w:r>
+      <w:proofErr w:type="spellStart"/>
       <w:r>
         <w:rPr>
           <w:rFonts w:ascii="微軟正黑體" w:eastAsia="微軟正黑體" w:hAnsi="微軟正黑體" w:cs="Arial"/>
@@ -99,7 +104,17 @@
           <w:sz w:val="28"/>
           <w:szCs w:val="24"/>
         </w:rPr>
-        <w:t xml:space="preserve">quarter </w:t>
+        <w:t>quarter</w:t>
+      </w:r>
+      <w:proofErr w:type="spellEnd"/>
+      <w:r>
+        <w:rPr>
+          <w:rFonts w:ascii="微軟正黑體" w:eastAsia="微軟正黑體" w:hAnsi="微軟正黑體" w:cs="Arial" w:hint="eastAsia"/>
+          <w:b/>
+          <w:sz w:val="28"/>
+          <w:szCs w:val="24"/>
+        </w:rPr>
+        <w:t xml:space="preserve"> </w:t>
       </w:r>
       <w:r>
         <w:rPr>
@@ -111,6 +126,7 @@
         </w:rPr>
         <w:t>}}</w:t>
       </w:r>
+      <w:proofErr w:type="gramStart"/>
       <w:r>
         <w:rPr>
           <w:rFonts w:ascii="微軟正黑體" w:eastAsia="微軟正黑體" w:hAnsi="微軟正黑體" w:cs="Arial"/>
@@ -119,7 +135,18 @@
           <w:sz w:val="28"/>
           <w:szCs w:val="28"/>
         </w:rPr>
-        <w:t>線上法說會講稿</w:t>
+        <w:t>線上法說會</w:t>
+      </w:r>
+      <w:proofErr w:type="gramEnd"/>
+      <w:r>
+        <w:rPr>
+          <w:rFonts w:ascii="微軟正黑體" w:eastAsia="微軟正黑體" w:hAnsi="微軟正黑體" w:cs="Arial"/>
+          <w:b/>
+          <w:bCs/>
+          <w:sz w:val="28"/>
+          <w:szCs w:val="28"/>
+        </w:rPr>
+        <w:t>講稿</w:t>
       </w:r>
     </w:p>
     <w:p>
@@ -131,6 +158,7 @@
           <w:rFonts w:ascii="微軟正黑體" w:eastAsia="微軟正黑體" w:hAnsi="微軟正黑體" w:cs="Arial"/>
         </w:rPr>
       </w:pPr>
+      <w:proofErr w:type="gramStart"/>
       <w:r>
         <w:rPr>
           <w:rFonts w:ascii="微軟正黑體" w:eastAsia="微軟正黑體" w:hAnsi="微軟正黑體" w:cs="Arial"/>
@@ -141,7 +169,42 @@
         <w:rPr>
           <w:rFonts w:ascii="微軟正黑體" w:eastAsia="微軟正黑體" w:hAnsi="微軟正黑體" w:cs="Arial" w:hint="eastAsia"/>
         </w:rPr>
-        <w:t xml:space="preserve"> event_date_zh }}</w:t>
+        <w:t xml:space="preserve"> </w:t>
+      </w:r>
+      <w:proofErr w:type="spellStart"/>
+      <w:r>
+        <w:rPr>
+          <w:rFonts w:ascii="微軟正黑體" w:eastAsia="微軟正黑體" w:hAnsi="微軟正黑體" w:cs="Arial" w:hint="eastAsia"/>
+        </w:rPr>
+        <w:t>event</w:t>
+      </w:r>
+      <w:proofErr w:type="gramEnd"/>
+      <w:r>
+        <w:rPr>
+          <w:rFonts w:ascii="微軟正黑體" w:eastAsia="微軟正黑體" w:hAnsi="微軟正黑體" w:cs="Arial" w:hint="eastAsia"/>
+        </w:rPr>
+        <w:t>_date_</w:t>
+      </w:r>
+      <w:proofErr w:type="gramStart"/>
+      <w:r>
+        <w:rPr>
+          <w:rFonts w:ascii="微軟正黑體" w:eastAsia="微軟正黑體" w:hAnsi="微軟正黑體" w:cs="Arial" w:hint="eastAsia"/>
+        </w:rPr>
+        <w:t>zh</w:t>
+      </w:r>
+      <w:proofErr w:type="spellEnd"/>
+      <w:r>
+        <w:rPr>
+          <w:rFonts w:ascii="微軟正黑體" w:eastAsia="微軟正黑體" w:hAnsi="微軟正黑體" w:cs="Arial" w:hint="eastAsia"/>
+        </w:rPr>
+        <w:t xml:space="preserve"> }</w:t>
+      </w:r>
+      <w:proofErr w:type="gramEnd"/>
+      <w:r>
+        <w:rPr>
+          <w:rFonts w:ascii="微軟正黑體" w:eastAsia="微軟正黑體" w:hAnsi="微軟正黑體" w:cs="Arial" w:hint="eastAsia"/>
+        </w:rPr>
+        <w:t>}</w:t>
       </w:r>
       <w:r>
         <w:rPr>
@@ -264,13 +327,51 @@
           <w:u w:val="none"/>
         </w:rPr>
       </w:pPr>
+      <w:proofErr w:type="gramStart"/>
       <w:r>
         <w:rPr>
           <w:rFonts w:ascii="微軟正黑體" w:eastAsia="微軟正黑體" w:hAnsi="微軟正黑體"/>
           <w:b w:val="0"/>
           <w:u w:val="none"/>
         </w:rPr>
-        <w:t>{{ opening_remarks.content }}</w:t>
+        <w:t xml:space="preserve">{{ </w:t>
+      </w:r>
+      <w:proofErr w:type="spellStart"/>
+      <w:r>
+        <w:rPr>
+          <w:rFonts w:ascii="微軟正黑體" w:eastAsia="微軟正黑體" w:hAnsi="微軟正黑體"/>
+          <w:b w:val="0"/>
+          <w:u w:val="none"/>
+        </w:rPr>
+        <w:t>opening</w:t>
+      </w:r>
+      <w:proofErr w:type="gramEnd"/>
+      <w:r>
+        <w:rPr>
+          <w:rFonts w:ascii="微軟正黑體" w:eastAsia="微軟正黑體" w:hAnsi="微軟正黑體"/>
+          <w:b w:val="0"/>
+          <w:u w:val="none"/>
+        </w:rPr>
+        <w:t>_</w:t>
+      </w:r>
+      <w:proofErr w:type="gramStart"/>
+      <w:r>
+        <w:rPr>
+          <w:rFonts w:ascii="微軟正黑體" w:eastAsia="微軟正黑體" w:hAnsi="微軟正黑體"/>
+          <w:b w:val="0"/>
+          <w:u w:val="none"/>
+        </w:rPr>
+        <w:t>remarks.content</w:t>
+      </w:r>
+      <w:proofErr w:type="spellEnd"/>
+      <w:proofErr w:type="gramEnd"/>
+      <w:r>
+        <w:rPr>
+          <w:rFonts w:ascii="微軟正黑體" w:eastAsia="微軟正黑體" w:hAnsi="微軟正黑體"/>
+          <w:b w:val="0"/>
+          <w:u w:val="none"/>
+        </w:rPr>
+        <w:t xml:space="preserve"> }}</w:t>
       </w:r>
     </w:p>
     <w:p>
@@ -320,7 +421,25 @@
           <w:b w:val="0"/>
           <w:u w:val="none"/>
         </w:rPr>
-        <w:t>{{ financial_officer }}</w:t>
+        <w:t xml:space="preserve">{{ </w:t>
+      </w:r>
+      <w:proofErr w:type="spellStart"/>
+      <w:r>
+        <w:rPr>
+          <w:rFonts w:ascii="微軟正黑體" w:eastAsia="微軟正黑體" w:hAnsi="微軟正黑體"/>
+          <w:b w:val="0"/>
+          <w:u w:val="none"/>
+        </w:rPr>
+        <w:t>financial_officer</w:t>
+      </w:r>
+      <w:proofErr w:type="spellEnd"/>
+      <w:r>
+        <w:rPr>
+          <w:rFonts w:ascii="微軟正黑體" w:eastAsia="微軟正黑體" w:hAnsi="微軟正黑體"/>
+          <w:b w:val="0"/>
+          <w:u w:val="none"/>
+        </w:rPr>
+        <w:t xml:space="preserve"> }}</w:t>
       </w:r>
       <w:r>
         <w:rPr>
@@ -344,7 +463,25 @@
           <w:b w:val="0"/>
           <w:u w:val="none"/>
         </w:rPr>
-        <w:t>{{ this_year }}</w:t>
+        <w:t xml:space="preserve">{{ </w:t>
+      </w:r>
+      <w:proofErr w:type="spellStart"/>
+      <w:r>
+        <w:rPr>
+          <w:rFonts w:ascii="微軟正黑體" w:eastAsia="微軟正黑體" w:hAnsi="微軟正黑體" w:hint="eastAsia"/>
+          <w:b w:val="0"/>
+          <w:u w:val="none"/>
+        </w:rPr>
+        <w:t>this_year</w:t>
+      </w:r>
+      <w:proofErr w:type="spellEnd"/>
+      <w:r>
+        <w:rPr>
+          <w:rFonts w:ascii="微軟正黑體" w:eastAsia="微軟正黑體" w:hAnsi="微軟正黑體" w:hint="eastAsia"/>
+          <w:b w:val="0"/>
+          <w:u w:val="none"/>
+        </w:rPr>
+        <w:t xml:space="preserve"> }}</w:t>
       </w:r>
       <w:r>
         <w:rPr>
@@ -364,6 +501,7 @@
         </w:rPr>
         <w:t xml:space="preserve">{{ </w:t>
       </w:r>
+      <w:proofErr w:type="spellStart"/>
       <w:r>
         <w:rPr>
           <w:rFonts w:ascii="微軟正黑體" w:eastAsia="微軟正黑體" w:hAnsi="微軟正黑體" w:hint="eastAsia"/>
@@ -384,6 +522,7 @@
         </w:rPr>
         <w:t>zh</w:t>
       </w:r>
+      <w:proofErr w:type="spellEnd"/>
       <w:r>
         <w:rPr>
           <w:rFonts w:ascii="微軟正黑體" w:eastAsia="微軟正黑體" w:hAnsi="微軟正黑體"/>
@@ -432,15 +571,7 @@
           <w:b w:val="0"/>
           <w:u w:val="none"/>
         </w:rPr>
-        <w:t xml:space="preserve">{{ </w:t>
-      </w:r>
-      <w:r>
-        <w:rPr>
-          <w:rFonts w:ascii="微軟正黑體" w:eastAsia="微軟正黑體" w:hAnsi="微軟正黑體"/>
-          <w:b w:val="0"/>
-          <w:u w:val="none"/>
-        </w:rPr>
-        <w:t>p</w:t>
+        <w:t>{{ p</w:t>
       </w:r>
       <w:r>
         <w:rPr>
@@ -481,6 +612,34 @@
           <w:u w:val="none"/>
         </w:rPr>
         <w:t>。</w:t>
+      </w:r>
+    </w:p>
+    <w:p>
+      <w:pPr>
+        <w:adjustRightInd w:val="0"/>
+        <w:snapToGrid w:val="0"/>
+        <w:spacing w:after="240"/>
+        <w:jc w:val="both"/>
+        <w:rPr>
+          <w:rFonts w:ascii="微軟正黑體" w:eastAsia="微軟正黑體" w:hAnsi="微軟正黑體"/>
+        </w:rPr>
+      </w:pPr>
+    </w:p>
+    <w:p>
+      <w:pPr>
+        <w:pStyle w:val="EarningsCallHeading1"/>
+        <w:adjustRightInd w:val="0"/>
+        <w:snapToGrid w:val="0"/>
+        <w:spacing w:after="240" w:line="240" w:lineRule="auto"/>
+        <w:rPr>
+          <w:rFonts w:ascii="微軟正黑體" w:eastAsia="微軟正黑體" w:hAnsi="微軟正黑體"/>
+        </w:rPr>
+      </w:pPr>
+      <w:r>
+        <w:rPr>
+          <w:rFonts w:ascii="微軟正黑體" w:eastAsia="微軟正黑體" w:hAnsi="微軟正黑體" w:hint="eastAsia"/>
+        </w:rPr>
+        <w:t>營運報告</w:t>
       </w:r>
     </w:p>
     <w:p>
@@ -491,43 +650,27 @@
         <w:spacing w:line="240" w:lineRule="auto"/>
         <w:rPr>
           <w:rFonts w:ascii="微軟正黑體" w:eastAsia="微軟正黑體" w:hAnsi="微軟正黑體"/>
-          <w:b w:val="0"/>
-          <w:u w:val="none"/>
-        </w:rPr>
-      </w:pPr>
-    </w:p>
-    <w:p>
-      <w:pPr>
-        <w:pStyle w:val="EarningsCallHeading1"/>
-        <w:adjustRightInd w:val="0"/>
-        <w:snapToGrid w:val="0"/>
-        <w:spacing w:after="240" w:line="240" w:lineRule="auto"/>
-        <w:rPr>
-          <w:rFonts w:ascii="微軟正黑體" w:eastAsia="微軟正黑體" w:hAnsi="微軟正黑體"/>
-        </w:rPr>
-      </w:pPr>
-      <w:r>
-        <w:rPr>
-          <w:rFonts w:ascii="微軟正黑體" w:eastAsia="微軟正黑體" w:hAnsi="微軟正黑體" w:hint="eastAsia"/>
-        </w:rPr>
-        <w:t>營運報告</w:t>
-      </w:r>
-    </w:p>
-    <w:p>
-      <w:pPr>
-        <w:pStyle w:val="EarningsCallHeading2"/>
-        <w:adjustRightInd w:val="0"/>
-        <w:snapToGrid w:val="0"/>
-        <w:spacing w:line="240" w:lineRule="auto"/>
-        <w:rPr>
-          <w:rFonts w:ascii="微軟正黑體" w:eastAsia="微軟正黑體" w:hAnsi="微軟正黑體" w:hint="eastAsia"/>
-        </w:rPr>
-      </w:pPr>
-      <w:r>
-        <w:rPr>
-          <w:rFonts w:ascii="微軟正黑體" w:eastAsia="微軟正黑體" w:hAnsi="微軟正黑體"/>
-        </w:rPr>
-        <w:t>{{ financial_officer }}</w:t>
+        </w:rPr>
+      </w:pPr>
+      <w:r>
+        <w:rPr>
+          <w:rFonts w:ascii="微軟正黑體" w:eastAsia="微軟正黑體" w:hAnsi="微軟正黑體"/>
+        </w:rPr>
+        <w:t xml:space="preserve">{{ </w:t>
+      </w:r>
+      <w:proofErr w:type="spellStart"/>
+      <w:r>
+        <w:rPr>
+          <w:rFonts w:ascii="微軟正黑體" w:eastAsia="微軟正黑體" w:hAnsi="微軟正黑體"/>
+        </w:rPr>
+        <w:t>financial_officer</w:t>
+      </w:r>
+      <w:proofErr w:type="spellEnd"/>
+      <w:r>
+        <w:rPr>
+          <w:rFonts w:ascii="微軟正黑體" w:eastAsia="微軟正黑體" w:hAnsi="微軟正黑體"/>
+        </w:rPr>
+        <w:t xml:space="preserve"> }}</w:t>
       </w:r>
       <w:r>
         <w:rPr>
@@ -561,6 +704,7 @@
         </w:rPr>
         <w:t xml:space="preserve">{{ </w:t>
       </w:r>
+      <w:proofErr w:type="spellStart"/>
       <w:r>
         <w:rPr>
           <w:rFonts w:ascii="微軟正黑體" w:eastAsia="微軟正黑體" w:hAnsi="微軟正黑體" w:cs="Arial" w:hint="eastAsia"/>
@@ -578,6 +722,7 @@
         </w:rPr>
         <w:t>zh</w:t>
       </w:r>
+      <w:proofErr w:type="spellEnd"/>
       <w:r>
         <w:rPr>
           <w:rFonts w:ascii="微軟正黑體" w:eastAsia="微軟正黑體" w:hAnsi="微軟正黑體" w:cs="Arial"/>
@@ -648,19 +793,21 @@
         <w:rPr>
           <w:rFonts w:ascii="微軟正黑體" w:eastAsia="微軟正黑體" w:hAnsi="微軟正黑體"/>
         </w:rPr>
-        <w:t>首先，我就先針對</w:t>
-      </w:r>
-      <w:r>
-        <w:rPr>
-          <w:rFonts w:ascii="微軟正黑體" w:eastAsia="微軟正黑體" w:hAnsi="微軟正黑體"/>
-        </w:rPr>
-        <w:t>{{ this_year }}</w:t>
-      </w:r>
-      <w:r>
-        <w:rPr>
-          <w:rFonts w:ascii="微軟正黑體" w:eastAsia="微軟正黑體" w:hAnsi="微軟正黑體"/>
-        </w:rPr>
-        <w:t>年</w:t>
+        <w:t xml:space="preserve">首先，我就先針對{{ </w:t>
+      </w:r>
+      <w:proofErr w:type="spellStart"/>
+      <w:r>
+        <w:rPr>
+          <w:rFonts w:ascii="微軟正黑體" w:eastAsia="微軟正黑體" w:hAnsi="微軟正黑體"/>
+        </w:rPr>
+        <w:t>this_year</w:t>
+      </w:r>
+      <w:proofErr w:type="spellEnd"/>
+      <w:r>
+        <w:rPr>
+          <w:rFonts w:ascii="微軟正黑體" w:eastAsia="微軟正黑體" w:hAnsi="微軟正黑體"/>
+        </w:rPr>
+        <w:t xml:space="preserve"> }}年</w:t>
       </w:r>
       <w:r>
         <w:rPr>
@@ -670,6 +817,7 @@
         </w:rPr>
         <w:t xml:space="preserve">{{ </w:t>
       </w:r>
+      <w:proofErr w:type="spellStart"/>
       <w:r>
         <w:rPr>
           <w:rFonts w:ascii="微軟正黑體" w:eastAsia="微軟正黑體" w:hAnsi="微軟正黑體" w:cs="Arial" w:hint="eastAsia"/>
@@ -685,6 +833,7 @@
         </w:rPr>
         <w:t>zh</w:t>
       </w:r>
+      <w:proofErr w:type="spellEnd"/>
       <w:r>
         <w:rPr>
           <w:rFonts w:ascii="微軟正黑體" w:eastAsia="微軟正黑體" w:hAnsi="微軟正黑體" w:cs="Arial"/>
@@ -697,13 +846,7 @@
         <w:rPr>
           <w:rFonts w:ascii="微軟正黑體" w:eastAsia="微軟正黑體" w:hAnsi="微軟正黑體"/>
         </w:rPr>
-        <w:t>的營運結果向各位作個報告</w:t>
-      </w:r>
-      <w:r>
-        <w:rPr>
-          <w:rFonts w:ascii="微軟正黑體" w:eastAsia="微軟正黑體" w:hAnsi="微軟正黑體"/>
-        </w:rPr>
-        <w:t>。</w:t>
+        <w:t>的營運結果向各位作個報告。</w:t>
       </w:r>
     </w:p>
     <w:p>
@@ -736,7 +879,23 @@
           <w:rFonts w:ascii="微軟正黑體" w:eastAsia="微軟正黑體" w:hAnsi="微軟正黑體" w:cs="Arial"/>
           <w:color w:val="000000" w:themeColor="text1"/>
         </w:rPr>
-        <w:t>{{ financial_results.revenue }}</w:t>
+        <w:t xml:space="preserve">{{ </w:t>
+      </w:r>
+      <w:proofErr w:type="spellStart"/>
+      <w:r>
+        <w:rPr>
+          <w:rFonts w:ascii="微軟正黑體" w:eastAsia="微軟正黑體" w:hAnsi="微軟正黑體" w:cs="Arial"/>
+          <w:color w:val="000000" w:themeColor="text1"/>
+        </w:rPr>
+        <w:t>financial_results.revenue</w:t>
+      </w:r>
+      <w:proofErr w:type="spellEnd"/>
+      <w:r>
+        <w:rPr>
+          <w:rFonts w:ascii="微軟正黑體" w:eastAsia="微軟正黑體" w:hAnsi="微軟正黑體" w:cs="Arial"/>
+          <w:color w:val="000000" w:themeColor="text1"/>
+        </w:rPr>
+        <w:t xml:space="preserve"> }}</w:t>
       </w:r>
       <w:r>
         <w:rPr>
@@ -749,7 +908,23 @@
           <w:rFonts w:ascii="微軟正黑體" w:eastAsia="微軟正黑體" w:hAnsi="微軟正黑體" w:cs="Arial"/>
           <w:color w:val="000000" w:themeColor="text1"/>
         </w:rPr>
-        <w:t>{{ financial_results.revenue_qoq }}</w:t>
+        <w:t xml:space="preserve">{{ </w:t>
+      </w:r>
+      <w:proofErr w:type="spellStart"/>
+      <w:r>
+        <w:rPr>
+          <w:rFonts w:ascii="微軟正黑體" w:eastAsia="微軟正黑體" w:hAnsi="微軟正黑體" w:cs="Arial"/>
+          <w:color w:val="000000" w:themeColor="text1"/>
+        </w:rPr>
+        <w:t>financial_results.revenue_qoq</w:t>
+      </w:r>
+      <w:proofErr w:type="spellEnd"/>
+      <w:r>
+        <w:rPr>
+          <w:rFonts w:ascii="微軟正黑體" w:eastAsia="微軟正黑體" w:hAnsi="微軟正黑體" w:cs="Arial"/>
+          <w:color w:val="000000" w:themeColor="text1"/>
+        </w:rPr>
+        <w:t xml:space="preserve"> }}</w:t>
       </w:r>
       <w:r>
         <w:rPr>
@@ -762,7 +937,23 @@
           <w:rFonts w:ascii="微軟正黑體" w:eastAsia="微軟正黑體" w:hAnsi="微軟正黑體" w:cs="Arial"/>
           <w:color w:val="000000" w:themeColor="text1"/>
         </w:rPr>
-        <w:t>{{ financial_results.revenue_yoy }}</w:t>
+        <w:t xml:space="preserve">{{ </w:t>
+      </w:r>
+      <w:proofErr w:type="spellStart"/>
+      <w:r>
+        <w:rPr>
+          <w:rFonts w:ascii="微軟正黑體" w:eastAsia="微軟正黑體" w:hAnsi="微軟正黑體" w:cs="Arial"/>
+          <w:color w:val="000000" w:themeColor="text1"/>
+        </w:rPr>
+        <w:t>financial_results.revenue_yoy</w:t>
+      </w:r>
+      <w:proofErr w:type="spellEnd"/>
+      <w:r>
+        <w:rPr>
+          <w:rFonts w:ascii="微軟正黑體" w:eastAsia="微軟正黑體" w:hAnsi="微軟正黑體" w:cs="Arial"/>
+          <w:color w:val="000000" w:themeColor="text1"/>
+        </w:rPr>
+        <w:t xml:space="preserve"> }}</w:t>
       </w:r>
       <w:r>
         <w:rPr>
@@ -802,7 +993,23 @@
           <w:rFonts w:ascii="微軟正黑體" w:eastAsia="微軟正黑體" w:hAnsi="微軟正黑體" w:cs="Arial"/>
           <w:color w:val="000000" w:themeColor="text1"/>
         </w:rPr>
-        <w:t>{{ financial_results.operating_expenses }}</w:t>
+        <w:t xml:space="preserve">{{ </w:t>
+      </w:r>
+      <w:proofErr w:type="spellStart"/>
+      <w:r>
+        <w:rPr>
+          <w:rFonts w:ascii="微軟正黑體" w:eastAsia="微軟正黑體" w:hAnsi="微軟正黑體" w:cs="Arial"/>
+          <w:color w:val="000000" w:themeColor="text1"/>
+        </w:rPr>
+        <w:t>financial_results.operating_expenses</w:t>
+      </w:r>
+      <w:proofErr w:type="spellEnd"/>
+      <w:r>
+        <w:rPr>
+          <w:rFonts w:ascii="微軟正黑體" w:eastAsia="微軟正黑體" w:hAnsi="微軟正黑體" w:cs="Arial"/>
+          <w:color w:val="000000" w:themeColor="text1"/>
+        </w:rPr>
+        <w:t xml:space="preserve"> }}</w:t>
       </w:r>
       <w:r>
         <w:rPr>
@@ -821,7 +1028,23 @@
           <w:rFonts w:ascii="微軟正黑體" w:eastAsia="微軟正黑體" w:hAnsi="微軟正黑體" w:cs="Arial"/>
           <w:color w:val="000000" w:themeColor="text1"/>
         </w:rPr>
-        <w:t>{{ financial_results.operating_expenses_qoq }}</w:t>
+        <w:t xml:space="preserve">{{ </w:t>
+      </w:r>
+      <w:proofErr w:type="spellStart"/>
+      <w:r>
+        <w:rPr>
+          <w:rFonts w:ascii="微軟正黑體" w:eastAsia="微軟正黑體" w:hAnsi="微軟正黑體" w:cs="Arial"/>
+          <w:color w:val="000000" w:themeColor="text1"/>
+        </w:rPr>
+        <w:t>financial_results.operating_expenses_qoq</w:t>
+      </w:r>
+      <w:proofErr w:type="spellEnd"/>
+      <w:r>
+        <w:rPr>
+          <w:rFonts w:ascii="微軟正黑體" w:eastAsia="微軟正黑體" w:hAnsi="微軟正黑體" w:cs="Arial"/>
+          <w:color w:val="000000" w:themeColor="text1"/>
+        </w:rPr>
+        <w:t xml:space="preserve"> }}</w:t>
       </w:r>
       <w:r>
         <w:rPr>
@@ -846,19 +1069,29 @@
           <w:rFonts w:ascii="微軟正黑體" w:eastAsia="微軟正黑體" w:hAnsi="微軟正黑體" w:cs="Arial"/>
           <w:color w:val="000000" w:themeColor="text1"/>
         </w:rPr>
-        <w:t>{{ financial_results.operating_expenses_yoy }}</w:t>
-      </w:r>
-      <w:r>
-        <w:rPr>
-          <w:rFonts w:ascii="微軟正黑體" w:eastAsia="微軟正黑體" w:hAnsi="微軟正黑體"/>
-        </w:rPr>
-        <w:t>%</w:t>
-      </w:r>
-      <w:r>
-        <w:rPr>
-          <w:rFonts w:ascii="微軟正黑體" w:eastAsia="微軟正黑體" w:hAnsi="微軟正黑體"/>
-        </w:rPr>
-        <w:t>。</w:t>
+        <w:t xml:space="preserve">{{ </w:t>
+      </w:r>
+      <w:proofErr w:type="spellStart"/>
+      <w:r>
+        <w:rPr>
+          <w:rFonts w:ascii="微軟正黑體" w:eastAsia="微軟正黑體" w:hAnsi="微軟正黑體" w:cs="Arial"/>
+          <w:color w:val="000000" w:themeColor="text1"/>
+        </w:rPr>
+        <w:t>financial_results.operating_expenses_yoy</w:t>
+      </w:r>
+      <w:proofErr w:type="spellEnd"/>
+      <w:r>
+        <w:rPr>
+          <w:rFonts w:ascii="微軟正黑體" w:eastAsia="微軟正黑體" w:hAnsi="微軟正黑體" w:cs="Arial"/>
+          <w:color w:val="000000" w:themeColor="text1"/>
+        </w:rPr>
+        <w:t xml:space="preserve"> }}</w:t>
+      </w:r>
+      <w:r>
+        <w:rPr>
+          <w:rFonts w:ascii="微軟正黑體" w:eastAsia="微軟正黑體" w:hAnsi="微軟正黑體"/>
+        </w:rPr>
+        <w:t>%。</w:t>
       </w:r>
     </w:p>
     <w:p>
@@ -886,64 +1119,88 @@
           <w:rFonts w:ascii="微軟正黑體" w:eastAsia="微軟正黑體" w:hAnsi="微軟正黑體"/>
         </w:rPr>
         <w:lastRenderedPageBreak/>
-        <w:t>在營業淨利方面，</w:t>
-      </w:r>
-      <w:r>
-        <w:rPr>
-          <w:rFonts w:ascii="微軟正黑體" w:eastAsia="微軟正黑體" w:hAnsi="微軟正黑體"/>
-        </w:rPr>
-        <w:t>本季營業淨利為</w:t>
-      </w:r>
-      <w:r>
-        <w:rPr>
-          <w:rFonts w:ascii="微軟正黑體" w:eastAsia="微軟正黑體" w:hAnsi="微軟正黑體" w:cs="Arial"/>
-          <w:color w:val="000000" w:themeColor="text1"/>
-        </w:rPr>
-        <w:t>{{ financial_results.operating_income }}</w:t>
-      </w:r>
-      <w:r>
-        <w:rPr>
-          <w:rFonts w:ascii="微軟正黑體" w:eastAsia="微軟正黑體" w:hAnsi="微軟正黑體"/>
-        </w:rPr>
-        <w:t>元，</w:t>
-      </w:r>
-      <w:r>
-        <w:rPr>
-          <w:rFonts w:ascii="微軟正黑體" w:eastAsia="微軟正黑體" w:hAnsi="微軟正黑體"/>
-        </w:rPr>
-        <w:t>較上一季</w:t>
-      </w:r>
-      <w:r>
-        <w:rPr>
-          <w:rFonts w:ascii="微軟正黑體" w:eastAsia="微軟正黑體" w:hAnsi="微軟正黑體" w:cs="Arial"/>
-          <w:color w:val="000000" w:themeColor="text1"/>
-        </w:rPr>
-        <w:t>{{ financial_results.operating_income_qoq }}</w:t>
-      </w:r>
-      <w:r>
-        <w:rPr>
-          <w:rFonts w:ascii="微軟正黑體" w:eastAsia="微軟正黑體" w:hAnsi="微軟正黑體"/>
-        </w:rPr>
-        <w:t>%</w:t>
-      </w:r>
-      <w:r>
-        <w:rPr>
-          <w:rFonts w:ascii="微軟正黑體" w:eastAsia="微軟正黑體" w:hAnsi="微軟正黑體"/>
-        </w:rPr>
-        <w:t>，</w:t>
-      </w:r>
-      <w:r>
-        <w:rPr>
-          <w:rFonts w:ascii="微軟正黑體" w:eastAsia="微軟正黑體" w:hAnsi="微軟正黑體"/>
-        </w:rPr>
-        <w:t>比去年同期</w:t>
-      </w:r>
-      <w:r>
-        <w:rPr>
-          <w:rFonts w:ascii="微軟正黑體" w:eastAsia="微軟正黑體" w:hAnsi="微軟正黑體" w:cs="Arial"/>
-          <w:color w:val="000000" w:themeColor="text1"/>
-        </w:rPr>
-        <w:t>{{ financial_results.operating_income_yoy }}</w:t>
+        <w:t>在營業淨利方面，本季營業淨利為</w:t>
+      </w:r>
+      <w:r>
+        <w:rPr>
+          <w:rFonts w:ascii="微軟正黑體" w:eastAsia="微軟正黑體" w:hAnsi="微軟正黑體" w:cs="Arial"/>
+          <w:color w:val="000000" w:themeColor="text1"/>
+        </w:rPr>
+        <w:t xml:space="preserve">{{ </w:t>
+      </w:r>
+      <w:proofErr w:type="spellStart"/>
+      <w:r>
+        <w:rPr>
+          <w:rFonts w:ascii="微軟正黑體" w:eastAsia="微軟正黑體" w:hAnsi="微軟正黑體" w:cs="Arial"/>
+          <w:color w:val="000000" w:themeColor="text1"/>
+        </w:rPr>
+        <w:t>financial_results.operating_income</w:t>
+      </w:r>
+      <w:proofErr w:type="spellEnd"/>
+      <w:r>
+        <w:rPr>
+          <w:rFonts w:ascii="微軟正黑體" w:eastAsia="微軟正黑體" w:hAnsi="微軟正黑體" w:cs="Arial"/>
+          <w:color w:val="000000" w:themeColor="text1"/>
+        </w:rPr>
+        <w:t xml:space="preserve"> }}</w:t>
+      </w:r>
+      <w:r>
+        <w:rPr>
+          <w:rFonts w:ascii="微軟正黑體" w:eastAsia="微軟正黑體" w:hAnsi="微軟正黑體"/>
+        </w:rPr>
+        <w:t>元，較上一季</w:t>
+      </w:r>
+      <w:r>
+        <w:rPr>
+          <w:rFonts w:ascii="微軟正黑體" w:eastAsia="微軟正黑體" w:hAnsi="微軟正黑體" w:cs="Arial"/>
+          <w:color w:val="000000" w:themeColor="text1"/>
+        </w:rPr>
+        <w:t xml:space="preserve">{{ </w:t>
+      </w:r>
+      <w:proofErr w:type="spellStart"/>
+      <w:r>
+        <w:rPr>
+          <w:rFonts w:ascii="微軟正黑體" w:eastAsia="微軟正黑體" w:hAnsi="微軟正黑體" w:cs="Arial"/>
+          <w:color w:val="000000" w:themeColor="text1"/>
+        </w:rPr>
+        <w:t>financial_results.operating_income_qoq</w:t>
+      </w:r>
+      <w:proofErr w:type="spellEnd"/>
+      <w:r>
+        <w:rPr>
+          <w:rFonts w:ascii="微軟正黑體" w:eastAsia="微軟正黑體" w:hAnsi="微軟正黑體" w:cs="Arial"/>
+          <w:color w:val="000000" w:themeColor="text1"/>
+        </w:rPr>
+        <w:t xml:space="preserve"> }}</w:t>
+      </w:r>
+      <w:r>
+        <w:rPr>
+          <w:rFonts w:ascii="微軟正黑體" w:eastAsia="微軟正黑體" w:hAnsi="微軟正黑體"/>
+        </w:rPr>
+        <w:t>%，比去年同期</w:t>
+      </w:r>
+      <w:r>
+        <w:rPr>
+          <w:rFonts w:ascii="微軟正黑體" w:eastAsia="微軟正黑體" w:hAnsi="微軟正黑體" w:cs="Arial"/>
+          <w:color w:val="000000" w:themeColor="text1"/>
+        </w:rPr>
+        <w:t xml:space="preserve">{{ </w:t>
+      </w:r>
+      <w:proofErr w:type="spellStart"/>
+      <w:r>
+        <w:rPr>
+          <w:rFonts w:ascii="微軟正黑體" w:eastAsia="微軟正黑體" w:hAnsi="微軟正黑體" w:cs="Arial"/>
+          <w:color w:val="000000" w:themeColor="text1"/>
+        </w:rPr>
+        <w:t>financial_results.operating_income_yoy</w:t>
+      </w:r>
+      <w:proofErr w:type="spellEnd"/>
+      <w:r>
+        <w:rPr>
+          <w:rFonts w:ascii="微軟正黑體" w:eastAsia="微軟正黑體" w:hAnsi="微軟正黑體" w:cs="Arial"/>
+          <w:color w:val="000000" w:themeColor="text1"/>
+        </w:rPr>
+        <w:t xml:space="preserve"> }}</w:t>
       </w:r>
       <w:r>
         <w:rPr>
@@ -956,7 +1213,15 @@
           <w:rFonts w:ascii="微軟正黑體" w:eastAsia="微軟正黑體" w:hAnsi="微軟正黑體" w:cs="Arial"/>
           <w:color w:val="000000" w:themeColor="text1"/>
         </w:rPr>
-        <w:t>{{ financial_results.operating_margin</w:t>
+        <w:t xml:space="preserve">{{ </w:t>
+      </w:r>
+      <w:proofErr w:type="spellStart"/>
+      <w:r>
+        <w:rPr>
+          <w:rFonts w:ascii="微軟正黑體" w:eastAsia="微軟正黑體" w:hAnsi="微軟正黑體" w:cs="Arial"/>
+          <w:color w:val="000000" w:themeColor="text1"/>
+        </w:rPr>
+        <w:t>financial_results.operating_margin</w:t>
       </w:r>
       <w:r>
         <w:rPr>
@@ -965,50 +1230,71 @@
         </w:rPr>
         <w:t>_qoq</w:t>
       </w:r>
-      <w:r>
-        <w:rPr>
-          <w:rFonts w:ascii="微軟正黑體" w:eastAsia="微軟正黑體" w:hAnsi="微軟正黑體" w:cs="Arial"/>
-          <w:color w:val="000000" w:themeColor="text1"/>
-        </w:rPr>
-        <w:t xml:space="preserve"> }}</w:t>
-      </w:r>
-      <w:r>
-        <w:rPr>
-          <w:rFonts w:ascii="微軟正黑體" w:eastAsia="微軟正黑體" w:hAnsi="微軟正黑體"/>
-        </w:rPr>
-        <w:t>個百分點為</w:t>
-      </w:r>
-      <w:r>
-        <w:rPr>
-          <w:rFonts w:ascii="微軟正黑體" w:eastAsia="微軟正黑體" w:hAnsi="微軟正黑體" w:cs="Arial"/>
-          <w:color w:val="000000" w:themeColor="text1"/>
-        </w:rPr>
-        <w:t>{{ financial_results.operating_margin }}</w:t>
-      </w:r>
-      <w:r>
-        <w:rPr>
-          <w:rFonts w:ascii="微軟正黑體" w:eastAsia="微軟正黑體" w:hAnsi="微軟正黑體"/>
-        </w:rPr>
-        <w:t>%</w:t>
-      </w:r>
-      <w:r>
-        <w:rPr>
-          <w:rFonts w:ascii="微軟正黑體" w:eastAsia="微軟正黑體" w:hAnsi="微軟正黑體"/>
-        </w:rPr>
-        <w:t>，</w:t>
-      </w:r>
-      <w:r>
-        <w:rPr>
-          <w:rFonts w:ascii="微軟正黑體" w:eastAsia="微軟正黑體" w:hAnsi="微軟正黑體"/>
-        </w:rPr>
-        <w:t>比去年同期</w:t>
-      </w:r>
-      <w:r>
-        <w:rPr>
-          <w:rFonts w:ascii="微軟正黑體" w:eastAsia="微軟正黑體" w:hAnsi="微軟正黑體" w:cs="Arial"/>
-          <w:color w:val="000000" w:themeColor="text1"/>
-        </w:rPr>
-        <w:t>{{ financial_results.operating_margin</w:t>
+      <w:proofErr w:type="spellEnd"/>
+      <w:r>
+        <w:rPr>
+          <w:rFonts w:ascii="微軟正黑體" w:eastAsia="微軟正黑體" w:hAnsi="微軟正黑體" w:cs="Arial"/>
+          <w:color w:val="000000" w:themeColor="text1"/>
+        </w:rPr>
+        <w:t xml:space="preserve"> }}</w:t>
+      </w:r>
+      <w:proofErr w:type="gramStart"/>
+      <w:r>
+        <w:rPr>
+          <w:rFonts w:ascii="微軟正黑體" w:eastAsia="微軟正黑體" w:hAnsi="微軟正黑體"/>
+        </w:rPr>
+        <w:t>個</w:t>
+      </w:r>
+      <w:proofErr w:type="gramEnd"/>
+      <w:r>
+        <w:rPr>
+          <w:rFonts w:ascii="微軟正黑體" w:eastAsia="微軟正黑體" w:hAnsi="微軟正黑體"/>
+        </w:rPr>
+        <w:t>百分點為</w:t>
+      </w:r>
+      <w:r>
+        <w:rPr>
+          <w:rFonts w:ascii="微軟正黑體" w:eastAsia="微軟正黑體" w:hAnsi="微軟正黑體" w:cs="Arial"/>
+          <w:color w:val="000000" w:themeColor="text1"/>
+        </w:rPr>
+        <w:t xml:space="preserve">{{ </w:t>
+      </w:r>
+      <w:proofErr w:type="spellStart"/>
+      <w:r>
+        <w:rPr>
+          <w:rFonts w:ascii="微軟正黑體" w:eastAsia="微軟正黑體" w:hAnsi="微軟正黑體" w:cs="Arial"/>
+          <w:color w:val="000000" w:themeColor="text1"/>
+        </w:rPr>
+        <w:t>financial_results.operating_margin</w:t>
+      </w:r>
+      <w:proofErr w:type="spellEnd"/>
+      <w:r>
+        <w:rPr>
+          <w:rFonts w:ascii="微軟正黑體" w:eastAsia="微軟正黑體" w:hAnsi="微軟正黑體" w:cs="Arial"/>
+          <w:color w:val="000000" w:themeColor="text1"/>
+        </w:rPr>
+        <w:t xml:space="preserve"> }}</w:t>
+      </w:r>
+      <w:r>
+        <w:rPr>
+          <w:rFonts w:ascii="微軟正黑體" w:eastAsia="微軟正黑體" w:hAnsi="微軟正黑體"/>
+        </w:rPr>
+        <w:t>%，比去年同期</w:t>
+      </w:r>
+      <w:r>
+        <w:rPr>
+          <w:rFonts w:ascii="微軟正黑體" w:eastAsia="微軟正黑體" w:hAnsi="微軟正黑體" w:cs="Arial"/>
+          <w:color w:val="000000" w:themeColor="text1"/>
+        </w:rPr>
+        <w:t xml:space="preserve">{{ </w:t>
+      </w:r>
+      <w:proofErr w:type="spellStart"/>
+      <w:r>
+        <w:rPr>
+          <w:rFonts w:ascii="微軟正黑體" w:eastAsia="微軟正黑體" w:hAnsi="微軟正黑體" w:cs="Arial"/>
+          <w:color w:val="000000" w:themeColor="text1"/>
+        </w:rPr>
+        <w:t>financial_results.operating_margin</w:t>
       </w:r>
       <w:r>
         <w:rPr>
@@ -1017,75 +1303,108 @@
         </w:rPr>
         <w:t>_yoy</w:t>
       </w:r>
-      <w:r>
-        <w:rPr>
-          <w:rFonts w:ascii="微軟正黑體" w:eastAsia="微軟正黑體" w:hAnsi="微軟正黑體" w:cs="Arial"/>
-          <w:color w:val="000000" w:themeColor="text1"/>
-        </w:rPr>
-        <w:t xml:space="preserve"> }}</w:t>
-      </w:r>
-      <w:r>
-        <w:rPr>
-          <w:rFonts w:ascii="微軟正黑體" w:eastAsia="微軟正黑體" w:hAnsi="微軟正黑體"/>
-        </w:rPr>
-        <w:t>個百分點。</w:t>
-      </w:r>
-      <w:r>
-        <w:rPr>
-          <w:rFonts w:ascii="微軟正黑體" w:eastAsia="微軟正黑體" w:hAnsi="微軟正黑體"/>
-        </w:rPr>
-        <w:t>本季淨利為</w:t>
-      </w:r>
-      <w:r>
-        <w:rPr>
-          <w:rFonts w:ascii="微軟正黑體" w:eastAsia="微軟正黑體" w:hAnsi="微軟正黑體" w:cs="Arial"/>
-          <w:color w:val="000000" w:themeColor="text1"/>
-        </w:rPr>
-        <w:t>{{ financial_results.net_income }}</w:t>
-      </w:r>
-      <w:r>
-        <w:rPr>
-          <w:rFonts w:ascii="微軟正黑體" w:eastAsia="微軟正黑體" w:hAnsi="微軟正黑體"/>
-        </w:rPr>
-        <w:t>元</w:t>
-      </w:r>
-      <w:r>
-        <w:rPr>
-          <w:rFonts w:ascii="微軟正黑體" w:eastAsia="微軟正黑體" w:hAnsi="微軟正黑體"/>
-        </w:rPr>
-        <w:t>，較上一季</w:t>
-      </w:r>
-      <w:r>
-        <w:rPr>
-          <w:rFonts w:ascii="微軟正黑體" w:eastAsia="微軟正黑體" w:hAnsi="微軟正黑體" w:cs="Arial"/>
-          <w:color w:val="000000" w:themeColor="text1"/>
-        </w:rPr>
-        <w:t>{{ financial_results.net_income_qoq }}</w:t>
-      </w:r>
-      <w:r>
-        <w:rPr>
-          <w:rFonts w:ascii="微軟正黑體" w:eastAsia="微軟正黑體" w:hAnsi="微軟正黑體"/>
-        </w:rPr>
-        <w:t>%</w:t>
-      </w:r>
-      <w:r>
-        <w:rPr>
-          <w:rFonts w:ascii="微軟正黑體" w:eastAsia="微軟正黑體" w:hAnsi="微軟正黑體"/>
-        </w:rPr>
-        <w:t>，</w:t>
-      </w:r>
-      <w:r>
-        <w:rPr>
-          <w:rFonts w:ascii="微軟正黑體" w:eastAsia="微軟正黑體" w:hAnsi="微軟正黑體"/>
-        </w:rPr>
-        <w:t>比去年同期</w:t>
-      </w:r>
-      <w:r>
-        <w:rPr>
-          <w:rFonts w:ascii="微軟正黑體" w:eastAsia="微軟正黑體" w:hAnsi="微軟正黑體" w:cs="Arial"/>
-          <w:color w:val="000000" w:themeColor="text1"/>
-        </w:rPr>
-        <w:t>{{ financial_results.net_income_yoy }}</w:t>
+      <w:proofErr w:type="spellEnd"/>
+      <w:r>
+        <w:rPr>
+          <w:rFonts w:ascii="微軟正黑體" w:eastAsia="微軟正黑體" w:hAnsi="微軟正黑體" w:cs="Arial"/>
+          <w:color w:val="000000" w:themeColor="text1"/>
+        </w:rPr>
+        <w:t xml:space="preserve"> }}</w:t>
+      </w:r>
+      <w:proofErr w:type="gramStart"/>
+      <w:r>
+        <w:rPr>
+          <w:rFonts w:ascii="微軟正黑體" w:eastAsia="微軟正黑體" w:hAnsi="微軟正黑體"/>
+        </w:rPr>
+        <w:t>個</w:t>
+      </w:r>
+      <w:proofErr w:type="gramEnd"/>
+      <w:r>
+        <w:rPr>
+          <w:rFonts w:ascii="微軟正黑體" w:eastAsia="微軟正黑體" w:hAnsi="微軟正黑體"/>
+        </w:rPr>
+        <w:t>百分點。本季淨利為</w:t>
+      </w:r>
+      <w:r>
+        <w:rPr>
+          <w:rFonts w:ascii="微軟正黑體" w:eastAsia="微軟正黑體" w:hAnsi="微軟正黑體" w:cs="Arial"/>
+          <w:color w:val="000000" w:themeColor="text1"/>
+        </w:rPr>
+        <w:t xml:space="preserve">{{ </w:t>
+      </w:r>
+      <w:proofErr w:type="spellStart"/>
+      <w:r>
+        <w:rPr>
+          <w:rFonts w:ascii="微軟正黑體" w:eastAsia="微軟正黑體" w:hAnsi="微軟正黑體" w:cs="Arial"/>
+          <w:color w:val="000000" w:themeColor="text1"/>
+        </w:rPr>
+        <w:t>financial_results.net_income</w:t>
+      </w:r>
+      <w:proofErr w:type="spellEnd"/>
+      <w:r>
+        <w:rPr>
+          <w:rFonts w:ascii="微軟正黑體" w:eastAsia="微軟正黑體" w:hAnsi="微軟正黑體" w:cs="Arial"/>
+          <w:color w:val="000000" w:themeColor="text1"/>
+        </w:rPr>
+        <w:t xml:space="preserve"> }}</w:t>
+      </w:r>
+      <w:r>
+        <w:rPr>
+          <w:rFonts w:ascii="微軟正黑體" w:eastAsia="微軟正黑體" w:hAnsi="微軟正黑體"/>
+        </w:rPr>
+        <w:t>元，較上一季</w:t>
+      </w:r>
+      <w:r>
+        <w:rPr>
+          <w:rFonts w:ascii="微軟正黑體" w:eastAsia="微軟正黑體" w:hAnsi="微軟正黑體" w:cs="Arial"/>
+          <w:color w:val="000000" w:themeColor="text1"/>
+        </w:rPr>
+        <w:t xml:space="preserve">{{ </w:t>
+      </w:r>
+      <w:proofErr w:type="spellStart"/>
+      <w:r>
+        <w:rPr>
+          <w:rFonts w:ascii="微軟正黑體" w:eastAsia="微軟正黑體" w:hAnsi="微軟正黑體" w:cs="Arial"/>
+          <w:color w:val="000000" w:themeColor="text1"/>
+        </w:rPr>
+        <w:t>financial_results.net_income_qoq</w:t>
+      </w:r>
+      <w:proofErr w:type="spellEnd"/>
+      <w:r>
+        <w:rPr>
+          <w:rFonts w:ascii="微軟正黑體" w:eastAsia="微軟正黑體" w:hAnsi="微軟正黑體" w:cs="Arial"/>
+          <w:color w:val="000000" w:themeColor="text1"/>
+        </w:rPr>
+        <w:t xml:space="preserve"> }}</w:t>
+      </w:r>
+      <w:r>
+        <w:rPr>
+          <w:rFonts w:ascii="微軟正黑體" w:eastAsia="微軟正黑體" w:hAnsi="微軟正黑體"/>
+        </w:rPr>
+        <w:t>%，比去年同期</w:t>
+      </w:r>
+      <w:r>
+        <w:rPr>
+          <w:rFonts w:ascii="微軟正黑體" w:eastAsia="微軟正黑體" w:hAnsi="微軟正黑體" w:cs="Arial"/>
+          <w:color w:val="000000" w:themeColor="text1"/>
+        </w:rPr>
+        <w:t xml:space="preserve">{{ </w:t>
+      </w:r>
+      <w:proofErr w:type="spellStart"/>
+      <w:r>
+        <w:rPr>
+          <w:rFonts w:ascii="微軟正黑體" w:eastAsia="微軟正黑體" w:hAnsi="微軟正黑體" w:cs="Arial"/>
+          <w:color w:val="000000" w:themeColor="text1"/>
+        </w:rPr>
+        <w:t>financial_results.net_income_yoy</w:t>
+      </w:r>
+      <w:proofErr w:type="spellEnd"/>
+      <w:r>
+        <w:rPr>
+          <w:rFonts w:ascii="微軟正黑體" w:eastAsia="微軟正黑體" w:hAnsi="微軟正黑體" w:cs="Arial"/>
+          <w:color w:val="000000" w:themeColor="text1"/>
+        </w:rPr>
+        <w:t xml:space="preserve"> }}</w:t>
       </w:r>
       <w:r>
         <w:rPr>
@@ -1130,7 +1449,21 @@
         <w:rPr>
           <w:rFonts w:ascii="微軟正黑體" w:eastAsia="微軟正黑體" w:hAnsi="微軟正黑體"/>
         </w:rPr>
-        <w:t>{{ this_year }}</w:t>
+        <w:t xml:space="preserve">{{ </w:t>
+      </w:r>
+      <w:proofErr w:type="spellStart"/>
+      <w:r>
+        <w:rPr>
+          <w:rFonts w:ascii="微軟正黑體" w:eastAsia="微軟正黑體" w:hAnsi="微軟正黑體"/>
+        </w:rPr>
+        <w:t>this_year</w:t>
+      </w:r>
+      <w:proofErr w:type="spellEnd"/>
+      <w:r>
+        <w:rPr>
+          <w:rFonts w:ascii="微軟正黑體" w:eastAsia="微軟正黑體" w:hAnsi="微軟正黑體"/>
+        </w:rPr>
+        <w:t xml:space="preserve"> }}</w:t>
       </w:r>
       <w:r>
         <w:rPr>
@@ -1142,32 +1475,44 @@
         <w:rPr>
           <w:rFonts w:ascii="微軟正黑體" w:eastAsia="微軟正黑體" w:hAnsi="微軟正黑體"/>
         </w:rPr>
-        <w:t>{{ this_quarter_</w:t>
-      </w:r>
-      <w:r>
-        <w:rPr>
-          <w:rFonts w:ascii="微軟正黑體" w:eastAsia="微軟正黑體" w:hAnsi="微軟正黑體"/>
-        </w:rPr>
-        <w:t>zh</w:t>
-      </w:r>
-      <w:r>
-        <w:rPr>
-          <w:rFonts w:ascii="微軟正黑體" w:eastAsia="微軟正黑體" w:hAnsi="微軟正黑體"/>
-        </w:rPr>
-        <w:t xml:space="preserve"> }}</w:t>
-      </w:r>
-      <w:r>
-        <w:rPr>
-          <w:rFonts w:ascii="微軟正黑體" w:eastAsia="微軟正黑體" w:hAnsi="微軟正黑體"/>
-        </w:rPr>
-        <w:t>的EPS為新台幣</w:t>
-      </w:r>
-      <w:r>
-        <w:rPr>
-          <w:rFonts w:ascii="微軟正黑體" w:eastAsia="微軟正黑體" w:hAnsi="微軟正黑體" w:cs="Arial"/>
-          <w:color w:val="000000" w:themeColor="text1"/>
-        </w:rPr>
-        <w:t>{{ financial_results.eps }}</w:t>
+        <w:t xml:space="preserve">{{ </w:t>
+      </w:r>
+      <w:proofErr w:type="spellStart"/>
+      <w:r>
+        <w:rPr>
+          <w:rFonts w:ascii="微軟正黑體" w:eastAsia="微軟正黑體" w:hAnsi="微軟正黑體"/>
+        </w:rPr>
+        <w:t>this_quarter_zh</w:t>
+      </w:r>
+      <w:proofErr w:type="spellEnd"/>
+      <w:r>
+        <w:rPr>
+          <w:rFonts w:ascii="微軟正黑體" w:eastAsia="微軟正黑體" w:hAnsi="微軟正黑體"/>
+        </w:rPr>
+        <w:t xml:space="preserve"> }}的EPS為新台幣</w:t>
+      </w:r>
+      <w:r>
+        <w:rPr>
+          <w:rFonts w:ascii="微軟正黑體" w:eastAsia="微軟正黑體" w:hAnsi="微軟正黑體" w:cs="Arial"/>
+          <w:color w:val="000000" w:themeColor="text1"/>
+        </w:rPr>
+        <w:t xml:space="preserve">{{ </w:t>
+      </w:r>
+      <w:proofErr w:type="spellStart"/>
+      <w:r>
+        <w:rPr>
+          <w:rFonts w:ascii="微軟正黑體" w:eastAsia="微軟正黑體" w:hAnsi="微軟正黑體" w:cs="Arial"/>
+          <w:color w:val="000000" w:themeColor="text1"/>
+        </w:rPr>
+        <w:t>financial_results.eps</w:t>
+      </w:r>
+      <w:proofErr w:type="spellEnd"/>
+      <w:r>
+        <w:rPr>
+          <w:rFonts w:ascii="微軟正黑體" w:eastAsia="微軟正黑體" w:hAnsi="微軟正黑體" w:cs="Arial"/>
+          <w:color w:val="000000" w:themeColor="text1"/>
+        </w:rPr>
+        <w:t xml:space="preserve"> }}</w:t>
       </w:r>
       <w:r>
         <w:rPr>
@@ -1201,13 +1546,7 @@
         <w:rPr>
           <w:rFonts w:ascii="微軟正黑體" w:eastAsia="微軟正黑體" w:hAnsi="微軟正黑體"/>
         </w:rPr>
-        <w:t>在總體營收中，我們分授權金及權利金來做說明</w:t>
-      </w:r>
-      <w:r>
-        <w:rPr>
-          <w:rFonts w:ascii="微軟正黑體" w:eastAsia="微軟正黑體" w:hAnsi="微軟正黑體"/>
-        </w:rPr>
-        <w:t>：</w:t>
+        <w:t>在總體營收中，我們分授權金及權利金來做說明：</w:t>
       </w:r>
     </w:p>
     <w:p>
@@ -1215,7 +1554,7 @@
         <w:pStyle w:val="a5"/>
         <w:numPr>
           <w:ilvl w:val="0"/>
-          <w:numId w:val="1"/>
+          <w:numId w:val="10"/>
         </w:numPr>
         <w:adjustRightInd w:val="0"/>
         <w:snapToGrid w:val="0"/>
@@ -1229,82 +1568,214 @@
         <w:rPr>
           <w:rFonts w:ascii="微軟正黑體" w:eastAsia="微軟正黑體" w:hAnsi="微軟正黑體"/>
         </w:rPr>
-        <w:t>首先，</w:t>
-      </w:r>
-      <w:r>
-        <w:rPr>
-          <w:rFonts w:ascii="微軟正黑體" w:eastAsia="微軟正黑體" w:hAnsi="微軟正黑體"/>
-        </w:rPr>
-        <w:t>{{ this_quarter_</w:t>
-      </w:r>
-      <w:r>
-        <w:rPr>
-          <w:rFonts w:ascii="微軟正黑體" w:eastAsia="微軟正黑體" w:hAnsi="微軟正黑體"/>
-        </w:rPr>
-        <w:t>zh</w:t>
-      </w:r>
-      <w:r>
-        <w:rPr>
-          <w:rFonts w:ascii="微軟正黑體" w:eastAsia="微軟正黑體" w:hAnsi="微軟正黑體"/>
-        </w:rPr>
-        <w:t xml:space="preserve"> }}</w:t>
-      </w:r>
-      <w:r>
-        <w:rPr>
-          <w:rFonts w:ascii="微軟正黑體" w:eastAsia="微軟正黑體" w:hAnsi="微軟正黑體"/>
-        </w:rPr>
-        <w:t>的授權金佔本季營收</w:t>
-      </w:r>
-      <w:r>
-        <w:rPr>
-          <w:rFonts w:ascii="微軟正黑體" w:eastAsia="微軟正黑體" w:hAnsi="微軟正黑體" w:cs="Arial"/>
-          <w:color w:val="000000" w:themeColor="text1"/>
-        </w:rPr>
-        <w:t>{{ revenue_streams.licensing }}</w:t>
-      </w:r>
-      <w:r>
-        <w:rPr>
-          <w:rFonts w:ascii="微軟正黑體" w:eastAsia="微軟正黑體" w:hAnsi="微軟正黑體"/>
-        </w:rPr>
-        <w:t>%</w:t>
-      </w:r>
-      <w:r>
-        <w:rPr>
-          <w:rFonts w:ascii="微軟正黑體" w:eastAsia="微軟正黑體" w:hAnsi="微軟正黑體"/>
-        </w:rPr>
-        <w:t>，金額較上一季</w:t>
-      </w:r>
-      <w:r>
-        <w:rPr>
-          <w:rFonts w:ascii="微軟正黑體" w:eastAsia="微軟正黑體" w:hAnsi="微軟正黑體" w:cs="Arial"/>
-          <w:color w:val="000000" w:themeColor="text1"/>
-        </w:rPr>
-        <w:t>{{ revenue_streams.licensing_qoq }}</w:t>
-      </w:r>
-      <w:r>
-        <w:rPr>
-          <w:rFonts w:ascii="微軟正黑體" w:eastAsia="微軟正黑體" w:hAnsi="微軟正黑體"/>
-        </w:rPr>
-        <w:t>%</w:t>
-      </w:r>
-      <w:r>
-        <w:rPr>
-          <w:rFonts w:ascii="微軟正黑體" w:eastAsia="微軟正黑體" w:hAnsi="微軟正黑體"/>
-        </w:rPr>
-        <w:t>，</w:t>
-      </w:r>
-      <w:r>
-        <w:rPr>
-          <w:rFonts w:ascii="微軟正黑體" w:eastAsia="微軟正黑體" w:hAnsi="微軟正黑體"/>
-        </w:rPr>
-        <w:t>比去年同期</w:t>
-      </w:r>
-      <w:r>
-        <w:rPr>
-          <w:rFonts w:ascii="微軟正黑體" w:eastAsia="微軟正黑體" w:hAnsi="微軟正黑體" w:cs="Arial"/>
-          <w:color w:val="000000" w:themeColor="text1"/>
-        </w:rPr>
-        <w:t>{{ revenue_streams.licensing_yoy }}</w:t>
+        <w:t xml:space="preserve">首先，{{ </w:t>
+      </w:r>
+      <w:proofErr w:type="spellStart"/>
+      <w:r>
+        <w:rPr>
+          <w:rFonts w:ascii="微軟正黑體" w:eastAsia="微軟正黑體" w:hAnsi="微軟正黑體"/>
+        </w:rPr>
+        <w:t>this_quarter_zh</w:t>
+      </w:r>
+      <w:proofErr w:type="spellEnd"/>
+      <w:r>
+        <w:rPr>
+          <w:rFonts w:ascii="微軟正黑體" w:eastAsia="微軟正黑體" w:hAnsi="微軟正黑體"/>
+        </w:rPr>
+        <w:t xml:space="preserve"> }}的授權金</w:t>
+      </w:r>
+      <w:proofErr w:type="gramStart"/>
+      <w:r>
+        <w:rPr>
+          <w:rFonts w:ascii="微軟正黑體" w:eastAsia="微軟正黑體" w:hAnsi="微軟正黑體"/>
+        </w:rPr>
+        <w:t>佔</w:t>
+      </w:r>
+      <w:proofErr w:type="gramEnd"/>
+      <w:r>
+        <w:rPr>
+          <w:rFonts w:ascii="微軟正黑體" w:eastAsia="微軟正黑體" w:hAnsi="微軟正黑體"/>
+        </w:rPr>
+        <w:t>本季營收</w:t>
+      </w:r>
+      <w:r>
+        <w:rPr>
+          <w:rFonts w:ascii="微軟正黑體" w:eastAsia="微軟正黑體" w:hAnsi="微軟正黑體" w:cs="Arial"/>
+          <w:color w:val="000000" w:themeColor="text1"/>
+        </w:rPr>
+        <w:t xml:space="preserve">{{ </w:t>
+      </w:r>
+      <w:proofErr w:type="spellStart"/>
+      <w:r>
+        <w:rPr>
+          <w:rFonts w:ascii="微軟正黑體" w:eastAsia="微軟正黑體" w:hAnsi="微軟正黑體" w:cs="Arial"/>
+          <w:color w:val="000000" w:themeColor="text1"/>
+        </w:rPr>
+        <w:t>revenue_streams.licensing</w:t>
+      </w:r>
+      <w:proofErr w:type="spellEnd"/>
+      <w:r>
+        <w:rPr>
+          <w:rFonts w:ascii="微軟正黑體" w:eastAsia="微軟正黑體" w:hAnsi="微軟正黑體" w:cs="Arial"/>
+          <w:color w:val="000000" w:themeColor="text1"/>
+        </w:rPr>
+        <w:t xml:space="preserve"> }}</w:t>
+      </w:r>
+      <w:r>
+        <w:rPr>
+          <w:rFonts w:ascii="微軟正黑體" w:eastAsia="微軟正黑體" w:hAnsi="微軟正黑體"/>
+        </w:rPr>
+        <w:t>%，金</w:t>
+      </w:r>
+      <w:r>
+        <w:rPr>
+          <w:rFonts w:ascii="微軟正黑體" w:eastAsia="微軟正黑體" w:hAnsi="微軟正黑體"/>
+        </w:rPr>
+        <w:t>額較上一季</w:t>
+      </w:r>
+      <w:r>
+        <w:rPr>
+          <w:rFonts w:ascii="微軟正黑體" w:eastAsia="微軟正黑體" w:hAnsi="微軟正黑體" w:cs="Arial"/>
+          <w:color w:val="000000" w:themeColor="text1"/>
+        </w:rPr>
+        <w:t xml:space="preserve">{{ </w:t>
+      </w:r>
+      <w:proofErr w:type="spellStart"/>
+      <w:r>
+        <w:rPr>
+          <w:rFonts w:ascii="微軟正黑體" w:eastAsia="微軟正黑體" w:hAnsi="微軟正黑體" w:cs="Arial"/>
+          <w:color w:val="000000" w:themeColor="text1"/>
+        </w:rPr>
+        <w:t>revenue_streams.licensing_qoq</w:t>
+      </w:r>
+      <w:proofErr w:type="spellEnd"/>
+      <w:r>
+        <w:rPr>
+          <w:rFonts w:ascii="微軟正黑體" w:eastAsia="微軟正黑體" w:hAnsi="微軟正黑體" w:cs="Arial"/>
+          <w:color w:val="000000" w:themeColor="text1"/>
+        </w:rPr>
+        <w:t xml:space="preserve"> }}</w:t>
+      </w:r>
+      <w:r>
+        <w:rPr>
+          <w:rFonts w:ascii="微軟正黑體" w:eastAsia="微軟正黑體" w:hAnsi="微軟正黑體"/>
+        </w:rPr>
+        <w:t>%，比去年同期</w:t>
+      </w:r>
+      <w:r>
+        <w:rPr>
+          <w:rFonts w:ascii="微軟正黑體" w:eastAsia="微軟正黑體" w:hAnsi="微軟正黑體" w:cs="Arial"/>
+          <w:color w:val="000000" w:themeColor="text1"/>
+        </w:rPr>
+        <w:t xml:space="preserve">{{ </w:t>
+      </w:r>
+      <w:proofErr w:type="spellStart"/>
+      <w:r>
+        <w:rPr>
+          <w:rFonts w:ascii="微軟正黑體" w:eastAsia="微軟正黑體" w:hAnsi="微軟正黑體" w:cs="Arial"/>
+          <w:color w:val="000000" w:themeColor="text1"/>
+        </w:rPr>
+        <w:t>revenue_streams.licensing_yoy</w:t>
+      </w:r>
+      <w:proofErr w:type="spellEnd"/>
+      <w:r>
+        <w:rPr>
+          <w:rFonts w:ascii="微軟正黑體" w:eastAsia="微軟正黑體" w:hAnsi="微軟正黑體" w:cs="Arial"/>
+          <w:color w:val="000000" w:themeColor="text1"/>
+        </w:rPr>
+        <w:t xml:space="preserve"> }}</w:t>
+      </w:r>
+      <w:r>
+        <w:rPr>
+          <w:rFonts w:ascii="微軟正黑體" w:eastAsia="微軟正黑體" w:hAnsi="微軟正黑體"/>
+        </w:rPr>
+        <w:t>%。</w:t>
+      </w:r>
+      <w:r>
+        <w:rPr>
+          <w:rFonts w:ascii="微軟正黑體" w:eastAsia="微軟正黑體" w:hAnsi="微軟正黑體"/>
+        </w:rPr>
+        <w:t>以美元計算，</w:t>
+      </w:r>
+      <w:r>
+        <w:rPr>
+          <w:rFonts w:ascii="微軟正黑體" w:eastAsia="微軟正黑體" w:hAnsi="微軟正黑體" w:cs="Arial"/>
+          <w:color w:val="000000" w:themeColor="text1"/>
+        </w:rPr>
+        <w:t xml:space="preserve">{{ </w:t>
+      </w:r>
+      <w:proofErr w:type="spellStart"/>
+      <w:r>
+        <w:rPr>
+          <w:rFonts w:ascii="微軟正黑體" w:eastAsia="微軟正黑體" w:hAnsi="微軟正黑體" w:cs="Arial"/>
+          <w:color w:val="000000" w:themeColor="text1"/>
+        </w:rPr>
+        <w:t>revenue_streams.licensing_</w:t>
+      </w:r>
+      <w:r>
+        <w:rPr>
+          <w:rFonts w:ascii="微軟正黑體" w:eastAsia="微軟正黑體" w:hAnsi="微軟正黑體" w:cs="Arial" w:hint="eastAsia"/>
+          <w:color w:val="000000" w:themeColor="text1"/>
+        </w:rPr>
+        <w:t>q</w:t>
+      </w:r>
+      <w:r>
+        <w:rPr>
+          <w:rFonts w:ascii="微軟正黑體" w:eastAsia="微軟正黑體" w:hAnsi="微軟正黑體" w:cs="Arial"/>
+          <w:color w:val="000000" w:themeColor="text1"/>
+        </w:rPr>
+        <w:t>o</w:t>
+      </w:r>
+      <w:r>
+        <w:rPr>
+          <w:rFonts w:ascii="微軟正黑體" w:eastAsia="微軟正黑體" w:hAnsi="微軟正黑體" w:cs="Arial" w:hint="eastAsia"/>
+          <w:color w:val="000000" w:themeColor="text1"/>
+        </w:rPr>
+        <w:t>q_us</w:t>
+      </w:r>
+      <w:proofErr w:type="spellEnd"/>
+      <w:r>
+        <w:rPr>
+          <w:rFonts w:ascii="微軟正黑體" w:eastAsia="微軟正黑體" w:hAnsi="微軟正黑體" w:cs="Arial"/>
+          <w:color w:val="000000" w:themeColor="text1"/>
+        </w:rPr>
+        <w:t xml:space="preserve"> }}</w:t>
+      </w:r>
+      <w:r>
+        <w:rPr>
+          <w:rFonts w:ascii="微軟正黑體" w:eastAsia="微軟正黑體" w:hAnsi="微軟正黑體"/>
+        </w:rPr>
+        <w:t>%，</w:t>
+      </w:r>
+      <w:r>
+        <w:rPr>
+          <w:rFonts w:ascii="微軟正黑體" w:eastAsia="微軟正黑體" w:hAnsi="微軟正黑體" w:cs="Arial"/>
+          <w:color w:val="000000" w:themeColor="text1"/>
+        </w:rPr>
+        <w:t xml:space="preserve">{{ </w:t>
+      </w:r>
+      <w:proofErr w:type="spellStart"/>
+      <w:r>
+        <w:rPr>
+          <w:rFonts w:ascii="微軟正黑體" w:eastAsia="微軟正黑體" w:hAnsi="微軟正黑體" w:cs="Arial"/>
+          <w:color w:val="000000" w:themeColor="text1"/>
+        </w:rPr>
+        <w:t>revenue_streams.licensing_yoy</w:t>
+      </w:r>
+      <w:r>
+        <w:rPr>
+          <w:rFonts w:ascii="微軟正黑體" w:eastAsia="微軟正黑體" w:hAnsi="微軟正黑體" w:cs="Arial" w:hint="eastAsia"/>
+          <w:color w:val="000000" w:themeColor="text1"/>
+        </w:rPr>
+        <w:t>_us</w:t>
+      </w:r>
+      <w:proofErr w:type="spellEnd"/>
+      <w:r>
+        <w:rPr>
+          <w:rFonts w:ascii="微軟正黑體" w:eastAsia="微軟正黑體" w:hAnsi="微軟正黑體" w:cs="Arial"/>
+          <w:color w:val="000000" w:themeColor="text1"/>
+        </w:rPr>
+        <w:t xml:space="preserve"> }}</w:t>
       </w:r>
       <w:r>
         <w:rPr>
@@ -1318,7 +1789,7 @@
         <w:pStyle w:val="a5"/>
         <w:numPr>
           <w:ilvl w:val="0"/>
-          <w:numId w:val="1"/>
+          <w:numId w:val="10"/>
         </w:numPr>
         <w:adjustRightInd w:val="0"/>
         <w:snapToGrid w:val="0"/>
@@ -1332,14 +1803,36 @@
         <w:rPr>
           <w:rFonts w:ascii="微軟正黑體" w:eastAsia="微軟正黑體" w:hAnsi="微軟正黑體"/>
         </w:rPr>
-        <w:t>在權利金方面，權利金佔營收比重為</w:t>
-      </w:r>
-      <w:r>
-        <w:rPr>
-          <w:rFonts w:ascii="微軟正黑體" w:eastAsia="微軟正黑體" w:hAnsi="微軟正黑體" w:cs="Arial"/>
-          <w:color w:val="000000" w:themeColor="text1"/>
-        </w:rPr>
-        <w:t>{{ revenue_streams.royalt</w:t>
+        <w:t>在權利金方面，權利金</w:t>
+      </w:r>
+      <w:proofErr w:type="gramStart"/>
+      <w:r>
+        <w:rPr>
+          <w:rFonts w:ascii="微軟正黑體" w:eastAsia="微軟正黑體" w:hAnsi="微軟正黑體"/>
+        </w:rPr>
+        <w:t>佔</w:t>
+      </w:r>
+      <w:proofErr w:type="gramEnd"/>
+      <w:r>
+        <w:rPr>
+          <w:rFonts w:ascii="微軟正黑體" w:eastAsia="微軟正黑體" w:hAnsi="微軟正黑體"/>
+        </w:rPr>
+        <w:t>營收比重為</w:t>
+      </w:r>
+      <w:r>
+        <w:rPr>
+          <w:rFonts w:ascii="微軟正黑體" w:eastAsia="微軟正黑體" w:hAnsi="微軟正黑體" w:cs="Arial"/>
+          <w:color w:val="000000" w:themeColor="text1"/>
+        </w:rPr>
+        <w:t xml:space="preserve">{{ </w:t>
+      </w:r>
+      <w:proofErr w:type="spellStart"/>
+      <w:r>
+        <w:rPr>
+          <w:rFonts w:ascii="微軟正黑體" w:eastAsia="微軟正黑體" w:hAnsi="微軟正黑體" w:cs="Arial"/>
+          <w:color w:val="000000" w:themeColor="text1"/>
+        </w:rPr>
+        <w:t>revenue_streams.royalt</w:t>
       </w:r>
       <w:r>
         <w:rPr>
@@ -1348,6 +1841,7 @@
         </w:rPr>
         <w:t>y</w:t>
       </w:r>
+      <w:proofErr w:type="spellEnd"/>
       <w:r>
         <w:rPr>
           <w:rFonts w:ascii="微軟正黑體" w:eastAsia="微軟正黑體" w:hAnsi="微軟正黑體" w:cs="Arial"/>
@@ -1366,7 +1860,15 @@
           <w:rFonts w:ascii="微軟正黑體" w:eastAsia="微軟正黑體" w:hAnsi="微軟正黑體" w:cs="Arial"/>
           <w:color w:val="000000" w:themeColor="text1"/>
         </w:rPr>
-        <w:t>{{ revenue_streams.royalt</w:t>
+        <w:t xml:space="preserve">{{ </w:t>
+      </w:r>
+      <w:proofErr w:type="spellStart"/>
+      <w:r>
+        <w:rPr>
+          <w:rFonts w:ascii="微軟正黑體" w:eastAsia="微軟正黑體" w:hAnsi="微軟正黑體" w:cs="Arial"/>
+          <w:color w:val="000000" w:themeColor="text1"/>
+        </w:rPr>
+        <w:t>revenue_streams.royalt</w:t>
       </w:r>
       <w:r>
         <w:rPr>
@@ -1380,7 +1882,15 @@
           <w:rFonts w:ascii="微軟正黑體" w:eastAsia="微軟正黑體" w:hAnsi="微軟正黑體" w:cs="Arial"/>
           <w:color w:val="000000" w:themeColor="text1"/>
         </w:rPr>
-        <w:t>_qoq }}</w:t>
+        <w:t>_qoq</w:t>
+      </w:r>
+      <w:proofErr w:type="spellEnd"/>
+      <w:r>
+        <w:rPr>
+          <w:rFonts w:ascii="微軟正黑體" w:eastAsia="微軟正黑體" w:hAnsi="微軟正黑體" w:cs="Arial"/>
+          <w:color w:val="000000" w:themeColor="text1"/>
+        </w:rPr>
+        <w:t xml:space="preserve"> }}</w:t>
       </w:r>
       <w:r>
         <w:rPr>
@@ -1393,7 +1903,15 @@
           <w:rFonts w:ascii="微軟正黑體" w:eastAsia="微軟正黑體" w:hAnsi="微軟正黑體" w:cs="Arial"/>
           <w:color w:val="000000" w:themeColor="text1"/>
         </w:rPr>
-        <w:t>{{ revenue_streams.royalt</w:t>
+        <w:t xml:space="preserve">{{ </w:t>
+      </w:r>
+      <w:proofErr w:type="spellStart"/>
+      <w:r>
+        <w:rPr>
+          <w:rFonts w:ascii="微軟正黑體" w:eastAsia="微軟正黑體" w:hAnsi="微軟正黑體" w:cs="Arial"/>
+          <w:color w:val="000000" w:themeColor="text1"/>
+        </w:rPr>
+        <w:t>revenue_streams.royalt</w:t>
       </w:r>
       <w:r>
         <w:rPr>
@@ -1407,7 +1925,135 @@
           <w:rFonts w:ascii="微軟正黑體" w:eastAsia="微軟正黑體" w:hAnsi="微軟正黑體" w:cs="Arial"/>
           <w:color w:val="000000" w:themeColor="text1"/>
         </w:rPr>
-        <w:t>_yoy }}</w:t>
+        <w:t>_yoy</w:t>
+      </w:r>
+      <w:proofErr w:type="spellEnd"/>
+      <w:r>
+        <w:rPr>
+          <w:rFonts w:ascii="微軟正黑體" w:eastAsia="微軟正黑體" w:hAnsi="微軟正黑體" w:cs="Arial"/>
+          <w:color w:val="000000" w:themeColor="text1"/>
+        </w:rPr>
+        <w:t xml:space="preserve"> }}</w:t>
+      </w:r>
+      <w:r>
+        <w:rPr>
+          <w:rFonts w:ascii="微軟正黑體" w:eastAsia="微軟正黑體" w:hAnsi="微軟正黑體"/>
+        </w:rPr>
+        <w:t>%。</w:t>
+      </w:r>
+      <w:r>
+        <w:rPr>
+          <w:rFonts w:ascii="微軟正黑體" w:eastAsia="微軟正黑體" w:hAnsi="微軟正黑體"/>
+        </w:rPr>
+        <w:t>以美元計算，</w:t>
+      </w:r>
+      <w:r>
+        <w:rPr>
+          <w:rFonts w:ascii="微軟正黑體" w:eastAsia="微軟正黑體" w:hAnsi="微軟正黑體" w:cs="Arial"/>
+          <w:color w:val="000000" w:themeColor="text1"/>
+        </w:rPr>
+        <w:t xml:space="preserve">{{ </w:t>
+      </w:r>
+      <w:proofErr w:type="spellStart"/>
+      <w:r>
+        <w:rPr>
+          <w:rFonts w:ascii="微軟正黑體" w:eastAsia="微軟正黑體" w:hAnsi="微軟正黑體" w:cs="Arial"/>
+          <w:color w:val="000000" w:themeColor="text1"/>
+        </w:rPr>
+        <w:t>revenue_streams.royalt</w:t>
+      </w:r>
+      <w:r>
+        <w:rPr>
+          <w:rFonts w:ascii="微軟正黑體" w:eastAsia="微軟正黑體" w:hAnsi="微軟正黑體" w:cs="Arial" w:hint="eastAsia"/>
+          <w:color w:val="000000" w:themeColor="text1"/>
+        </w:rPr>
+        <w:t>y</w:t>
+      </w:r>
+      <w:r>
+        <w:rPr>
+          <w:rFonts w:ascii="微軟正黑體" w:eastAsia="微軟正黑體" w:hAnsi="微軟正黑體" w:cs="Arial"/>
+          <w:color w:val="000000" w:themeColor="text1"/>
+        </w:rPr>
+        <w:t>_qoq</w:t>
+      </w:r>
+      <w:r>
+        <w:rPr>
+          <w:rFonts w:ascii="微軟正黑體" w:eastAsia="微軟正黑體" w:hAnsi="微軟正黑體" w:cs="Arial" w:hint="eastAsia"/>
+          <w:color w:val="000000" w:themeColor="text1"/>
+        </w:rPr>
+        <w:t>_us</w:t>
+      </w:r>
+      <w:proofErr w:type="spellEnd"/>
+      <w:r>
+        <w:rPr>
+          <w:rFonts w:ascii="微軟正黑體" w:eastAsia="微軟正黑體" w:hAnsi="微軟正黑體" w:cs="Arial"/>
+          <w:color w:val="000000" w:themeColor="text1"/>
+        </w:rPr>
+        <w:t xml:space="preserve"> }}</w:t>
+      </w:r>
+      <w:r>
+        <w:rPr>
+          <w:rFonts w:ascii="微軟正黑體" w:eastAsia="微軟正黑體" w:hAnsi="微軟正黑體"/>
+        </w:rPr>
+        <w:t>%，</w:t>
+      </w:r>
+      <w:r>
+        <w:rPr>
+          <w:rFonts w:ascii="微軟正黑體" w:eastAsia="微軟正黑體" w:hAnsi="微軟正黑體" w:cs="Arial"/>
+          <w:color w:val="000000" w:themeColor="text1"/>
+        </w:rPr>
+        <w:t xml:space="preserve">{{ </w:t>
+      </w:r>
+      <w:proofErr w:type="spellStart"/>
+      <w:r>
+        <w:rPr>
+          <w:rFonts w:ascii="微軟正黑體" w:eastAsia="微軟正黑體" w:hAnsi="微軟正黑體" w:cs="Arial"/>
+          <w:color w:val="000000" w:themeColor="text1"/>
+        </w:rPr>
+        <w:t>revenue_streams.royalt</w:t>
+      </w:r>
+      <w:r>
+        <w:rPr>
+          <w:rFonts w:ascii="微軟正黑體" w:eastAsia="微軟正黑體" w:hAnsi="微軟正黑體" w:cs="Arial" w:hint="eastAsia"/>
+          <w:color w:val="000000" w:themeColor="text1"/>
+        </w:rPr>
+        <w:t>y</w:t>
+      </w:r>
+      <w:r>
+        <w:rPr>
+          <w:rFonts w:ascii="微軟正黑體" w:eastAsia="微軟正黑體" w:hAnsi="微軟正黑體" w:cs="Arial"/>
+          <w:color w:val="000000" w:themeColor="text1"/>
+        </w:rPr>
+        <w:t>_</w:t>
+      </w:r>
+      <w:r>
+        <w:rPr>
+          <w:rFonts w:ascii="微軟正黑體" w:eastAsia="微軟正黑體" w:hAnsi="微軟正黑體" w:cs="Arial" w:hint="eastAsia"/>
+          <w:color w:val="000000" w:themeColor="text1"/>
+        </w:rPr>
+        <w:t>y</w:t>
+      </w:r>
+      <w:r>
+        <w:rPr>
+          <w:rFonts w:ascii="微軟正黑體" w:eastAsia="微軟正黑體" w:hAnsi="微軟正黑體" w:cs="Arial"/>
+          <w:color w:val="000000" w:themeColor="text1"/>
+        </w:rPr>
+        <w:t>o</w:t>
+      </w:r>
+      <w:r>
+        <w:rPr>
+          <w:rFonts w:ascii="微軟正黑體" w:eastAsia="微軟正黑體" w:hAnsi="微軟正黑體" w:cs="Arial" w:hint="eastAsia"/>
+          <w:color w:val="000000" w:themeColor="text1"/>
+        </w:rPr>
+        <w:t>y_us</w:t>
+      </w:r>
+      <w:proofErr w:type="spellEnd"/>
+      <w:r>
+        <w:rPr>
+          <w:rFonts w:ascii="微軟正黑體" w:eastAsia="微軟正黑體" w:hAnsi="微軟正黑體" w:cs="Arial"/>
+          <w:color w:val="000000" w:themeColor="text1"/>
+        </w:rPr>
+        <w:t xml:space="preserve"> }}</w:t>
       </w:r>
       <w:r>
         <w:rPr>
@@ -1421,7 +2067,7 @@
         <w:pStyle w:val="a5"/>
         <w:numPr>
           <w:ilvl w:val="0"/>
-          <w:numId w:val="1"/>
+          <w:numId w:val="10"/>
         </w:numPr>
         <w:adjustRightInd w:val="0"/>
         <w:snapToGrid w:val="0"/>
@@ -1435,50 +2081,50 @@
         <w:rPr>
           <w:rFonts w:ascii="微軟正黑體" w:eastAsia="微軟正黑體" w:hAnsi="微軟正黑體"/>
         </w:rPr>
-        <w:t>{{ this_year }}</w:t>
-      </w:r>
-      <w:r>
-        <w:rPr>
-          <w:rFonts w:ascii="微軟正黑體" w:eastAsia="微軟正黑體" w:hAnsi="微軟正黑體"/>
-        </w:rPr>
-        <w:t>{{ this_quarter_</w:t>
-      </w:r>
-      <w:r>
-        <w:rPr>
-          <w:rFonts w:ascii="微軟正黑體" w:eastAsia="微軟正黑體" w:hAnsi="微軟正黑體"/>
-        </w:rPr>
-        <w:t>zh</w:t>
-      </w:r>
-      <w:r>
-        <w:rPr>
-          <w:rFonts w:ascii="微軟正黑體" w:eastAsia="微軟正黑體" w:hAnsi="微軟正黑體"/>
-        </w:rPr>
-        <w:t xml:space="preserve"> }}</w:t>
-      </w:r>
-      <w:r>
-        <w:rPr>
-          <w:rFonts w:ascii="微軟正黑體" w:eastAsia="微軟正黑體" w:hAnsi="微軟正黑體"/>
-        </w:rPr>
-        <w:t>的</w:t>
-      </w:r>
-      <w:r>
-        <w:rPr>
-          <w:rFonts w:ascii="微軟正黑體" w:eastAsia="微軟正黑體" w:hAnsi="微軟正黑體"/>
-        </w:rPr>
-        <w:t>總營收</w:t>
-      </w:r>
-      <w:r>
-        <w:rPr>
-          <w:rFonts w:ascii="微軟正黑體" w:eastAsia="微軟正黑體" w:hAnsi="微軟正黑體"/>
-        </w:rPr>
-        <w:t>比上一季</w:t>
-      </w:r>
-      <w:r>
-        <w:rPr>
-          <w:rFonts w:ascii="微軟正黑體" w:eastAsia="微軟正黑體" w:hAnsi="微軟正黑體" w:cs="Arial"/>
-          <w:color w:val="000000" w:themeColor="text1"/>
-        </w:rPr>
-        <w:t>{{ revenue_streams.</w:t>
+        <w:t xml:space="preserve">{{ </w:t>
+      </w:r>
+      <w:proofErr w:type="spellStart"/>
+      <w:r>
+        <w:rPr>
+          <w:rFonts w:ascii="微軟正黑體" w:eastAsia="微軟正黑體" w:hAnsi="微軟正黑體"/>
+        </w:rPr>
+        <w:t>this_year</w:t>
+      </w:r>
+      <w:proofErr w:type="spellEnd"/>
+      <w:r>
+        <w:rPr>
+          <w:rFonts w:ascii="微軟正黑體" w:eastAsia="微軟正黑體" w:hAnsi="微軟正黑體"/>
+        </w:rPr>
+        <w:t xml:space="preserve"> }}{{ </w:t>
+      </w:r>
+      <w:proofErr w:type="spellStart"/>
+      <w:r>
+        <w:rPr>
+          <w:rFonts w:ascii="微軟正黑體" w:eastAsia="微軟正黑體" w:hAnsi="微軟正黑體"/>
+        </w:rPr>
+        <w:t>this_quarter_zh</w:t>
+      </w:r>
+      <w:proofErr w:type="spellEnd"/>
+      <w:r>
+        <w:rPr>
+          <w:rFonts w:ascii="微軟正黑體" w:eastAsia="微軟正黑體" w:hAnsi="微軟正黑體"/>
+        </w:rPr>
+        <w:t xml:space="preserve"> }}的總營收比上一季</w:t>
+      </w:r>
+      <w:r>
+        <w:rPr>
+          <w:rFonts w:ascii="微軟正黑體" w:eastAsia="微軟正黑體" w:hAnsi="微軟正黑體" w:cs="Arial"/>
+          <w:color w:val="000000" w:themeColor="text1"/>
+        </w:rPr>
+        <w:t xml:space="preserve">{{ </w:t>
+      </w:r>
+      <w:proofErr w:type="spellStart"/>
+      <w:r>
+        <w:rPr>
+          <w:rFonts w:ascii="微軟正黑體" w:eastAsia="微軟正黑體" w:hAnsi="微軟正黑體" w:cs="Arial"/>
+          <w:color w:val="000000" w:themeColor="text1"/>
+        </w:rPr>
+        <w:t>revenue_streams.</w:t>
       </w:r>
       <w:r>
         <w:rPr>
@@ -1492,7 +2138,128 @@
           <w:rFonts w:ascii="微軟正黑體" w:eastAsia="微軟正黑體" w:hAnsi="微軟正黑體" w:cs="Arial"/>
           <w:color w:val="000000" w:themeColor="text1"/>
         </w:rPr>
-        <w:t>_qoq }}</w:t>
+        <w:t>_qoq</w:t>
+      </w:r>
+      <w:proofErr w:type="spellEnd"/>
+      <w:r>
+        <w:rPr>
+          <w:rFonts w:ascii="微軟正黑體" w:eastAsia="微軟正黑體" w:hAnsi="微軟正黑體" w:cs="Arial"/>
+          <w:color w:val="000000" w:themeColor="text1"/>
+        </w:rPr>
+        <w:t xml:space="preserve"> }}</w:t>
+      </w:r>
+      <w:r>
+        <w:rPr>
+          <w:rFonts w:ascii="微軟正黑體" w:eastAsia="微軟正黑體" w:hAnsi="微軟正黑體"/>
+        </w:rPr>
+        <w:t>%，與去年同期比較</w:t>
+      </w:r>
+      <w:r>
+        <w:rPr>
+          <w:rFonts w:ascii="微軟正黑體" w:eastAsia="微軟正黑體" w:hAnsi="微軟正黑體" w:cs="Arial"/>
+          <w:color w:val="000000" w:themeColor="text1"/>
+        </w:rPr>
+        <w:t xml:space="preserve">{{ </w:t>
+      </w:r>
+      <w:proofErr w:type="spellStart"/>
+      <w:r>
+        <w:rPr>
+          <w:rFonts w:ascii="微軟正黑體" w:eastAsia="微軟正黑體" w:hAnsi="微軟正黑體" w:cs="Arial"/>
+          <w:color w:val="000000" w:themeColor="text1"/>
+        </w:rPr>
+        <w:t>revenue_streams.</w:t>
+      </w:r>
+      <w:r>
+        <w:rPr>
+          <w:rFonts w:ascii="微軟正黑體" w:eastAsia="微軟正黑體" w:hAnsi="微軟正黑體" w:cs="Arial" w:hint="eastAsia"/>
+          <w:color w:val="000000" w:themeColor="text1"/>
+        </w:rPr>
+        <w:t>total</w:t>
+      </w:r>
+      <w:r>
+        <w:rPr>
+          <w:rFonts w:ascii="微軟正黑體" w:eastAsia="微軟正黑體" w:hAnsi="微軟正黑體" w:cs="Arial"/>
+          <w:color w:val="000000" w:themeColor="text1"/>
+        </w:rPr>
+        <w:t>_yoy</w:t>
+      </w:r>
+      <w:proofErr w:type="spellEnd"/>
+      <w:r>
+        <w:rPr>
+          <w:rFonts w:ascii="微軟正黑體" w:eastAsia="微軟正黑體" w:hAnsi="微軟正黑體" w:cs="Arial"/>
+          <w:color w:val="000000" w:themeColor="text1"/>
+        </w:rPr>
+        <w:t xml:space="preserve"> }}</w:t>
+      </w:r>
+      <w:r>
+        <w:rPr>
+          <w:rFonts w:ascii="微軟正黑體" w:eastAsia="微軟正黑體" w:hAnsi="微軟正黑體"/>
+        </w:rPr>
+        <w:t>%。</w:t>
+      </w:r>
+      <w:r>
+        <w:rPr>
+          <w:rFonts w:ascii="微軟正黑體" w:eastAsia="微軟正黑體" w:hAnsi="微軟正黑體"/>
+        </w:rPr>
+        <w:t>以美元計算，</w:t>
+      </w:r>
+      <w:r>
+        <w:rPr>
+          <w:rFonts w:ascii="微軟正黑體" w:eastAsia="微軟正黑體" w:hAnsi="微軟正黑體" w:cs="Arial"/>
+          <w:color w:val="000000" w:themeColor="text1"/>
+        </w:rPr>
+        <w:t xml:space="preserve">{{ </w:t>
+      </w:r>
+      <w:proofErr w:type="spellStart"/>
+      <w:r>
+        <w:rPr>
+          <w:rFonts w:ascii="微軟正黑體" w:eastAsia="微軟正黑體" w:hAnsi="微軟正黑體" w:cs="Arial"/>
+          <w:color w:val="000000" w:themeColor="text1"/>
+        </w:rPr>
+        <w:t>revenue_streams.</w:t>
+      </w:r>
+      <w:r>
+        <w:rPr>
+          <w:rFonts w:ascii="微軟正黑體" w:eastAsia="微軟正黑體" w:hAnsi="微軟正黑體" w:cs="Arial" w:hint="eastAsia"/>
+          <w:color w:val="000000" w:themeColor="text1"/>
+        </w:rPr>
+        <w:t>total</w:t>
+      </w:r>
+      <w:r>
+        <w:rPr>
+          <w:rFonts w:ascii="微軟正黑體" w:eastAsia="微軟正黑體" w:hAnsi="微軟正黑體" w:cs="Arial"/>
+          <w:color w:val="000000" w:themeColor="text1"/>
+        </w:rPr>
+        <w:t>_</w:t>
+      </w:r>
+      <w:r>
+        <w:rPr>
+          <w:rFonts w:ascii="微軟正黑體" w:eastAsia="微軟正黑體" w:hAnsi="微軟正黑體" w:cs="Arial" w:hint="eastAsia"/>
+          <w:color w:val="000000" w:themeColor="text1"/>
+        </w:rPr>
+        <w:t>q</w:t>
+      </w:r>
+      <w:r>
+        <w:rPr>
+          <w:rFonts w:ascii="微軟正黑體" w:eastAsia="微軟正黑體" w:hAnsi="微軟正黑體" w:cs="Arial"/>
+          <w:color w:val="000000" w:themeColor="text1"/>
+        </w:rPr>
+        <w:t>o</w:t>
+      </w:r>
+      <w:r>
+        <w:rPr>
+          <w:rFonts w:ascii="微軟正黑體" w:eastAsia="微軟正黑體" w:hAnsi="微軟正黑體" w:cs="Arial" w:hint="eastAsia"/>
+          <w:color w:val="000000" w:themeColor="text1"/>
+        </w:rPr>
+        <w:t>q_us</w:t>
+      </w:r>
+      <w:proofErr w:type="spellEnd"/>
+      <w:r>
+        <w:rPr>
+          <w:rFonts w:ascii="微軟正黑體" w:eastAsia="微軟正黑體" w:hAnsi="微軟正黑體" w:cs="Arial"/>
+          <w:color w:val="000000" w:themeColor="text1"/>
+        </w:rPr>
+        <w:t xml:space="preserve"> }}</w:t>
       </w:r>
       <w:r>
         <w:rPr>
@@ -1502,22 +2269,18 @@
       </w:r>
       <w:r>
         <w:rPr>
-          <w:rFonts w:ascii="微軟正黑體" w:eastAsia="微軟正黑體" w:hAnsi="微軟正黑體"/>
-        </w:rPr>
-        <w:t>與</w:t>
-      </w:r>
-      <w:r>
-        <w:rPr>
-          <w:rFonts w:ascii="微軟正黑體" w:eastAsia="微軟正黑體" w:hAnsi="微軟正黑體"/>
-        </w:rPr>
-        <w:t>去年同期比較</w:t>
-      </w:r>
-      <w:r>
-        <w:rPr>
-          <w:rFonts w:ascii="微軟正黑體" w:eastAsia="微軟正黑體" w:hAnsi="微軟正黑體" w:cs="Arial"/>
-          <w:color w:val="000000" w:themeColor="text1"/>
-        </w:rPr>
-        <w:t>{{ revenue_streams.</w:t>
+          <w:rFonts w:ascii="微軟正黑體" w:eastAsia="微軟正黑體" w:hAnsi="微軟正黑體" w:cs="Arial"/>
+          <w:color w:val="000000" w:themeColor="text1"/>
+        </w:rPr>
+        <w:t xml:space="preserve">{{ </w:t>
+      </w:r>
+      <w:proofErr w:type="spellStart"/>
+      <w:r>
+        <w:rPr>
+          <w:rFonts w:ascii="微軟正黑體" w:eastAsia="微軟正黑體" w:hAnsi="微軟正黑體" w:cs="Arial"/>
+          <w:color w:val="000000" w:themeColor="text1"/>
+        </w:rPr>
+        <w:t>revenue_streams.</w:t>
       </w:r>
       <w:r>
         <w:rPr>
@@ -1531,7 +2294,22 @@
           <w:rFonts w:ascii="微軟正黑體" w:eastAsia="微軟正黑體" w:hAnsi="微軟正黑體" w:cs="Arial"/>
           <w:color w:val="000000" w:themeColor="text1"/>
         </w:rPr>
-        <w:t>_yoy }}</w:t>
+        <w:t>_yoy</w:t>
+      </w:r>
+      <w:r>
+        <w:rPr>
+          <w:rFonts w:ascii="微軟正黑體" w:eastAsia="微軟正黑體" w:hAnsi="微軟正黑體" w:cs="Arial" w:hint="eastAsia"/>
+          <w:color w:val="000000" w:themeColor="text1"/>
+        </w:rPr>
+        <w:t>_us</w:t>
+      </w:r>
+      <w:proofErr w:type="spellEnd"/>
+      <w:r>
+        <w:rPr>
+          <w:rFonts w:ascii="微軟正黑體" w:eastAsia="微軟正黑體" w:hAnsi="微軟正黑體" w:cs="Arial"/>
+          <w:color w:val="000000" w:themeColor="text1"/>
+        </w:rPr>
+        <w:t xml:space="preserve"> }}</w:t>
       </w:r>
       <w:r>
         <w:rPr>
@@ -1552,13 +2330,111 @@
     </w:p>
     <w:p>
       <w:pPr>
+        <w:pStyle w:val="11"/>
         <w:adjustRightInd w:val="0"/>
         <w:snapToGrid w:val="0"/>
+        <w:ind w:left="0"/>
         <w:jc w:val="both"/>
         <w:rPr>
-          <w:rFonts w:ascii="微軟正黑體" w:eastAsia="微軟正黑體" w:hAnsi="微軟正黑體"/>
-        </w:rPr>
-      </w:pPr>
+          <w:rFonts w:eastAsia="新細明體" w:cs="Arial"/>
+          <w:b w:val="0"/>
+          <w:bCs w:val="0"/>
+          <w:kern w:val="2"/>
+          <w:lang w:eastAsia="zh-TW"/>
+        </w:rPr>
+      </w:pPr>
+    </w:p>
+    <w:p>
+      <w:pPr>
+        <w:pStyle w:val="11"/>
+        <w:adjustRightInd w:val="0"/>
+        <w:snapToGrid w:val="0"/>
+        <w:ind w:left="0"/>
+        <w:jc w:val="both"/>
+        <w:rPr>
+          <w:rFonts w:ascii="微軟正黑體" w:eastAsia="微軟正黑體" w:hAnsi="微軟正黑體" w:cs="Arial"/>
+          <w:b w:val="0"/>
+          <w:bCs w:val="0"/>
+          <w:kern w:val="2"/>
+          <w:lang w:eastAsia="zh-TW"/>
+        </w:rPr>
+      </w:pPr>
+      <w:r>
+        <w:rPr>
+          <w:rFonts w:ascii="微軟正黑體" w:eastAsia="微軟正黑體" w:hAnsi="微軟正黑體" w:cs="Arial"/>
+          <w:b w:val="0"/>
+          <w:bCs w:val="0"/>
+          <w:kern w:val="2"/>
+          <w:lang w:eastAsia="zh-TW"/>
+        </w:rPr>
+        <w:t xml:space="preserve">{% if </w:t>
+      </w:r>
+      <w:proofErr w:type="spellStart"/>
+      <w:r>
+        <w:rPr>
+          <w:rFonts w:ascii="微軟正黑體" w:eastAsia="微軟正黑體" w:hAnsi="微軟正黑體" w:cs="Arial"/>
+          <w:b w:val="0"/>
+          <w:bCs w:val="0"/>
+          <w:kern w:val="2"/>
+          <w:lang w:eastAsia="zh-TW"/>
+        </w:rPr>
+        <w:t>this_</w:t>
+      </w:r>
+      <w:proofErr w:type="gramStart"/>
+      <w:r>
+        <w:rPr>
+          <w:rFonts w:ascii="微軟正黑體" w:eastAsia="微軟正黑體" w:hAnsi="微軟正黑體" w:cs="Arial"/>
+          <w:b w:val="0"/>
+          <w:bCs w:val="0"/>
+          <w:kern w:val="2"/>
+          <w:lang w:eastAsia="zh-TW"/>
+        </w:rPr>
+        <w:t>quarter</w:t>
+      </w:r>
+      <w:proofErr w:type="spellEnd"/>
+      <w:r>
+        <w:rPr>
+          <w:rFonts w:ascii="微軟正黑體" w:eastAsia="微軟正黑體" w:hAnsi="微軟正黑體" w:cs="Arial" w:hint="eastAsia"/>
+          <w:b w:val="0"/>
+          <w:bCs w:val="0"/>
+          <w:kern w:val="2"/>
+          <w:lang w:eastAsia="zh-TW"/>
+        </w:rPr>
+        <w:t xml:space="preserve"> </w:t>
+      </w:r>
+      <w:r>
+        <w:rPr>
+          <w:rFonts w:ascii="微軟正黑體" w:eastAsia="微軟正黑體" w:hAnsi="微軟正黑體" w:cs="Arial" w:hint="eastAsia"/>
+          <w:b w:val="0"/>
+          <w:bCs w:val="0"/>
+          <w:kern w:val="2"/>
+          <w:lang w:eastAsia="zh-TW"/>
+        </w:rPr>
+        <w:t>!</w:t>
+      </w:r>
+      <w:proofErr w:type="gramEnd"/>
+      <w:r>
+        <w:rPr>
+          <w:rFonts w:ascii="微軟正黑體" w:eastAsia="微軟正黑體" w:hAnsi="微軟正黑體" w:cs="Arial"/>
+          <w:b w:val="0"/>
+          <w:bCs w:val="0"/>
+          <w:kern w:val="2"/>
+          <w:lang w:eastAsia="zh-TW"/>
+        </w:rPr>
+        <w:t>= "Q1</w:t>
+      </w:r>
+      <w:proofErr w:type="gramStart"/>
+      <w:r>
+        <w:rPr>
+          <w:rFonts w:ascii="微軟正黑體" w:eastAsia="微軟正黑體" w:hAnsi="微軟正黑體" w:cs="Arial"/>
+          <w:b w:val="0"/>
+          <w:bCs w:val="0"/>
+          <w:kern w:val="2"/>
+          <w:lang w:eastAsia="zh-TW"/>
+        </w:rPr>
+        <w:t>" %}</w:t>
+      </w:r>
+      <w:proofErr w:type="gramEnd"/>
     </w:p>
     <w:p>
       <w:pPr>
@@ -1574,21 +2450,30 @@
         <w:rPr>
           <w:rFonts w:ascii="微軟正黑體" w:eastAsia="微軟正黑體" w:hAnsi="微軟正黑體" w:hint="eastAsia"/>
         </w:rPr>
-        <w:t>以</w:t>
-      </w:r>
+        <w:t xml:space="preserve">以{{ </w:t>
+      </w:r>
+      <w:proofErr w:type="spellStart"/>
       <w:r>
         <w:rPr>
           <w:rFonts w:ascii="微軟正黑體" w:eastAsia="微軟正黑體" w:hAnsi="微軟正黑體" w:hint="eastAsia"/>
         </w:rPr>
-        <w:t>{{ this_year }}</w:t>
-      </w:r>
-      <w:r>
-        <w:rPr>
-          <w:rFonts w:ascii="微軟正黑體" w:eastAsia="微軟正黑體" w:hAnsi="微軟正黑體" w:cs="Arial"/>
-          <w:color w:val="000000" w:themeColor="text1"/>
-        </w:rPr>
-        <w:t xml:space="preserve">{{ </w:t>
-      </w:r>
+        <w:t>this_year</w:t>
+      </w:r>
+      <w:proofErr w:type="spellEnd"/>
+      <w:r>
+        <w:rPr>
+          <w:rFonts w:ascii="微軟正黑體" w:eastAsia="微軟正黑體" w:hAnsi="微軟正黑體" w:hint="eastAsia"/>
+        </w:rPr>
+        <w:t xml:space="preserve"> }}</w:t>
+      </w:r>
+      <w:r>
+        <w:rPr>
+          <w:rFonts w:ascii="微軟正黑體" w:eastAsia="微軟正黑體" w:hAnsi="微軟正黑體" w:cs="Arial"/>
+          <w:color w:val="000000" w:themeColor="text1"/>
+        </w:rPr>
+        <w:t xml:space="preserve">{{ </w:t>
+      </w:r>
+      <w:proofErr w:type="spellStart"/>
       <w:r>
         <w:rPr>
           <w:rFonts w:ascii="微軟正黑體" w:eastAsia="微軟正黑體" w:hAnsi="微軟正黑體" w:cs="Arial" w:hint="eastAsia"/>
@@ -1596,6 +2481,7 @@
         </w:rPr>
         <w:t>ytd</w:t>
       </w:r>
+      <w:proofErr w:type="spellEnd"/>
       <w:r>
         <w:rPr>
           <w:rFonts w:ascii="微軟正黑體" w:eastAsia="微軟正黑體" w:hAnsi="微軟正黑體" w:cs="Arial"/>
@@ -1629,15 +2515,24 @@
         <w:rPr>
           <w:rFonts w:ascii="微軟正黑體" w:eastAsia="微軟正黑體" w:hAnsi="微軟正黑體" w:hint="eastAsia"/>
         </w:rPr>
-        <w:t>授權金佔</w:t>
-      </w:r>
-      <w:r>
-        <w:rPr>
-          <w:rFonts w:ascii="微軟正黑體" w:eastAsia="微軟正黑體" w:hAnsi="微軟正黑體" w:cs="Arial"/>
-          <w:color w:val="000000" w:themeColor="text1"/>
-        </w:rPr>
-        <w:t xml:space="preserve">{{ </w:t>
-      </w:r>
+        <w:t>授權金</w:t>
+      </w:r>
+      <w:proofErr w:type="gramStart"/>
+      <w:r>
+        <w:rPr>
+          <w:rFonts w:ascii="微軟正黑體" w:eastAsia="微軟正黑體" w:hAnsi="微軟正黑體" w:hint="eastAsia"/>
+        </w:rPr>
+        <w:t>佔</w:t>
+      </w:r>
+      <w:proofErr w:type="gramEnd"/>
+      <w:r>
+        <w:rPr>
+          <w:rFonts w:ascii="微軟正黑體" w:eastAsia="微軟正黑體" w:hAnsi="微軟正黑體" w:cs="Arial"/>
+          <w:color w:val="000000" w:themeColor="text1"/>
+        </w:rPr>
+        <w:t xml:space="preserve">{{ </w:t>
+      </w:r>
+      <w:proofErr w:type="spellStart"/>
       <w:r>
         <w:rPr>
           <w:rFonts w:ascii="微軟正黑體" w:eastAsia="微軟正黑體" w:hAnsi="微軟正黑體" w:cs="Arial" w:hint="eastAsia"/>
@@ -1645,6 +2540,7 @@
         </w:rPr>
         <w:t>ytd</w:t>
       </w:r>
+      <w:proofErr w:type="spellEnd"/>
       <w:r>
         <w:rPr>
           <w:rFonts w:ascii="微軟正黑體" w:eastAsia="微軟正黑體" w:hAnsi="微軟正黑體" w:cs="Arial"/>
@@ -1663,7 +2559,15 @@
           <w:rFonts w:ascii="微軟正黑體" w:eastAsia="微軟正黑體" w:hAnsi="微軟正黑體" w:cs="Arial"/>
           <w:color w:val="000000" w:themeColor="text1"/>
         </w:rPr>
-        <w:t>{{ revenue_streams.licensing</w:t>
+        <w:t xml:space="preserve">{{ </w:t>
+      </w:r>
+      <w:proofErr w:type="spellStart"/>
+      <w:r>
+        <w:rPr>
+          <w:rFonts w:ascii="微軟正黑體" w:eastAsia="微軟正黑體" w:hAnsi="微軟正黑體" w:cs="Arial"/>
+          <w:color w:val="000000" w:themeColor="text1"/>
+        </w:rPr>
+        <w:t>revenue_streams.licensing</w:t>
       </w:r>
       <w:r>
         <w:rPr>
@@ -1672,6 +2576,7 @@
         </w:rPr>
         <w:t>_ytd</w:t>
       </w:r>
+      <w:proofErr w:type="spellEnd"/>
       <w:r>
         <w:rPr>
           <w:rFonts w:ascii="微軟正黑體" w:eastAsia="微軟正黑體" w:hAnsi="微軟正黑體" w:cs="Arial"/>
@@ -1690,7 +2595,16 @@
           <w:rFonts w:ascii="微軟正黑體" w:eastAsia="微軟正黑體" w:hAnsi="微軟正黑體" w:cs="Arial"/>
           <w:color w:val="000000" w:themeColor="text1"/>
         </w:rPr>
-        <w:t>{{ revenue_streams.licensing_yoy</w:t>
+        <w:lastRenderedPageBreak/>
+        <w:t xml:space="preserve">{{ </w:t>
+      </w:r>
+      <w:proofErr w:type="spellStart"/>
+      <w:r>
+        <w:rPr>
+          <w:rFonts w:ascii="微軟正黑體" w:eastAsia="微軟正黑體" w:hAnsi="微軟正黑體" w:cs="Arial"/>
+          <w:color w:val="000000" w:themeColor="text1"/>
+        </w:rPr>
+        <w:t>revenue_streams.licensing_yoy</w:t>
       </w:r>
       <w:r>
         <w:rPr>
@@ -1699,6 +2613,7 @@
         </w:rPr>
         <w:t>_ytd</w:t>
       </w:r>
+      <w:proofErr w:type="spellEnd"/>
       <w:r>
         <w:rPr>
           <w:rFonts w:ascii="微軟正黑體" w:eastAsia="微軟正黑體" w:hAnsi="微軟正黑體" w:cs="Arial"/>
@@ -1709,6 +2624,48 @@
       <w:r>
         <w:rPr>
           <w:rFonts w:ascii="微軟正黑體" w:eastAsia="微軟正黑體" w:hAnsi="微軟正黑體" w:hint="eastAsia"/>
+        </w:rPr>
+        <w:t>%。</w:t>
+      </w:r>
+      <w:r>
+        <w:rPr>
+          <w:rFonts w:ascii="微軟正黑體" w:eastAsia="微軟正黑體" w:hAnsi="微軟正黑體"/>
+        </w:rPr>
+        <w:t>以美元計算，</w:t>
+      </w:r>
+      <w:r>
+        <w:rPr>
+          <w:rFonts w:ascii="微軟正黑體" w:eastAsia="微軟正黑體" w:hAnsi="微軟正黑體" w:cs="Arial"/>
+          <w:color w:val="000000" w:themeColor="text1"/>
+        </w:rPr>
+        <w:t xml:space="preserve">{{ </w:t>
+      </w:r>
+      <w:proofErr w:type="spellStart"/>
+      <w:r>
+        <w:rPr>
+          <w:rFonts w:ascii="微軟正黑體" w:eastAsia="微軟正黑體" w:hAnsi="微軟正黑體" w:cs="Arial"/>
+          <w:color w:val="000000" w:themeColor="text1"/>
+        </w:rPr>
+        <w:t>revenue_streams.licensing_yoy</w:t>
+      </w:r>
+      <w:r>
+        <w:rPr>
+          <w:rFonts w:ascii="微軟正黑體" w:eastAsia="微軟正黑體" w:hAnsi="微軟正黑體" w:cs="Arial" w:hint="eastAsia"/>
+          <w:color w:val="000000" w:themeColor="text1"/>
+        </w:rPr>
+        <w:t>_ytd_us</w:t>
+      </w:r>
+      <w:proofErr w:type="spellEnd"/>
+      <w:r>
+        <w:rPr>
+          <w:rFonts w:ascii="微軟正黑體" w:eastAsia="微軟正黑體" w:hAnsi="微軟正黑體" w:cs="Arial"/>
+          <w:color w:val="000000" w:themeColor="text1"/>
+        </w:rPr>
+        <w:t xml:space="preserve"> }}</w:t>
+      </w:r>
+      <w:r>
+        <w:rPr>
+          <w:rFonts w:ascii="微軟正黑體" w:eastAsia="微軟正黑體" w:hAnsi="微軟正黑體"/>
         </w:rPr>
         <w:t>%。</w:t>
       </w:r>
@@ -1741,6 +2698,7 @@
         </w:rPr>
         <w:t xml:space="preserve">{{ </w:t>
       </w:r>
+      <w:proofErr w:type="spellStart"/>
       <w:r>
         <w:rPr>
           <w:rFonts w:ascii="微軟正黑體" w:eastAsia="微軟正黑體" w:hAnsi="微軟正黑體" w:cs="Arial" w:hint="eastAsia"/>
@@ -1748,6 +2706,7 @@
         </w:rPr>
         <w:t>ytd</w:t>
       </w:r>
+      <w:proofErr w:type="spellEnd"/>
       <w:r>
         <w:rPr>
           <w:rFonts w:ascii="微軟正黑體" w:eastAsia="微軟正黑體" w:hAnsi="微軟正黑體" w:cs="Arial"/>
@@ -1766,7 +2725,15 @@
           <w:rFonts w:ascii="微軟正黑體" w:eastAsia="微軟正黑體" w:hAnsi="微軟正黑體" w:cs="Arial"/>
           <w:color w:val="000000" w:themeColor="text1"/>
         </w:rPr>
-        <w:t>{{ revenue_streams.</w:t>
+        <w:t xml:space="preserve">{{ </w:t>
+      </w:r>
+      <w:proofErr w:type="spellStart"/>
+      <w:r>
+        <w:rPr>
+          <w:rFonts w:ascii="微軟正黑體" w:eastAsia="微軟正黑體" w:hAnsi="微軟正黑體" w:cs="Arial"/>
+          <w:color w:val="000000" w:themeColor="text1"/>
+        </w:rPr>
+        <w:t>revenue_streams.</w:t>
       </w:r>
       <w:r>
         <w:rPr>
@@ -1775,6 +2742,7 @@
         </w:rPr>
         <w:t>royalty_ytd</w:t>
       </w:r>
+      <w:proofErr w:type="spellEnd"/>
       <w:r>
         <w:rPr>
           <w:rFonts w:ascii="微軟正黑體" w:eastAsia="微軟正黑體" w:hAnsi="微軟正黑體" w:cs="Arial"/>
@@ -1793,7 +2761,15 @@
           <w:rFonts w:ascii="微軟正黑體" w:eastAsia="微軟正黑體" w:hAnsi="微軟正黑體" w:cs="Arial"/>
           <w:color w:val="000000" w:themeColor="text1"/>
         </w:rPr>
-        <w:t>{{ revenue_streams</w:t>
+        <w:t xml:space="preserve">{{ </w:t>
+      </w:r>
+      <w:proofErr w:type="spellStart"/>
+      <w:r>
+        <w:rPr>
+          <w:rFonts w:ascii="微軟正黑體" w:eastAsia="微軟正黑體" w:hAnsi="微軟正黑體" w:cs="Arial"/>
+          <w:color w:val="000000" w:themeColor="text1"/>
+        </w:rPr>
+        <w:t>revenue_streams</w:t>
       </w:r>
       <w:r>
         <w:rPr>
@@ -1816,6 +2792,7 @@
         </w:rPr>
         <w:t>_ytd</w:t>
       </w:r>
+      <w:proofErr w:type="spellEnd"/>
       <w:r>
         <w:rPr>
           <w:rFonts w:ascii="微軟正黑體" w:eastAsia="微軟正黑體" w:hAnsi="微軟正黑體" w:cs="Arial"/>
@@ -1826,6 +2803,62 @@
       <w:r>
         <w:rPr>
           <w:rFonts w:ascii="微軟正黑體" w:eastAsia="微軟正黑體" w:hAnsi="微軟正黑體" w:hint="eastAsia"/>
+        </w:rPr>
+        <w:t>%。</w:t>
+      </w:r>
+      <w:r>
+        <w:rPr>
+          <w:rFonts w:ascii="微軟正黑體" w:eastAsia="微軟正黑體" w:hAnsi="微軟正黑體"/>
+        </w:rPr>
+        <w:t>以美元計算，</w:t>
+      </w:r>
+      <w:r>
+        <w:rPr>
+          <w:rFonts w:ascii="微軟正黑體" w:eastAsia="微軟正黑體" w:hAnsi="微軟正黑體" w:cs="Arial"/>
+          <w:color w:val="000000" w:themeColor="text1"/>
+        </w:rPr>
+        <w:t xml:space="preserve">{{ </w:t>
+      </w:r>
+      <w:proofErr w:type="spellStart"/>
+      <w:r>
+        <w:rPr>
+          <w:rFonts w:ascii="微軟正黑體" w:eastAsia="微軟正黑體" w:hAnsi="微軟正黑體" w:cs="Arial"/>
+          <w:color w:val="000000" w:themeColor="text1"/>
+        </w:rPr>
+        <w:t>revenue_streams.</w:t>
+      </w:r>
+      <w:r>
+        <w:rPr>
+          <w:rFonts w:ascii="微軟正黑體" w:eastAsia="微軟正黑體" w:hAnsi="微軟正黑體" w:cs="Arial" w:hint="eastAsia"/>
+          <w:color w:val="000000" w:themeColor="text1"/>
+        </w:rPr>
+        <w:t>royalty</w:t>
+      </w:r>
+      <w:r>
+        <w:rPr>
+          <w:rFonts w:ascii="微軟正黑體" w:eastAsia="微軟正黑體" w:hAnsi="微軟正黑體" w:cs="Arial"/>
+          <w:color w:val="000000" w:themeColor="text1"/>
+        </w:rPr>
+        <w:t>_yoy</w:t>
+      </w:r>
+      <w:r>
+        <w:rPr>
+          <w:rFonts w:ascii="微軟正黑體" w:eastAsia="微軟正黑體" w:hAnsi="微軟正黑體" w:cs="Arial" w:hint="eastAsia"/>
+          <w:color w:val="000000" w:themeColor="text1"/>
+        </w:rPr>
+        <w:t>_ytd_us</w:t>
+      </w:r>
+      <w:proofErr w:type="spellEnd"/>
+      <w:r>
+        <w:rPr>
+          <w:rFonts w:ascii="微軟正黑體" w:eastAsia="微軟正黑體" w:hAnsi="微軟正黑體" w:cs="Arial"/>
+          <w:color w:val="000000" w:themeColor="text1"/>
+        </w:rPr>
+        <w:t xml:space="preserve"> }}</w:t>
+      </w:r>
+      <w:r>
+        <w:rPr>
+          <w:rFonts w:ascii="微軟正黑體" w:eastAsia="微軟正黑體" w:hAnsi="微軟正黑體"/>
         </w:rPr>
         <w:t>%。</w:t>
       </w:r>
@@ -1849,15 +2882,30 @@
         <w:rPr>
           <w:rFonts w:ascii="微軟正黑體" w:eastAsia="微軟正黑體" w:hAnsi="微軟正黑體" w:hint="eastAsia"/>
         </w:rPr>
-        <w:t>{{ this_year }}</w:t>
-      </w:r>
-      <w:r>
-        <w:rPr>
-          <w:rFonts w:ascii="微軟正黑體" w:eastAsia="微軟正黑體" w:hAnsi="微軟正黑體" w:cs="Arial"/>
-          <w:color w:val="000000" w:themeColor="text1"/>
-        </w:rPr>
-        <w:t xml:space="preserve">{{ </w:t>
-      </w:r>
+        <w:t xml:space="preserve">{{ </w:t>
+      </w:r>
+      <w:proofErr w:type="spellStart"/>
+      <w:r>
+        <w:rPr>
+          <w:rFonts w:ascii="微軟正黑體" w:eastAsia="微軟正黑體" w:hAnsi="微軟正黑體" w:hint="eastAsia"/>
+        </w:rPr>
+        <w:t>this_year</w:t>
+      </w:r>
+      <w:proofErr w:type="spellEnd"/>
+      <w:r>
+        <w:rPr>
+          <w:rFonts w:ascii="微軟正黑體" w:eastAsia="微軟正黑體" w:hAnsi="微軟正黑體" w:hint="eastAsia"/>
+        </w:rPr>
+        <w:t xml:space="preserve"> }}</w:t>
+      </w:r>
+      <w:r>
+        <w:rPr>
+          <w:rFonts w:ascii="微軟正黑體" w:eastAsia="微軟正黑體" w:hAnsi="微軟正黑體" w:cs="Arial"/>
+          <w:color w:val="000000" w:themeColor="text1"/>
+        </w:rPr>
+        <w:t xml:space="preserve">{{ </w:t>
+      </w:r>
+      <w:proofErr w:type="spellStart"/>
       <w:r>
         <w:rPr>
           <w:rFonts w:ascii="微軟正黑體" w:eastAsia="微軟正黑體" w:hAnsi="微軟正黑體" w:cs="Arial" w:hint="eastAsia"/>
@@ -1865,6 +2913,7 @@
         </w:rPr>
         <w:t>ytd</w:t>
       </w:r>
+      <w:proofErr w:type="spellEnd"/>
       <w:r>
         <w:rPr>
           <w:rFonts w:ascii="微軟正黑體" w:eastAsia="微軟正黑體" w:hAnsi="微軟正黑體" w:cs="Arial"/>
@@ -1883,7 +2932,15 @@
           <w:rFonts w:ascii="微軟正黑體" w:eastAsia="微軟正黑體" w:hAnsi="微軟正黑體" w:cs="Arial"/>
           <w:color w:val="000000" w:themeColor="text1"/>
         </w:rPr>
-        <w:t>{{ revenue_streams.</w:t>
+        <w:t xml:space="preserve">{{ </w:t>
+      </w:r>
+      <w:proofErr w:type="spellStart"/>
+      <w:r>
+        <w:rPr>
+          <w:rFonts w:ascii="微軟正黑體" w:eastAsia="微軟正黑體" w:hAnsi="微軟正黑體" w:cs="Arial"/>
+          <w:color w:val="000000" w:themeColor="text1"/>
+        </w:rPr>
+        <w:t>revenue_streams.</w:t>
       </w:r>
       <w:r>
         <w:rPr>
@@ -1906,6 +2963,7 @@
         </w:rPr>
         <w:t>_ytd</w:t>
       </w:r>
+      <w:proofErr w:type="spellEnd"/>
       <w:r>
         <w:rPr>
           <w:rFonts w:ascii="微軟正黑體" w:eastAsia="微軟正黑體" w:hAnsi="微軟正黑體" w:cs="Arial"/>
@@ -1918,6 +2976,79 @@
           <w:rFonts w:ascii="微軟正黑體" w:eastAsia="微軟正黑體" w:hAnsi="微軟正黑體" w:hint="eastAsia"/>
         </w:rPr>
         <w:t>%。</w:t>
+      </w:r>
+      <w:r>
+        <w:rPr>
+          <w:rFonts w:ascii="微軟正黑體" w:eastAsia="微軟正黑體" w:hAnsi="微軟正黑體"/>
+        </w:rPr>
+        <w:t>以美元計算，</w:t>
+      </w:r>
+      <w:r>
+        <w:rPr>
+          <w:rFonts w:ascii="微軟正黑體" w:eastAsia="微軟正黑體" w:hAnsi="微軟正黑體" w:cs="Arial"/>
+          <w:color w:val="000000" w:themeColor="text1"/>
+        </w:rPr>
+        <w:t xml:space="preserve">{{ </w:t>
+      </w:r>
+      <w:proofErr w:type="spellStart"/>
+      <w:r>
+        <w:rPr>
+          <w:rFonts w:ascii="微軟正黑體" w:eastAsia="微軟正黑體" w:hAnsi="微軟正黑體" w:cs="Arial"/>
+          <w:color w:val="000000" w:themeColor="text1"/>
+        </w:rPr>
+        <w:t>revenue_streams.</w:t>
+      </w:r>
+      <w:r>
+        <w:rPr>
+          <w:rFonts w:ascii="微軟正黑體" w:eastAsia="微軟正黑體" w:hAnsi="微軟正黑體" w:cs="Arial" w:hint="eastAsia"/>
+          <w:color w:val="000000" w:themeColor="text1"/>
+        </w:rPr>
+        <w:t>total</w:t>
+      </w:r>
+      <w:r>
+        <w:rPr>
+          <w:rFonts w:ascii="微軟正黑體" w:eastAsia="微軟正黑體" w:hAnsi="微軟正黑體" w:cs="Arial"/>
+          <w:color w:val="000000" w:themeColor="text1"/>
+        </w:rPr>
+        <w:t>_yoy</w:t>
+      </w:r>
+      <w:r>
+        <w:rPr>
+          <w:rFonts w:ascii="微軟正黑體" w:eastAsia="微軟正黑體" w:hAnsi="微軟正黑體" w:cs="Arial" w:hint="eastAsia"/>
+          <w:color w:val="000000" w:themeColor="text1"/>
+        </w:rPr>
+        <w:t>_ytd_us</w:t>
+      </w:r>
+      <w:proofErr w:type="spellEnd"/>
+      <w:r>
+        <w:rPr>
+          <w:rFonts w:ascii="微軟正黑體" w:eastAsia="微軟正黑體" w:hAnsi="微軟正黑體" w:cs="Arial"/>
+          <w:color w:val="000000" w:themeColor="text1"/>
+        </w:rPr>
+        <w:t xml:space="preserve"> }}</w:t>
+      </w:r>
+      <w:r>
+        <w:rPr>
+          <w:rFonts w:ascii="微軟正黑體" w:eastAsia="微軟正黑體" w:hAnsi="微軟正黑體"/>
+        </w:rPr>
+        <w:t>%。</w:t>
+      </w:r>
+    </w:p>
+    <w:p>
+      <w:pPr>
+        <w:adjustRightInd w:val="0"/>
+        <w:snapToGrid w:val="0"/>
+        <w:spacing w:beforeLines="20" w:before="72"/>
+        <w:jc w:val="both"/>
+        <w:rPr>
+          <w:rFonts w:ascii="微軟正黑體" w:eastAsia="微軟正黑體" w:hAnsi="微軟正黑體" w:cs="Arial"/>
+        </w:rPr>
+      </w:pPr>
+      <w:r>
+        <w:rPr>
+          <w:rFonts w:ascii="微軟正黑體" w:eastAsia="微軟正黑體" w:hAnsi="微軟正黑體" w:cs="Arial"/>
+        </w:rPr>
+        <w:t>{% endif %}</w:t>
       </w:r>
     </w:p>
     <w:p>
@@ -1947,29 +3078,23 @@
           <w:rFonts w:ascii="微軟正黑體" w:eastAsia="微軟正黑體" w:hAnsi="微軟正黑體"/>
           <w:u w:val="single"/>
         </w:rPr>
-        <w:lastRenderedPageBreak/>
-        <w:t>{{ this_quarter_</w:t>
-      </w:r>
+        <w:t xml:space="preserve">{{ </w:t>
+      </w:r>
+      <w:proofErr w:type="spellStart"/>
       <w:r>
         <w:rPr>
           <w:rFonts w:ascii="微軟正黑體" w:eastAsia="微軟正黑體" w:hAnsi="微軟正黑體"/>
           <w:u w:val="single"/>
         </w:rPr>
-        <w:t>zh</w:t>
-      </w:r>
+        <w:t>this_quarter_zh</w:t>
+      </w:r>
+      <w:proofErr w:type="spellEnd"/>
       <w:r>
         <w:rPr>
           <w:rFonts w:ascii="微軟正黑體" w:eastAsia="微軟正黑體" w:hAnsi="微軟正黑體"/>
           <w:u w:val="single"/>
         </w:rPr>
-        <w:t xml:space="preserve"> }}</w:t>
-      </w:r>
-      <w:r>
-        <w:rPr>
-          <w:rFonts w:ascii="微軟正黑體" w:eastAsia="微軟正黑體" w:hAnsi="微軟正黑體"/>
-          <w:u w:val="single"/>
-        </w:rPr>
-        <w:t>營收貢獻分析</w:t>
+        <w:t xml:space="preserve"> }}營收貢獻分析</w:t>
       </w:r>
     </w:p>
     <w:p>
@@ -2027,6 +3152,7 @@
           <w:rFonts w:ascii="微軟正黑體" w:eastAsia="微軟正黑體" w:hAnsi="微軟正黑體"/>
         </w:rPr>
       </w:pPr>
+      <w:proofErr w:type="spellStart"/>
       <w:r>
         <w:rPr>
           <w:rFonts w:ascii="微軟正黑體" w:eastAsia="微軟正黑體" w:hAnsi="微軟正黑體"/>
@@ -2035,24 +3161,27 @@
         </w:rPr>
         <w:t>NeoBit</w:t>
       </w:r>
-      <w:r>
-        <w:rPr>
-          <w:rFonts w:ascii="微軟正黑體" w:eastAsia="微軟正黑體" w:hAnsi="微軟正黑體"/>
-        </w:rPr>
-        <w:t>本</w:t>
-      </w:r>
-      <w:r>
-        <w:rPr>
-          <w:rFonts w:ascii="微軟正黑體" w:eastAsia="微軟正黑體" w:hAnsi="微軟正黑體"/>
-        </w:rPr>
-        <w:t>季授權金較上一季</w:t>
-      </w:r>
-      <w:r>
-        <w:rPr>
-          <w:rFonts w:ascii="微軟正黑體" w:eastAsia="微軟正黑體" w:hAnsi="微軟正黑體" w:cs="Arial"/>
-          <w:color w:val="000000" w:themeColor="text1"/>
-        </w:rPr>
-        <w:t>{{ tech.</w:t>
+      <w:proofErr w:type="spellEnd"/>
+      <w:r>
+        <w:rPr>
+          <w:rFonts w:ascii="微軟正黑體" w:eastAsia="微軟正黑體" w:hAnsi="微軟正黑體"/>
+        </w:rPr>
+        <w:t>貢獻了本季</w:t>
+      </w:r>
+      <w:r>
+        <w:rPr>
+          <w:rFonts w:ascii="微軟正黑體" w:eastAsia="微軟正黑體" w:hAnsi="微軟正黑體" w:cs="Arial"/>
+          <w:color w:val="000000" w:themeColor="text1"/>
+        </w:rPr>
+        <w:t xml:space="preserve">{{ </w:t>
+      </w:r>
+      <w:proofErr w:type="spellStart"/>
+      <w:r>
+        <w:rPr>
+          <w:rFonts w:ascii="微軟正黑體" w:eastAsia="微軟正黑體" w:hAnsi="微軟正黑體" w:cs="Arial"/>
+          <w:color w:val="000000" w:themeColor="text1"/>
+        </w:rPr>
+        <w:t>tech.</w:t>
       </w:r>
       <w:r>
         <w:rPr>
@@ -2066,6 +3195,61 @@
           <w:rFonts w:ascii="微軟正黑體" w:eastAsia="微軟正黑體" w:hAnsi="微軟正黑體" w:cs="Arial"/>
           <w:color w:val="000000" w:themeColor="text1"/>
         </w:rPr>
+        <w:t>total</w:t>
+      </w:r>
+      <w:proofErr w:type="spellEnd"/>
+      <w:r>
+        <w:rPr>
+          <w:rFonts w:ascii="微軟正黑體" w:eastAsia="微軟正黑體" w:hAnsi="微軟正黑體" w:cs="Arial"/>
+          <w:color w:val="000000" w:themeColor="text1"/>
+        </w:rPr>
+        <w:t xml:space="preserve"> }}</w:t>
+      </w:r>
+      <w:r>
+        <w:rPr>
+          <w:rFonts w:ascii="微軟正黑體" w:eastAsia="微軟正黑體" w:hAnsi="微軟正黑體"/>
+        </w:rPr>
+        <w:t>%</w:t>
+      </w:r>
+      <w:r>
+        <w:rPr>
+          <w:rFonts w:ascii="微軟正黑體" w:eastAsia="微軟正黑體" w:hAnsi="微軟正黑體"/>
+        </w:rPr>
+        <w:t xml:space="preserve"> 的總營收。</w:t>
+      </w:r>
+      <w:r>
+        <w:rPr>
+          <w:rFonts w:ascii="微軟正黑體" w:eastAsia="微軟正黑體" w:hAnsi="微軟正黑體"/>
+        </w:rPr>
+        <w:t>本季授權金較上一季</w:t>
+      </w:r>
+      <w:r>
+        <w:rPr>
+          <w:rFonts w:ascii="微軟正黑體" w:eastAsia="微軟正黑體" w:hAnsi="微軟正黑體" w:cs="Arial"/>
+          <w:color w:val="000000" w:themeColor="text1"/>
+        </w:rPr>
+        <w:t xml:space="preserve">{{ </w:t>
+      </w:r>
+      <w:proofErr w:type="spellStart"/>
+      <w:r>
+        <w:rPr>
+          <w:rFonts w:ascii="微軟正黑體" w:eastAsia="微軟正黑體" w:hAnsi="微軟正黑體" w:cs="Arial"/>
+          <w:color w:val="000000" w:themeColor="text1"/>
+        </w:rPr>
+        <w:t>tech.</w:t>
+      </w:r>
+      <w:r>
+        <w:rPr>
+          <w:rFonts w:ascii="微軟正黑體" w:eastAsia="微軟正黑體" w:hAnsi="微軟正黑體" w:cs="Arial" w:hint="eastAsia"/>
+          <w:color w:val="000000" w:themeColor="text1"/>
+        </w:rPr>
+        <w:t>neobit_</w:t>
+      </w:r>
+      <w:r>
+        <w:rPr>
+          <w:rFonts w:ascii="微軟正黑體" w:eastAsia="微軟正黑體" w:hAnsi="微軟正黑體" w:cs="Arial"/>
+          <w:color w:val="000000" w:themeColor="text1"/>
+        </w:rPr>
         <w:t>licensing</w:t>
       </w:r>
       <w:r>
@@ -2075,43 +3259,34 @@
         </w:rPr>
         <w:t>_qoq</w:t>
       </w:r>
-      <w:r>
-        <w:rPr>
-          <w:rFonts w:ascii="微軟正黑體" w:eastAsia="微軟正黑體" w:hAnsi="微軟正黑體" w:cs="Arial"/>
-          <w:color w:val="000000" w:themeColor="text1"/>
-        </w:rPr>
-        <w:t xml:space="preserve"> }}</w:t>
-      </w:r>
-      <w:r>
-        <w:rPr>
-          <w:rFonts w:ascii="微軟正黑體" w:eastAsia="微軟正黑體" w:hAnsi="微軟正黑體"/>
-        </w:rPr>
-        <w:t>%</w:t>
-      </w:r>
-      <w:r>
-        <w:rPr>
-          <w:rFonts w:ascii="微軟正黑體" w:eastAsia="微軟正黑體" w:hAnsi="微軟正黑體"/>
-        </w:rPr>
-        <w:t>，</w:t>
-      </w:r>
-      <w:r>
-        <w:rPr>
-          <w:rFonts w:ascii="微軟正黑體" w:eastAsia="微軟正黑體" w:hAnsi="微軟正黑體" w:hint="eastAsia"/>
-        </w:rPr>
-        <w:t>但</w:t>
-      </w:r>
-      <w:r>
-        <w:rPr>
-          <w:rFonts w:ascii="微軟正黑體" w:eastAsia="微軟正黑體" w:hAnsi="微軟正黑體"/>
-        </w:rPr>
-        <w:t>比去年同期</w:t>
-      </w:r>
-      <w:r>
-        <w:rPr>
-          <w:rFonts w:ascii="微軟正黑體" w:eastAsia="微軟正黑體" w:hAnsi="微軟正黑體" w:cs="Arial"/>
-          <w:color w:val="000000" w:themeColor="text1"/>
-        </w:rPr>
-        <w:t>{{ tech.</w:t>
+      <w:proofErr w:type="spellEnd"/>
+      <w:r>
+        <w:rPr>
+          <w:rFonts w:ascii="微軟正黑體" w:eastAsia="微軟正黑體" w:hAnsi="微軟正黑體" w:cs="Arial"/>
+          <w:color w:val="000000" w:themeColor="text1"/>
+        </w:rPr>
+        <w:t xml:space="preserve"> }}</w:t>
+      </w:r>
+      <w:r>
+        <w:rPr>
+          <w:rFonts w:ascii="微軟正黑體" w:eastAsia="微軟正黑體" w:hAnsi="微軟正黑體"/>
+        </w:rPr>
+        <w:t>%，比去年同期</w:t>
+      </w:r>
+      <w:r>
+        <w:rPr>
+          <w:rFonts w:ascii="微軟正黑體" w:eastAsia="微軟正黑體" w:hAnsi="微軟正黑體" w:cs="Arial"/>
+          <w:color w:val="000000" w:themeColor="text1"/>
+        </w:rPr>
+        <w:t xml:space="preserve">{{ </w:t>
+      </w:r>
+      <w:proofErr w:type="spellStart"/>
+      <w:r>
+        <w:rPr>
+          <w:rFonts w:ascii="微軟正黑體" w:eastAsia="微軟正黑體" w:hAnsi="微軟正黑體" w:cs="Arial"/>
+          <w:color w:val="000000" w:themeColor="text1"/>
+        </w:rPr>
+        <w:t>tech.</w:t>
       </w:r>
       <w:r>
         <w:rPr>
@@ -2134,31 +3309,48 @@
         </w:rPr>
         <w:t>_yoy</w:t>
       </w:r>
-      <w:r>
-        <w:rPr>
-          <w:rFonts w:ascii="微軟正黑體" w:eastAsia="微軟正黑體" w:hAnsi="微軟正黑體" w:cs="Arial"/>
-          <w:color w:val="000000" w:themeColor="text1"/>
-        </w:rPr>
-        <w:t xml:space="preserve"> }}</w:t>
-      </w:r>
-      <w:r>
-        <w:rPr>
-          <w:rFonts w:ascii="微軟正黑體" w:eastAsia="微軟正黑體" w:hAnsi="微軟正黑體"/>
-        </w:rPr>
-        <w:t>%</w:t>
-      </w:r>
-      <w:r>
-        <w:rPr>
-          <w:rFonts w:ascii="微軟正黑體" w:eastAsia="微軟正黑體" w:hAnsi="微軟正黑體"/>
-        </w:rPr>
-        <w:t>，貢獻了本季</w:t>
-      </w:r>
-      <w:r>
-        <w:rPr>
-          <w:rFonts w:ascii="微軟正黑體" w:eastAsia="微軟正黑體" w:hAnsi="微軟正黑體" w:cs="Arial"/>
-          <w:color w:val="000000" w:themeColor="text1"/>
-        </w:rPr>
-        <w:t>{{ tech.</w:t>
+      <w:proofErr w:type="spellEnd"/>
+      <w:r>
+        <w:rPr>
+          <w:rFonts w:ascii="微軟正黑體" w:eastAsia="微軟正黑體" w:hAnsi="微軟正黑體" w:cs="Arial"/>
+          <w:color w:val="000000" w:themeColor="text1"/>
+        </w:rPr>
+        <w:t xml:space="preserve"> }}</w:t>
+      </w:r>
+      <w:r>
+        <w:rPr>
+          <w:rFonts w:ascii="微軟正黑體" w:eastAsia="微軟正黑體" w:hAnsi="微軟正黑體"/>
+        </w:rPr>
+        <w:t>%。在權利金部分，</w:t>
+      </w:r>
+      <w:proofErr w:type="spellStart"/>
+      <w:r>
+        <w:rPr>
+          <w:rFonts w:ascii="微軟正黑體" w:eastAsia="微軟正黑體" w:hAnsi="微軟正黑體"/>
+        </w:rPr>
+        <w:t>NeoBit</w:t>
+      </w:r>
+      <w:proofErr w:type="spellEnd"/>
+      <w:r>
+        <w:rPr>
+          <w:rFonts w:ascii="微軟正黑體" w:eastAsia="微軟正黑體" w:hAnsi="微軟正黑體"/>
+        </w:rPr>
+        <w:t>較上一季</w:t>
+      </w:r>
+      <w:r>
+        <w:rPr>
+          <w:rFonts w:ascii="微軟正黑體" w:eastAsia="微軟正黑體" w:hAnsi="微軟正黑體" w:cs="Arial"/>
+          <w:color w:val="000000" w:themeColor="text1"/>
+        </w:rPr>
+        <w:t xml:space="preserve">{{ </w:t>
+      </w:r>
+      <w:proofErr w:type="spellStart"/>
+      <w:r>
+        <w:rPr>
+          <w:rFonts w:ascii="微軟正黑體" w:eastAsia="微軟正黑體" w:hAnsi="微軟正黑體" w:cs="Arial"/>
+          <w:color w:val="000000" w:themeColor="text1"/>
+        </w:rPr>
+        <w:t>tech.</w:t>
       </w:r>
       <w:r>
         <w:rPr>
@@ -2172,38 +3364,43 @@
           <w:rFonts w:ascii="微軟正黑體" w:eastAsia="微軟正黑體" w:hAnsi="微軟正黑體" w:cs="Arial"/>
           <w:color w:val="000000" w:themeColor="text1"/>
         </w:rPr>
-        <w:t>licensing }}</w:t>
-      </w:r>
-      <w:r>
-        <w:rPr>
-          <w:rFonts w:ascii="微軟正黑體" w:eastAsia="微軟正黑體" w:hAnsi="微軟正黑體"/>
-        </w:rPr>
-        <w:t>%</w:t>
-      </w:r>
-      <w:r>
-        <w:rPr>
-          <w:rFonts w:ascii="微軟正黑體" w:eastAsia="微軟正黑體" w:hAnsi="微軟正黑體"/>
-        </w:rPr>
-        <w:t>的授權金。在權利金部分，</w:t>
-      </w:r>
-      <w:r>
-        <w:rPr>
-          <w:rFonts w:ascii="微軟正黑體" w:eastAsia="微軟正黑體" w:hAnsi="微軟正黑體"/>
-        </w:rPr>
-        <w:t>NeoBit</w:t>
-      </w:r>
-      <w:r>
-        <w:rPr>
-          <w:rFonts w:ascii="微軟正黑體" w:eastAsia="微軟正黑體" w:hAnsi="微軟正黑體"/>
-        </w:rPr>
-        <w:t>貢獻</w:t>
-      </w:r>
-      <w:r>
-        <w:rPr>
-          <w:rFonts w:ascii="微軟正黑體" w:eastAsia="微軟正黑體" w:hAnsi="微軟正黑體" w:cs="Arial"/>
-          <w:color w:val="000000" w:themeColor="text1"/>
-        </w:rPr>
-        <w:t>{{ tech.</w:t>
+        <w:t>royalty</w:t>
+      </w:r>
+      <w:r>
+        <w:rPr>
+          <w:rFonts w:ascii="微軟正黑體" w:eastAsia="微軟正黑體" w:hAnsi="微軟正黑體" w:cs="Arial" w:hint="eastAsia"/>
+          <w:color w:val="000000" w:themeColor="text1"/>
+        </w:rPr>
+        <w:t>_qoq</w:t>
+      </w:r>
+      <w:proofErr w:type="spellEnd"/>
+      <w:r>
+        <w:rPr>
+          <w:rFonts w:ascii="微軟正黑體" w:eastAsia="微軟正黑體" w:hAnsi="微軟正黑體" w:cs="Arial"/>
+          <w:color w:val="000000" w:themeColor="text1"/>
+        </w:rPr>
+        <w:t xml:space="preserve"> }}</w:t>
+      </w:r>
+      <w:r>
+        <w:rPr>
+          <w:rFonts w:ascii="微軟正黑體" w:eastAsia="微軟正黑體" w:hAnsi="微軟正黑體"/>
+        </w:rPr>
+        <w:t>%，比去年同期</w:t>
+      </w:r>
+      <w:r>
+        <w:rPr>
+          <w:rFonts w:ascii="微軟正黑體" w:eastAsia="微軟正黑體" w:hAnsi="微軟正黑體" w:cs="Arial"/>
+          <w:color w:val="000000" w:themeColor="text1"/>
+        </w:rPr>
+        <w:t xml:space="preserve">{{ </w:t>
+      </w:r>
+      <w:proofErr w:type="spellStart"/>
+      <w:r>
+        <w:rPr>
+          <w:rFonts w:ascii="微軟正黑體" w:eastAsia="微軟正黑體" w:hAnsi="微軟正黑體" w:cs="Arial"/>
+          <w:color w:val="000000" w:themeColor="text1"/>
+        </w:rPr>
+        <w:t>tech.</w:t>
       </w:r>
       <w:r>
         <w:rPr>
@@ -2217,39 +3414,6 @@
           <w:rFonts w:ascii="微軟正黑體" w:eastAsia="微軟正黑體" w:hAnsi="微軟正黑體" w:cs="Arial"/>
           <w:color w:val="000000" w:themeColor="text1"/>
         </w:rPr>
-        <w:t>royalty }}</w:t>
-      </w:r>
-      <w:r>
-        <w:rPr>
-          <w:rFonts w:ascii="微軟正黑體" w:eastAsia="微軟正黑體" w:hAnsi="微軟正黑體"/>
-        </w:rPr>
-        <w:t>%</w:t>
-      </w:r>
-      <w:r>
-        <w:rPr>
-          <w:rFonts w:ascii="微軟正黑體" w:eastAsia="微軟正黑體" w:hAnsi="微軟正黑體"/>
-        </w:rPr>
-        <w:t>，較上一季</w:t>
-      </w:r>
-      <w:r>
-        <w:rPr>
-          <w:rFonts w:ascii="微軟正黑體" w:eastAsia="微軟正黑體" w:hAnsi="微軟正黑體" w:cs="Arial"/>
-          <w:color w:val="000000" w:themeColor="text1"/>
-        </w:rPr>
-        <w:t>{{ tech.</w:t>
-      </w:r>
-      <w:r>
-        <w:rPr>
-          <w:rFonts w:ascii="微軟正黑體" w:eastAsia="微軟正黑體" w:hAnsi="微軟正黑體" w:cs="Arial" w:hint="eastAsia"/>
-          <w:color w:val="000000" w:themeColor="text1"/>
-        </w:rPr>
-        <w:t>neobit_</w:t>
-      </w:r>
-      <w:r>
-        <w:rPr>
-          <w:rFonts w:ascii="微軟正黑體" w:eastAsia="微軟正黑體" w:hAnsi="微軟正黑體" w:cs="Arial"/>
-          <w:color w:val="000000" w:themeColor="text1"/>
-        </w:rPr>
         <w:t>royalty</w:t>
       </w:r>
       <w:r>
@@ -2257,67 +3421,9 @@
           <w:rFonts w:ascii="微軟正黑體" w:eastAsia="微軟正黑體" w:hAnsi="微軟正黑體" w:cs="Arial" w:hint="eastAsia"/>
           <w:color w:val="000000" w:themeColor="text1"/>
         </w:rPr>
-        <w:t>_qoq</w:t>
-      </w:r>
-      <w:r>
-        <w:rPr>
-          <w:rFonts w:ascii="微軟正黑體" w:eastAsia="微軟正黑體" w:hAnsi="微軟正黑體" w:cs="Arial"/>
-          <w:color w:val="000000" w:themeColor="text1"/>
-        </w:rPr>
-        <w:t xml:space="preserve"> }}</w:t>
-      </w:r>
-      <w:r>
-        <w:rPr>
-          <w:rFonts w:ascii="微軟正黑體" w:eastAsia="微軟正黑體" w:hAnsi="微軟正黑體"/>
-        </w:rPr>
-        <w:t>%</w:t>
-      </w:r>
-      <w:r>
-        <w:rPr>
-          <w:rFonts w:ascii="微軟正黑體" w:eastAsia="微軟正黑體" w:hAnsi="微軟正黑體"/>
-        </w:rPr>
-        <w:t>，</w:t>
-      </w:r>
-      <w:r>
-        <w:rPr>
-          <w:rFonts w:ascii="微軟正黑體" w:eastAsia="微軟正黑體" w:hAnsi="微軟正黑體" w:hint="eastAsia"/>
-        </w:rPr>
-        <w:t>但</w:t>
-      </w:r>
-      <w:r>
-        <w:rPr>
-          <w:rFonts w:ascii="微軟正黑體" w:eastAsia="微軟正黑體" w:hAnsi="微軟正黑體"/>
-        </w:rPr>
-        <w:t>比去年同期</w:t>
-      </w:r>
-      <w:r>
-        <w:rPr>
-          <w:rFonts w:ascii="微軟正黑體" w:eastAsia="微軟正黑體" w:hAnsi="微軟正黑體" w:cs="Arial"/>
-          <w:color w:val="000000" w:themeColor="text1"/>
-        </w:rPr>
-        <w:t>{{ tech.</w:t>
-      </w:r>
-      <w:r>
-        <w:rPr>
-          <w:rFonts w:ascii="微軟正黑體" w:eastAsia="微軟正黑體" w:hAnsi="微軟正黑體" w:cs="Arial" w:hint="eastAsia"/>
-          <w:color w:val="000000" w:themeColor="text1"/>
-        </w:rPr>
-        <w:t>neobit_</w:t>
-      </w:r>
-      <w:r>
-        <w:rPr>
-          <w:rFonts w:ascii="微軟正黑體" w:eastAsia="微軟正黑體" w:hAnsi="微軟正黑體" w:cs="Arial"/>
-          <w:color w:val="000000" w:themeColor="text1"/>
-        </w:rPr>
-        <w:t>royalty</w:t>
-      </w:r>
-      <w:r>
-        <w:rPr>
-          <w:rFonts w:ascii="微軟正黑體" w:eastAsia="微軟正黑體" w:hAnsi="微軟正黑體" w:cs="Arial" w:hint="eastAsia"/>
-          <w:color w:val="000000" w:themeColor="text1"/>
-        </w:rPr>
         <w:t>_yoy</w:t>
       </w:r>
+      <w:proofErr w:type="spellEnd"/>
       <w:r>
         <w:rPr>
           <w:rFonts w:ascii="微軟正黑體" w:eastAsia="微軟正黑體" w:hAnsi="微軟正黑體" w:cs="Arial"/>
@@ -2347,6 +3453,7 @@
           <w:rFonts w:ascii="微軟正黑體" w:eastAsia="微軟正黑體" w:hAnsi="微軟正黑體"/>
         </w:rPr>
       </w:pPr>
+      <w:proofErr w:type="spellStart"/>
       <w:r>
         <w:rPr>
           <w:rFonts w:ascii="微軟正黑體" w:eastAsia="微軟正黑體" w:hAnsi="微軟正黑體"/>
@@ -2355,28 +3462,29 @@
         </w:rPr>
         <w:t>NeoFuse</w:t>
       </w:r>
-      <w:r>
-        <w:rPr>
-          <w:rFonts w:ascii="微軟正黑體" w:eastAsia="微軟正黑體" w:hAnsi="微軟正黑體"/>
-        </w:rPr>
-        <w:t>對</w:t>
-      </w:r>
-      <w:r>
-        <w:rPr>
-          <w:rFonts w:ascii="微軟正黑體" w:eastAsia="微軟正黑體" w:hAnsi="微軟正黑體"/>
-        </w:rPr>
-        <w:t>本</w:t>
-      </w:r>
-      <w:r>
-        <w:rPr>
-          <w:rFonts w:ascii="微軟正黑體" w:eastAsia="微軟正黑體" w:hAnsi="微軟正黑體"/>
-        </w:rPr>
-        <w:t>季的授權金貢獻</w:t>
+      <w:proofErr w:type="spellEnd"/>
+      <w:r>
+        <w:rPr>
+          <w:rFonts w:ascii="微軟正黑體" w:eastAsia="微軟正黑體" w:hAnsi="微軟正黑體"/>
+        </w:rPr>
+        <w:t>對本季的</w:t>
       </w:r>
       <w:r>
         <w:rPr>
           <w:rFonts w:ascii="微軟正黑體" w:eastAsia="微軟正黑體" w:hAnsi="微軟正黑體" w:hint="eastAsia"/>
         </w:rPr>
+        <w:t>營收</w:t>
+      </w:r>
+      <w:r>
+        <w:rPr>
+          <w:rFonts w:ascii="微軟正黑體" w:eastAsia="微軟正黑體" w:hAnsi="微軟正黑體"/>
+        </w:rPr>
+        <w:t>貢獻</w:t>
+      </w:r>
+      <w:r>
+        <w:rPr>
+          <w:rFonts w:ascii="微軟正黑體" w:eastAsia="微軟正黑體" w:hAnsi="微軟正黑體" w:hint="eastAsia"/>
+        </w:rPr>
         <w:t>為</w:t>
       </w:r>
       <w:r>
@@ -2384,7 +3492,15 @@
           <w:rFonts w:ascii="微軟正黑體" w:eastAsia="微軟正黑體" w:hAnsi="微軟正黑體" w:cs="Arial"/>
           <w:color w:val="000000" w:themeColor="text1"/>
         </w:rPr>
-        <w:t>{{ tech.</w:t>
+        <w:t xml:space="preserve">{{ </w:t>
+      </w:r>
+      <w:proofErr w:type="spellStart"/>
+      <w:r>
+        <w:rPr>
+          <w:rFonts w:ascii="微軟正黑體" w:eastAsia="微軟正黑體" w:hAnsi="微軟正黑體" w:cs="Arial"/>
+          <w:color w:val="000000" w:themeColor="text1"/>
+        </w:rPr>
+        <w:t>tech.</w:t>
       </w:r>
       <w:r>
         <w:rPr>
@@ -2395,10 +3511,18 @@
       </w:r>
       <w:r>
         <w:rPr>
-          <w:rFonts w:ascii="微軟正黑體" w:eastAsia="微軟正黑體" w:hAnsi="微軟正黑體" w:cs="Arial"/>
-          <w:color w:val="000000" w:themeColor="text1"/>
-        </w:rPr>
-        <w:t>licensing }}</w:t>
+          <w:rFonts w:ascii="微軟正黑體" w:eastAsia="微軟正黑體" w:hAnsi="微軟正黑體" w:cs="Arial" w:hint="eastAsia"/>
+          <w:color w:val="000000" w:themeColor="text1"/>
+        </w:rPr>
+        <w:t>total</w:t>
+      </w:r>
+      <w:proofErr w:type="spellEnd"/>
+      <w:r>
+        <w:rPr>
+          <w:rFonts w:ascii="微軟正黑體" w:eastAsia="微軟正黑體" w:hAnsi="微軟正黑體" w:cs="Arial"/>
+          <w:color w:val="000000" w:themeColor="text1"/>
+        </w:rPr>
+        <w:t xml:space="preserve"> }}</w:t>
       </w:r>
       <w:r>
         <w:rPr>
@@ -2417,7 +3541,15 @@
           <w:rFonts w:ascii="微軟正黑體" w:eastAsia="微軟正黑體" w:hAnsi="微軟正黑體" w:cs="Arial"/>
           <w:color w:val="000000" w:themeColor="text1"/>
         </w:rPr>
-        <w:t>{{ tech.</w:t>
+        <w:t xml:space="preserve">{{ </w:t>
+      </w:r>
+      <w:proofErr w:type="spellStart"/>
+      <w:r>
+        <w:rPr>
+          <w:rFonts w:ascii="微軟正黑體" w:eastAsia="微軟正黑體" w:hAnsi="微軟正黑體" w:cs="Arial"/>
+          <w:color w:val="000000" w:themeColor="text1"/>
+        </w:rPr>
+        <w:t>tech.</w:t>
       </w:r>
       <w:r>
         <w:rPr>
@@ -2440,37 +3572,34 @@
         </w:rPr>
         <w:t>_qoq</w:t>
       </w:r>
-      <w:r>
-        <w:rPr>
-          <w:rFonts w:ascii="微軟正黑體" w:eastAsia="微軟正黑體" w:hAnsi="微軟正黑體" w:cs="Arial"/>
-          <w:color w:val="000000" w:themeColor="text1"/>
-        </w:rPr>
-        <w:t xml:space="preserve"> }}</w:t>
-      </w:r>
-      <w:r>
-        <w:rPr>
-          <w:rFonts w:ascii="微軟正黑體" w:eastAsia="微軟正黑體" w:hAnsi="微軟正黑體"/>
-        </w:rPr>
-        <w:t>%，</w:t>
-      </w:r>
-      <w:r>
-        <w:rPr>
-          <w:rFonts w:ascii="微軟正黑體" w:eastAsia="微軟正黑體" w:hAnsi="微軟正黑體"/>
-        </w:rPr>
-        <w:t>也</w:t>
-      </w:r>
-      <w:r>
-        <w:rPr>
-          <w:rFonts w:ascii="微軟正黑體" w:eastAsia="微軟正黑體" w:hAnsi="微軟正黑體"/>
-        </w:rPr>
-        <w:t>比去年同期</w:t>
-      </w:r>
-      <w:r>
-        <w:rPr>
-          <w:rFonts w:ascii="微軟正黑體" w:eastAsia="微軟正黑體" w:hAnsi="微軟正黑體" w:cs="Arial"/>
-          <w:color w:val="000000" w:themeColor="text1"/>
-        </w:rPr>
-        <w:t>{{ tech.</w:t>
+      <w:proofErr w:type="spellEnd"/>
+      <w:r>
+        <w:rPr>
+          <w:rFonts w:ascii="微軟正黑體" w:eastAsia="微軟正黑體" w:hAnsi="微軟正黑體" w:cs="Arial"/>
+          <w:color w:val="000000" w:themeColor="text1"/>
+        </w:rPr>
+        <w:t xml:space="preserve"> }}</w:t>
+      </w:r>
+      <w:r>
+        <w:rPr>
+          <w:rFonts w:ascii="微軟正黑體" w:eastAsia="微軟正黑體" w:hAnsi="微軟正黑體"/>
+        </w:rPr>
+        <w:t>%，比去年同期</w:t>
+      </w:r>
+      <w:r>
+        <w:rPr>
+          <w:rFonts w:ascii="微軟正黑體" w:eastAsia="微軟正黑體" w:hAnsi="微軟正黑體" w:cs="Arial"/>
+          <w:color w:val="000000" w:themeColor="text1"/>
+        </w:rPr>
+        <w:t xml:space="preserve">{{ </w:t>
+      </w:r>
+      <w:proofErr w:type="spellStart"/>
+      <w:r>
+        <w:rPr>
+          <w:rFonts w:ascii="微軟正黑體" w:eastAsia="微軟正黑體" w:hAnsi="微軟正黑體" w:cs="Arial"/>
+          <w:color w:val="000000" w:themeColor="text1"/>
+        </w:rPr>
+        <w:t>tech.</w:t>
       </w:r>
       <w:r>
         <w:rPr>
@@ -2493,30 +3622,19 @@
         </w:rPr>
         <w:t>_yoy</w:t>
       </w:r>
-      <w:r>
-        <w:rPr>
-          <w:rFonts w:ascii="微軟正黑體" w:eastAsia="微軟正黑體" w:hAnsi="微軟正黑體" w:cs="Arial"/>
-          <w:color w:val="000000" w:themeColor="text1"/>
-        </w:rPr>
-        <w:t xml:space="preserve"> }}</w:t>
-      </w:r>
-      <w:r>
-        <w:rPr>
-          <w:rFonts w:ascii="微軟正黑體" w:eastAsia="微軟正黑體" w:hAnsi="微軟正黑體"/>
-        </w:rPr>
-        <w:t>%</w:t>
-      </w:r>
-      <w:r>
-        <w:rPr>
-          <w:rFonts w:ascii="微軟正黑體" w:eastAsia="微軟正黑體" w:hAnsi="微軟正黑體"/>
-        </w:rPr>
-        <w:t>。</w:t>
-      </w:r>
-      <w:r>
-        <w:rPr>
-          <w:rFonts w:ascii="微軟正黑體" w:eastAsia="微軟正黑體" w:hAnsi="微軟正黑體"/>
-        </w:rPr>
-        <w:t>在權利金部</w:t>
+      <w:proofErr w:type="spellEnd"/>
+      <w:r>
+        <w:rPr>
+          <w:rFonts w:ascii="微軟正黑體" w:eastAsia="微軟正黑體" w:hAnsi="微軟正黑體" w:cs="Arial"/>
+          <w:color w:val="000000" w:themeColor="text1"/>
+        </w:rPr>
+        <w:t xml:space="preserve"> }}</w:t>
+      </w:r>
+      <w:r>
+        <w:rPr>
+          <w:rFonts w:ascii="微軟正黑體" w:eastAsia="微軟正黑體" w:hAnsi="微軟正黑體"/>
+        </w:rPr>
+        <w:t>%。在權利金部</w:t>
       </w:r>
       <w:r>
         <w:rPr>
@@ -2528,32 +3646,36 @@
         <w:rPr>
           <w:rFonts w:ascii="微軟正黑體" w:eastAsia="微軟正黑體" w:hAnsi="微軟正黑體"/>
         </w:rPr>
-        <w:t>，NeoFuse</w:t>
-      </w:r>
-      <w:r>
-        <w:rPr>
-          <w:rFonts w:ascii="微軟正黑體" w:eastAsia="微軟正黑體" w:hAnsi="微軟正黑體"/>
-        </w:rPr>
-        <w:t>在</w:t>
-      </w:r>
-      <w:r>
-        <w:rPr>
-          <w:rFonts w:ascii="微軟正黑體" w:eastAsia="微軟正黑體" w:hAnsi="微軟正黑體"/>
-        </w:rPr>
-        <w:t>本</w:t>
-      </w:r>
-      <w:r>
-        <w:rPr>
-          <w:rFonts w:ascii="微軟正黑體" w:eastAsia="微軟正黑體" w:hAnsi="微軟正黑體"/>
-        </w:rPr>
-        <w:t>季貢獻</w:t>
-      </w:r>
-      <w:r>
-        <w:rPr>
-          <w:rFonts w:ascii="微軟正黑體" w:eastAsia="微軟正黑體" w:hAnsi="微軟正黑體" w:cs="Arial"/>
-          <w:color w:val="000000" w:themeColor="text1"/>
-        </w:rPr>
-        <w:t>{{ tech.</w:t>
+        <w:t>，</w:t>
+      </w:r>
+      <w:proofErr w:type="spellStart"/>
+      <w:r>
+        <w:rPr>
+          <w:rFonts w:ascii="微軟正黑體" w:eastAsia="微軟正黑體" w:hAnsi="微軟正黑體"/>
+        </w:rPr>
+        <w:t>NeoFuse</w:t>
+      </w:r>
+      <w:proofErr w:type="spellEnd"/>
+      <w:r>
+        <w:rPr>
+          <w:rFonts w:ascii="微軟正黑體" w:eastAsia="微軟正黑體" w:hAnsi="微軟正黑體"/>
+        </w:rPr>
+        <w:t>較上一季</w:t>
+      </w:r>
+      <w:r>
+        <w:rPr>
+          <w:rFonts w:ascii="微軟正黑體" w:eastAsia="微軟正黑體" w:hAnsi="微軟正黑體" w:cs="Arial"/>
+          <w:color w:val="000000" w:themeColor="text1"/>
+        </w:rPr>
+        <w:t xml:space="preserve">{{ </w:t>
+      </w:r>
+      <w:proofErr w:type="spellStart"/>
+      <w:r>
+        <w:rPr>
+          <w:rFonts w:ascii="微軟正黑體" w:eastAsia="微軟正黑體" w:hAnsi="微軟正黑體" w:cs="Arial"/>
+          <w:color w:val="000000" w:themeColor="text1"/>
+        </w:rPr>
+        <w:t>tech.</w:t>
       </w:r>
       <w:r>
         <w:rPr>
@@ -2567,20 +3689,43 @@
           <w:rFonts w:ascii="微軟正黑體" w:eastAsia="微軟正黑體" w:hAnsi="微軟正黑體" w:cs="Arial"/>
           <w:color w:val="000000" w:themeColor="text1"/>
         </w:rPr>
-        <w:t>royalty }}</w:t>
-      </w:r>
-      <w:r>
-        <w:rPr>
-          <w:rFonts w:ascii="微軟正黑體" w:eastAsia="微軟正黑體" w:hAnsi="微軟正黑體"/>
-        </w:rPr>
-        <w:t>%，較上一季</w:t>
-      </w:r>
-      <w:r>
-        <w:rPr>
-          <w:rFonts w:ascii="微軟正黑體" w:eastAsia="微軟正黑體" w:hAnsi="微軟正黑體" w:cs="Arial"/>
-          <w:color w:val="000000" w:themeColor="text1"/>
-        </w:rPr>
-        <w:t>{{ tech.</w:t>
+        <w:t>royalty</w:t>
+      </w:r>
+      <w:r>
+        <w:rPr>
+          <w:rFonts w:ascii="微軟正黑體" w:eastAsia="微軟正黑體" w:hAnsi="微軟正黑體" w:cs="Arial" w:hint="eastAsia"/>
+          <w:color w:val="000000" w:themeColor="text1"/>
+        </w:rPr>
+        <w:t>_qoq</w:t>
+      </w:r>
+      <w:proofErr w:type="spellEnd"/>
+      <w:r>
+        <w:rPr>
+          <w:rFonts w:ascii="微軟正黑體" w:eastAsia="微軟正黑體" w:hAnsi="微軟正黑體" w:cs="Arial"/>
+          <w:color w:val="000000" w:themeColor="text1"/>
+        </w:rPr>
+        <w:t xml:space="preserve"> }}</w:t>
+      </w:r>
+      <w:r>
+        <w:rPr>
+          <w:rFonts w:ascii="微軟正黑體" w:eastAsia="微軟正黑體" w:hAnsi="微軟正黑體"/>
+        </w:rPr>
+        <w:t>%，比去年同期</w:t>
+      </w:r>
+      <w:r>
+        <w:rPr>
+          <w:rFonts w:ascii="微軟正黑體" w:eastAsia="微軟正黑體" w:hAnsi="微軟正黑體" w:cs="Arial"/>
+          <w:color w:val="000000" w:themeColor="text1"/>
+        </w:rPr>
+        <w:t xml:space="preserve">{{ </w:t>
+      </w:r>
+      <w:proofErr w:type="spellStart"/>
+      <w:r>
+        <w:rPr>
+          <w:rFonts w:ascii="微軟正黑體" w:eastAsia="微軟正黑體" w:hAnsi="微軟正黑體" w:cs="Arial"/>
+          <w:color w:val="000000" w:themeColor="text1"/>
+        </w:rPr>
+        <w:t>tech.</w:t>
       </w:r>
       <w:r>
         <w:rPr>
@@ -2601,61 +3746,9 @@
           <w:rFonts w:ascii="微軟正黑體" w:eastAsia="微軟正黑體" w:hAnsi="微軟正黑體" w:cs="Arial" w:hint="eastAsia"/>
           <w:color w:val="000000" w:themeColor="text1"/>
         </w:rPr>
-        <w:t>_qoq</w:t>
-      </w:r>
-      <w:r>
-        <w:rPr>
-          <w:rFonts w:ascii="微軟正黑體" w:eastAsia="微軟正黑體" w:hAnsi="微軟正黑體" w:cs="Arial"/>
-          <w:color w:val="000000" w:themeColor="text1"/>
-        </w:rPr>
-        <w:t xml:space="preserve"> }}</w:t>
-      </w:r>
-      <w:r>
-        <w:rPr>
-          <w:rFonts w:ascii="微軟正黑體" w:eastAsia="微軟正黑體" w:hAnsi="微軟正黑體"/>
-        </w:rPr>
-        <w:t>%，</w:t>
-      </w:r>
-      <w:r>
-        <w:rPr>
-          <w:rFonts w:ascii="微軟正黑體" w:eastAsia="微軟正黑體" w:hAnsi="微軟正黑體" w:hint="eastAsia"/>
-        </w:rPr>
-        <w:t>但</w:t>
-      </w:r>
-      <w:r>
-        <w:rPr>
-          <w:rFonts w:ascii="微軟正黑體" w:eastAsia="微軟正黑體" w:hAnsi="微軟正黑體"/>
-        </w:rPr>
-        <w:t>比去年同期</w:t>
-      </w:r>
-      <w:r>
-        <w:rPr>
-          <w:rFonts w:ascii="微軟正黑體" w:eastAsia="微軟正黑體" w:hAnsi="微軟正黑體" w:cs="Arial"/>
-          <w:color w:val="000000" w:themeColor="text1"/>
-        </w:rPr>
-        <w:t>{{ tech.</w:t>
-      </w:r>
-      <w:r>
-        <w:rPr>
-          <w:rFonts w:ascii="微軟正黑體" w:eastAsia="微軟正黑體" w:hAnsi="微軟正黑體" w:cs="Arial" w:hint="eastAsia"/>
-          <w:color w:val="000000" w:themeColor="text1"/>
-        </w:rPr>
-        <w:t>neofuse_</w:t>
-      </w:r>
-      <w:r>
-        <w:rPr>
-          <w:rFonts w:ascii="微軟正黑體" w:eastAsia="微軟正黑體" w:hAnsi="微軟正黑體" w:cs="Arial"/>
-          <w:color w:val="000000" w:themeColor="text1"/>
-        </w:rPr>
-        <w:t>royalty</w:t>
-      </w:r>
-      <w:r>
-        <w:rPr>
-          <w:rFonts w:ascii="微軟正黑體" w:eastAsia="微軟正黑體" w:hAnsi="微軟正黑體" w:cs="Arial" w:hint="eastAsia"/>
-          <w:color w:val="000000" w:themeColor="text1"/>
-        </w:rPr>
         <w:t>_yoy</w:t>
       </w:r>
+      <w:proofErr w:type="spellEnd"/>
       <w:r>
         <w:rPr>
           <w:rFonts w:ascii="微軟正黑體" w:eastAsia="微軟正黑體" w:hAnsi="微軟正黑體" w:cs="Arial"/>
@@ -2704,55 +3797,85 @@
           <w:rFonts w:ascii="微軟正黑體" w:eastAsia="微軟正黑體" w:hAnsi="微軟正黑體" w:cs="Arial"/>
           <w:color w:val="000000" w:themeColor="text1"/>
         </w:rPr>
-        <w:t>{{ tech.</w:t>
-      </w:r>
-      <w:r>
-        <w:rPr>
-          <w:rFonts w:ascii="微軟正黑體" w:eastAsia="微軟正黑體" w:hAnsi="微軟正黑體" w:cs="Arial" w:hint="eastAsia"/>
-          <w:color w:val="000000" w:themeColor="text1"/>
-        </w:rPr>
-        <w:t>pufbased</w:t>
-      </w:r>
-      <w:r>
-        <w:rPr>
-          <w:rFonts w:ascii="微軟正黑體" w:eastAsia="微軟正黑體" w:hAnsi="微軟正黑體" w:cs="Arial" w:hint="eastAsia"/>
-          <w:color w:val="000000" w:themeColor="text1"/>
-        </w:rPr>
-        <w:t>_</w:t>
-      </w:r>
-      <w:r>
-        <w:rPr>
-          <w:rFonts w:ascii="微軟正黑體" w:eastAsia="微軟正黑體" w:hAnsi="微軟正黑體" w:cs="Arial"/>
-          <w:color w:val="000000" w:themeColor="text1"/>
-        </w:rPr>
-        <w:t>licensing }}</w:t>
-      </w:r>
-      <w:r>
-        <w:rPr>
-          <w:rFonts w:ascii="微軟正黑體" w:eastAsia="微軟正黑體" w:hAnsi="微軟正黑體"/>
-        </w:rPr>
-        <w:t>%的授權金，比上季</w:t>
-      </w:r>
-      <w:r>
-        <w:rPr>
-          <w:rFonts w:ascii="微軟正黑體" w:eastAsia="微軟正黑體" w:hAnsi="微軟正黑體" w:cs="Arial"/>
-          <w:color w:val="000000" w:themeColor="text1"/>
-        </w:rPr>
-        <w:t>{{ tech.</w:t>
-      </w:r>
-      <w:r>
-        <w:rPr>
-          <w:rFonts w:ascii="微軟正黑體" w:eastAsia="微軟正黑體" w:hAnsi="微軟正黑體" w:cs="Arial" w:hint="eastAsia"/>
-          <w:color w:val="000000" w:themeColor="text1"/>
-        </w:rPr>
-        <w:t>pufbased</w:t>
-      </w:r>
-      <w:r>
-        <w:rPr>
-          <w:rFonts w:ascii="微軟正黑體" w:eastAsia="微軟正黑體" w:hAnsi="微軟正黑體" w:cs="Arial" w:hint="eastAsia"/>
-          <w:color w:val="000000" w:themeColor="text1"/>
-        </w:rPr>
-        <w:t>_</w:t>
+        <w:t xml:space="preserve">{{ </w:t>
+      </w:r>
+      <w:proofErr w:type="spellStart"/>
+      <w:r>
+        <w:rPr>
+          <w:rFonts w:ascii="微軟正黑體" w:eastAsia="微軟正黑體" w:hAnsi="微軟正黑體" w:cs="Arial"/>
+          <w:color w:val="000000" w:themeColor="text1"/>
+        </w:rPr>
+        <w:t>tech.</w:t>
+      </w:r>
+      <w:r>
+        <w:rPr>
+          <w:rFonts w:ascii="微軟正黑體" w:eastAsia="微軟正黑體" w:hAnsi="微軟正黑體" w:cs="Arial" w:hint="eastAsia"/>
+          <w:color w:val="000000" w:themeColor="text1"/>
+        </w:rPr>
+        <w:t>pufbased_</w:t>
+      </w:r>
+      <w:r>
+        <w:rPr>
+          <w:rFonts w:ascii="微軟正黑體" w:eastAsia="微軟正黑體" w:hAnsi="微軟正黑體" w:cs="Arial" w:hint="eastAsia"/>
+          <w:color w:val="000000" w:themeColor="text1"/>
+        </w:rPr>
+        <w:t>total</w:t>
+      </w:r>
+      <w:proofErr w:type="spellEnd"/>
+      <w:r>
+        <w:rPr>
+          <w:rFonts w:ascii="微軟正黑體" w:eastAsia="微軟正黑體" w:hAnsi="微軟正黑體" w:cs="Arial"/>
+          <w:color w:val="000000" w:themeColor="text1"/>
+        </w:rPr>
+        <w:t xml:space="preserve"> }}</w:t>
+      </w:r>
+      <w:r>
+        <w:rPr>
+          <w:rFonts w:ascii="微軟正黑體" w:eastAsia="微軟正黑體" w:hAnsi="微軟正黑體"/>
+        </w:rPr>
+        <w:t>%的</w:t>
+      </w:r>
+      <w:r>
+        <w:rPr>
+          <w:rFonts w:ascii="微軟正黑體" w:eastAsia="微軟正黑體" w:hAnsi="微軟正黑體" w:hint="eastAsia"/>
+        </w:rPr>
+        <w:t>營收。本季</w:t>
+      </w:r>
+      <w:proofErr w:type="gramStart"/>
+      <w:r>
+        <w:rPr>
+          <w:rFonts w:ascii="微軟正黑體" w:eastAsia="微軟正黑體" w:hAnsi="微軟正黑體" w:hint="eastAsia"/>
+        </w:rPr>
+        <w:t>授權金</w:t>
+      </w:r>
+      <w:r>
+        <w:rPr>
+          <w:rFonts w:ascii="微軟正黑體" w:eastAsia="微軟正黑體" w:hAnsi="微軟正黑體"/>
+        </w:rPr>
+        <w:t>比上季</w:t>
+      </w:r>
+      <w:proofErr w:type="gramEnd"/>
+      <w:r>
+        <w:rPr>
+          <w:rFonts w:ascii="微軟正黑體" w:eastAsia="微軟正黑體" w:hAnsi="微軟正黑體" w:cs="Arial"/>
+          <w:color w:val="000000" w:themeColor="text1"/>
+        </w:rPr>
+        <w:t xml:space="preserve">{{ </w:t>
+      </w:r>
+      <w:proofErr w:type="spellStart"/>
+      <w:r>
+        <w:rPr>
+          <w:rFonts w:ascii="微軟正黑體" w:eastAsia="微軟正黑體" w:hAnsi="微軟正黑體" w:cs="Arial"/>
+          <w:color w:val="000000" w:themeColor="text1"/>
+        </w:rPr>
+        <w:t>tech.</w:t>
+      </w:r>
+      <w:r>
+        <w:rPr>
+          <w:rFonts w:ascii="微軟正黑體" w:eastAsia="微軟正黑體" w:hAnsi="微軟正黑體" w:cs="Arial" w:hint="eastAsia"/>
+          <w:color w:val="000000" w:themeColor="text1"/>
+        </w:rPr>
+        <w:t>pufbased_</w:t>
       </w:r>
       <w:r>
         <w:rPr>
@@ -2768,45 +3891,41 @@
         </w:rPr>
         <w:t>_qoq</w:t>
       </w:r>
-      <w:r>
-        <w:rPr>
-          <w:rFonts w:ascii="微軟正黑體" w:eastAsia="微軟正黑體" w:hAnsi="微軟正黑體" w:cs="Arial"/>
-          <w:color w:val="000000" w:themeColor="text1"/>
-        </w:rPr>
-        <w:t xml:space="preserve"> }}</w:t>
-      </w:r>
-      <w:r>
-        <w:rPr>
-          <w:rFonts w:ascii="微軟正黑體" w:eastAsia="微軟正黑體" w:hAnsi="微軟正黑體"/>
-        </w:rPr>
-        <w:t>%，</w:t>
-      </w:r>
-      <w:r>
-        <w:rPr>
-          <w:rFonts w:ascii="微軟正黑體" w:eastAsia="微軟正黑體" w:hAnsi="微軟正黑體"/>
-        </w:rPr>
-        <w:t>比去年同期</w:t>
-      </w:r>
-      <w:r>
-        <w:rPr>
-          <w:rFonts w:ascii="微軟正黑體" w:eastAsia="微軟正黑體" w:hAnsi="微軟正黑體" w:cs="Arial"/>
-          <w:color w:val="000000" w:themeColor="text1"/>
-        </w:rPr>
-        <w:t>{{ tech.</w:t>
-      </w:r>
-      <w:r>
-        <w:rPr>
-          <w:rFonts w:ascii="微軟正黑體" w:eastAsia="微軟正黑體" w:hAnsi="微軟正黑體" w:cs="Arial" w:hint="eastAsia"/>
-          <w:color w:val="000000" w:themeColor="text1"/>
-        </w:rPr>
-        <w:t>pufbased</w:t>
-      </w:r>
-      <w:r>
-        <w:rPr>
-          <w:rFonts w:ascii="微軟正黑體" w:eastAsia="微軟正黑體" w:hAnsi="微軟正黑體" w:cs="Arial" w:hint="eastAsia"/>
-          <w:color w:val="000000" w:themeColor="text1"/>
-        </w:rPr>
-        <w:t>_</w:t>
+      <w:proofErr w:type="spellEnd"/>
+      <w:r>
+        <w:rPr>
+          <w:rFonts w:ascii="微軟正黑體" w:eastAsia="微軟正黑體" w:hAnsi="微軟正黑體" w:cs="Arial"/>
+          <w:color w:val="000000" w:themeColor="text1"/>
+        </w:rPr>
+        <w:t xml:space="preserve"> }}</w:t>
+      </w:r>
+      <w:r>
+        <w:rPr>
+          <w:rFonts w:ascii="微軟正黑體" w:eastAsia="微軟正黑體" w:hAnsi="微軟正黑體"/>
+        </w:rPr>
+        <w:t>%，比去年同期</w:t>
+      </w:r>
+      <w:r>
+        <w:rPr>
+          <w:rFonts w:ascii="微軟正黑體" w:eastAsia="微軟正黑體" w:hAnsi="微軟正黑體" w:cs="Arial"/>
+          <w:color w:val="000000" w:themeColor="text1"/>
+        </w:rPr>
+        <w:t xml:space="preserve">{{ </w:t>
+      </w:r>
+      <w:proofErr w:type="spellStart"/>
+      <w:r>
+        <w:rPr>
+          <w:rFonts w:ascii="微軟正黑體" w:eastAsia="微軟正黑體" w:hAnsi="微軟正黑體" w:cs="Arial"/>
+          <w:color w:val="000000" w:themeColor="text1"/>
+        </w:rPr>
+        <w:t>tech.</w:t>
+      </w:r>
+      <w:r>
+        <w:rPr>
+          <w:rFonts w:ascii="微軟正黑體" w:eastAsia="微軟正黑體" w:hAnsi="微軟正黑體" w:cs="Arial" w:hint="eastAsia"/>
+          <w:color w:val="000000" w:themeColor="text1"/>
+        </w:rPr>
+        <w:t>pufbased_</w:t>
       </w:r>
       <w:r>
         <w:rPr>
@@ -2822,6 +3941,7 @@
         </w:rPr>
         <w:t>_yoy</w:t>
       </w:r>
+      <w:proofErr w:type="spellEnd"/>
       <w:r>
         <w:rPr>
           <w:rFonts w:ascii="微軟正黑體" w:eastAsia="微軟正黑體" w:hAnsi="微軟正黑體" w:cs="Arial"/>
@@ -2839,92 +3959,91 @@
         <w:rPr>
           <w:rFonts w:ascii="微軟正黑體" w:eastAsia="微軟正黑體" w:hAnsi="微軟正黑體" w:hint="eastAsia"/>
         </w:rPr>
-        <w:t>。</w:t>
+        <w:t>。在</w:t>
+      </w:r>
+      <w:r>
+        <w:rPr>
+          <w:rFonts w:ascii="微軟正黑體" w:eastAsia="微軟正黑體" w:hAnsi="微軟正黑體"/>
+        </w:rPr>
+        <w:t>權利金</w:t>
       </w:r>
       <w:r>
         <w:rPr>
           <w:rFonts w:ascii="微軟正黑體" w:eastAsia="微軟正黑體" w:hAnsi="微軟正黑體" w:hint="eastAsia"/>
         </w:rPr>
-        <w:t>在</w:t>
-      </w:r>
-      <w:r>
-        <w:rPr>
-          <w:rFonts w:ascii="微軟正黑體" w:eastAsia="微軟正黑體" w:hAnsi="微軟正黑體"/>
-        </w:rPr>
-        <w:t>權利金</w:t>
+        <w:t>部分，比上季</w:t>
+      </w:r>
+      <w:r>
+        <w:rPr>
+          <w:rFonts w:ascii="微軟正黑體" w:eastAsia="微軟正黑體" w:hAnsi="微軟正黑體" w:cs="Arial"/>
+          <w:color w:val="000000" w:themeColor="text1"/>
+        </w:rPr>
+        <w:t xml:space="preserve">{{ </w:t>
+      </w:r>
+      <w:proofErr w:type="spellStart"/>
+      <w:r>
+        <w:rPr>
+          <w:rFonts w:ascii="微軟正黑體" w:eastAsia="微軟正黑體" w:hAnsi="微軟正黑體" w:cs="Arial"/>
+          <w:color w:val="000000" w:themeColor="text1"/>
+        </w:rPr>
+        <w:t>tech.</w:t>
+      </w:r>
+      <w:r>
+        <w:rPr>
+          <w:rFonts w:ascii="微軟正黑體" w:eastAsia="微軟正黑體" w:hAnsi="微軟正黑體" w:cs="Arial" w:hint="eastAsia"/>
+          <w:color w:val="000000" w:themeColor="text1"/>
+        </w:rPr>
+        <w:t>pufbased_</w:t>
+      </w:r>
+      <w:r>
+        <w:rPr>
+          <w:rFonts w:ascii="微軟正黑體" w:eastAsia="微軟正黑體" w:hAnsi="微軟正黑體" w:cs="Arial"/>
+          <w:color w:val="000000" w:themeColor="text1"/>
+        </w:rPr>
+        <w:t>royalty</w:t>
+      </w:r>
+      <w:r>
+        <w:rPr>
+          <w:rFonts w:ascii="微軟正黑體" w:eastAsia="微軟正黑體" w:hAnsi="微軟正黑體" w:cs="Arial" w:hint="eastAsia"/>
+          <w:color w:val="000000" w:themeColor="text1"/>
+        </w:rPr>
+        <w:t>_qoq</w:t>
+      </w:r>
+      <w:proofErr w:type="spellEnd"/>
+      <w:r>
+        <w:rPr>
+          <w:rFonts w:ascii="微軟正黑體" w:eastAsia="微軟正黑體" w:hAnsi="微軟正黑體" w:cs="Arial"/>
+          <w:color w:val="000000" w:themeColor="text1"/>
+        </w:rPr>
+        <w:t xml:space="preserve"> }}</w:t>
       </w:r>
       <w:r>
         <w:rPr>
           <w:rFonts w:ascii="微軟正黑體" w:eastAsia="微軟正黑體" w:hAnsi="微軟正黑體" w:hint="eastAsia"/>
         </w:rPr>
-        <w:t>部分，</w:t>
-      </w:r>
-      <w:r>
-        <w:rPr>
-          <w:rFonts w:ascii="微軟正黑體" w:eastAsia="微軟正黑體" w:hAnsi="微軟正黑體"/>
-        </w:rPr>
-        <w:t>本季貢獻</w:t>
-      </w:r>
-      <w:r>
-        <w:rPr>
-          <w:rFonts w:ascii="微軟正黑體" w:eastAsia="微軟正黑體" w:hAnsi="微軟正黑體" w:cs="Arial"/>
-          <w:color w:val="000000" w:themeColor="text1"/>
-        </w:rPr>
-        <w:t>{{ tech.</w:t>
-      </w:r>
-      <w:r>
-        <w:rPr>
-          <w:rFonts w:ascii="微軟正黑體" w:eastAsia="微軟正黑體" w:hAnsi="微軟正黑體" w:cs="Arial" w:hint="eastAsia"/>
-          <w:color w:val="000000" w:themeColor="text1"/>
-        </w:rPr>
-        <w:t>pufbased</w:t>
-      </w:r>
-      <w:r>
-        <w:rPr>
-          <w:rFonts w:ascii="微軟正黑體" w:eastAsia="微軟正黑體" w:hAnsi="微軟正黑體" w:cs="Arial" w:hint="eastAsia"/>
-          <w:color w:val="000000" w:themeColor="text1"/>
-        </w:rPr>
-        <w:t>_</w:t>
-      </w:r>
-      <w:r>
-        <w:rPr>
-          <w:rFonts w:ascii="微軟正黑體" w:eastAsia="微軟正黑體" w:hAnsi="微軟正黑體" w:cs="Arial"/>
-          <w:color w:val="000000" w:themeColor="text1"/>
-        </w:rPr>
-        <w:t>royalty }}</w:t>
-      </w:r>
-      <w:r>
-        <w:rPr>
-          <w:rFonts w:ascii="微軟正黑體" w:eastAsia="微軟正黑體" w:hAnsi="微軟正黑體"/>
-        </w:rPr>
-        <w:t>%</w:t>
-      </w:r>
-      <w:r>
-        <w:rPr>
-          <w:rFonts w:ascii="微軟正黑體" w:eastAsia="微軟正黑體" w:hAnsi="微軟正黑體" w:hint="eastAsia"/>
-        </w:rPr>
-        <w:t>，比上季</w:t>
-      </w:r>
-      <w:r>
-        <w:rPr>
-          <w:rFonts w:ascii="微軟正黑體" w:eastAsia="微軟正黑體" w:hAnsi="微軟正黑體" w:cs="Arial"/>
-          <w:color w:val="000000" w:themeColor="text1"/>
-        </w:rPr>
-        <w:t>{{ tech.</w:t>
-      </w:r>
-      <w:r>
-        <w:rPr>
-          <w:rFonts w:ascii="微軟正黑體" w:eastAsia="微軟正黑體" w:hAnsi="微軟正黑體" w:cs="Arial" w:hint="eastAsia"/>
-          <w:color w:val="000000" w:themeColor="text1"/>
-        </w:rPr>
-        <w:t>pufbased</w:t>
-      </w:r>
-      <w:r>
-        <w:rPr>
-          <w:rFonts w:ascii="微軟正黑體" w:eastAsia="微軟正黑體" w:hAnsi="微軟正黑體" w:cs="Arial" w:hint="eastAsia"/>
-          <w:color w:val="000000" w:themeColor="text1"/>
-        </w:rPr>
-        <w:t>_</w:t>
+        <w:t>%，比去年同期</w:t>
+      </w:r>
+      <w:r>
+        <w:rPr>
+          <w:rFonts w:ascii="微軟正黑體" w:eastAsia="微軟正黑體" w:hAnsi="微軟正黑體" w:cs="Arial"/>
+          <w:color w:val="000000" w:themeColor="text1"/>
+        </w:rPr>
+        <w:t xml:space="preserve">{{ </w:t>
+      </w:r>
+      <w:proofErr w:type="spellStart"/>
+      <w:r>
+        <w:rPr>
+          <w:rFonts w:ascii="微軟正黑體" w:eastAsia="微軟正黑體" w:hAnsi="微軟正黑體" w:cs="Arial"/>
+          <w:color w:val="000000" w:themeColor="text1"/>
+        </w:rPr>
+        <w:t>tech.</w:t>
+      </w:r>
+      <w:r>
+        <w:rPr>
+          <w:rFonts w:ascii="微軟正黑體" w:eastAsia="微軟正黑體" w:hAnsi="微軟正黑體" w:cs="Arial" w:hint="eastAsia"/>
+          <w:color w:val="000000" w:themeColor="text1"/>
+        </w:rPr>
+        <w:t>pufbased_</w:t>
       </w:r>
       <w:r>
         <w:rPr>
@@ -2938,56 +4057,9 @@
           <w:rFonts w:ascii="微軟正黑體" w:eastAsia="微軟正黑體" w:hAnsi="微軟正黑體" w:cs="Arial" w:hint="eastAsia"/>
           <w:color w:val="000000" w:themeColor="text1"/>
         </w:rPr>
-        <w:t>_qoq</w:t>
-      </w:r>
-      <w:r>
-        <w:rPr>
-          <w:rFonts w:ascii="微軟正黑體" w:eastAsia="微軟正黑體" w:hAnsi="微軟正黑體" w:cs="Arial"/>
-          <w:color w:val="000000" w:themeColor="text1"/>
-        </w:rPr>
-        <w:t xml:space="preserve"> }}</w:t>
-      </w:r>
-      <w:r>
-        <w:rPr>
-          <w:rFonts w:ascii="微軟正黑體" w:eastAsia="微軟正黑體" w:hAnsi="微軟正黑體" w:hint="eastAsia"/>
-        </w:rPr>
-        <w:t>%，比去年同期</w:t>
-      </w:r>
-      <w:r>
-        <w:rPr>
-          <w:rFonts w:ascii="微軟正黑體" w:eastAsia="微軟正黑體" w:hAnsi="微軟正黑體" w:cs="Arial"/>
-          <w:color w:val="000000" w:themeColor="text1"/>
-        </w:rPr>
-        <w:t>{{ tech.</w:t>
-      </w:r>
-      <w:r>
-        <w:rPr>
-          <w:rFonts w:ascii="微軟正黑體" w:eastAsia="微軟正黑體" w:hAnsi="微軟正黑體" w:cs="Arial" w:hint="eastAsia"/>
-          <w:color w:val="000000" w:themeColor="text1"/>
-        </w:rPr>
-        <w:t>pufbased</w:t>
-      </w:r>
-      <w:r>
-        <w:rPr>
-          <w:rFonts w:ascii="微軟正黑體" w:eastAsia="微軟正黑體" w:hAnsi="微軟正黑體" w:cs="Arial" w:hint="eastAsia"/>
-          <w:color w:val="000000" w:themeColor="text1"/>
-        </w:rPr>
-        <w:t>_</w:t>
-      </w:r>
-      <w:r>
-        <w:rPr>
-          <w:rFonts w:ascii="微軟正黑體" w:eastAsia="微軟正黑體" w:hAnsi="微軟正黑體" w:cs="Arial"/>
-          <w:color w:val="000000" w:themeColor="text1"/>
-        </w:rPr>
-        <w:t>royalty</w:t>
-      </w:r>
-      <w:r>
-        <w:rPr>
-          <w:rFonts w:ascii="微軟正黑體" w:eastAsia="微軟正黑體" w:hAnsi="微軟正黑體" w:cs="Arial" w:hint="eastAsia"/>
-          <w:color w:val="000000" w:themeColor="text1"/>
-        </w:rPr>
         <w:t>_yoy</w:t>
       </w:r>
+      <w:proofErr w:type="spellEnd"/>
       <w:r>
         <w:rPr>
           <w:rFonts w:ascii="微軟正黑體" w:eastAsia="微軟正黑體" w:hAnsi="微軟正黑體" w:cs="Arial"/>
@@ -3031,18 +4103,34 @@
         </w:rPr>
         <w:t>在MTP技術方面</w:t>
       </w:r>
+      <w:proofErr w:type="gramStart"/>
       <w:r>
         <w:rPr>
           <w:rFonts w:ascii="微軟正黑體" w:eastAsia="微軟正黑體" w:hAnsi="微軟正黑體" w:hint="eastAsia"/>
         </w:rPr>
-        <w:t>佔授權金</w:t>
-      </w:r>
-      <w:r>
-        <w:rPr>
-          <w:rFonts w:ascii="微軟正黑體" w:eastAsia="微軟正黑體" w:hAnsi="微軟正黑體" w:cs="Arial"/>
-          <w:color w:val="000000" w:themeColor="text1"/>
-        </w:rPr>
-        <w:t>{{ tech.</w:t>
+        <w:t>佔</w:t>
+      </w:r>
+      <w:proofErr w:type="gramEnd"/>
+      <w:r>
+        <w:rPr>
+          <w:rFonts w:ascii="微軟正黑體" w:eastAsia="微軟正黑體" w:hAnsi="微軟正黑體"/>
+        </w:rPr>
+        <w:t>總營收</w:t>
+      </w:r>
+      <w:r>
+        <w:rPr>
+          <w:rFonts w:ascii="微軟正黑體" w:eastAsia="微軟正黑體" w:hAnsi="微軟正黑體" w:cs="Arial"/>
+          <w:color w:val="000000" w:themeColor="text1"/>
+        </w:rPr>
+        <w:t xml:space="preserve">{{ </w:t>
+      </w:r>
+      <w:proofErr w:type="spellStart"/>
+      <w:r>
+        <w:rPr>
+          <w:rFonts w:ascii="微軟正黑體" w:eastAsia="微軟正黑體" w:hAnsi="微軟正黑體" w:cs="Arial"/>
+          <w:color w:val="000000" w:themeColor="text1"/>
+        </w:rPr>
+        <w:t>tech.</w:t>
       </w:r>
       <w:r>
         <w:rPr>
@@ -3053,10 +4141,18 @@
       </w:r>
       <w:r>
         <w:rPr>
-          <w:rFonts w:ascii="微軟正黑體" w:eastAsia="微軟正黑體" w:hAnsi="微軟正黑體" w:cs="Arial"/>
-          <w:color w:val="000000" w:themeColor="text1"/>
-        </w:rPr>
-        <w:t>licensing }}</w:t>
+          <w:rFonts w:ascii="微軟正黑體" w:eastAsia="微軟正黑體" w:hAnsi="微軟正黑體" w:cs="Arial" w:hint="eastAsia"/>
+          <w:color w:val="000000" w:themeColor="text1"/>
+        </w:rPr>
+        <w:t>total</w:t>
+      </w:r>
+      <w:proofErr w:type="spellEnd"/>
+      <w:r>
+        <w:rPr>
+          <w:rFonts w:ascii="微軟正黑體" w:eastAsia="微軟正黑體" w:hAnsi="微軟正黑體" w:cs="Arial"/>
+          <w:color w:val="000000" w:themeColor="text1"/>
+        </w:rPr>
+        <w:t xml:space="preserve"> }}</w:t>
       </w:r>
       <w:r>
         <w:rPr>
@@ -3068,32 +4164,86 @@
         <w:rPr>
           <w:rFonts w:ascii="微軟正黑體" w:eastAsia="微軟正黑體" w:hAnsi="微軟正黑體" w:hint="eastAsia"/>
         </w:rPr>
-        <w:t>，授權金</w:t>
-      </w:r>
+        <w:t>。</w:t>
+      </w:r>
+      <w:proofErr w:type="gramStart"/>
       <w:r>
         <w:rPr>
           <w:rFonts w:ascii="微軟正黑體" w:eastAsia="微軟正黑體" w:hAnsi="微軟正黑體" w:hint="eastAsia"/>
         </w:rPr>
-        <w:t>比</w:t>
-      </w:r>
+        <w:t>授權金比上一</w:t>
+      </w:r>
+      <w:proofErr w:type="gramEnd"/>
       <w:r>
         <w:rPr>
           <w:rFonts w:ascii="微軟正黑體" w:eastAsia="微軟正黑體" w:hAnsi="微軟正黑體" w:hint="eastAsia"/>
         </w:rPr>
-        <w:t>上一</w:t>
+        <w:t>季</w:t>
+      </w:r>
+      <w:r>
+        <w:rPr>
+          <w:rFonts w:ascii="微軟正黑體" w:eastAsia="微軟正黑體" w:hAnsi="微軟正黑體" w:cs="Arial"/>
+          <w:color w:val="000000" w:themeColor="text1"/>
+        </w:rPr>
+        <w:t xml:space="preserve">{{ </w:t>
+      </w:r>
+      <w:proofErr w:type="spellStart"/>
+      <w:r>
+        <w:rPr>
+          <w:rFonts w:ascii="微軟正黑體" w:eastAsia="微軟正黑體" w:hAnsi="微軟正黑體" w:cs="Arial"/>
+          <w:color w:val="000000" w:themeColor="text1"/>
+        </w:rPr>
+        <w:t>tech.</w:t>
+      </w:r>
+      <w:r>
+        <w:rPr>
+          <w:rFonts w:ascii="微軟正黑體" w:eastAsia="微軟正黑體" w:hAnsi="微軟正黑體" w:cs="Arial" w:hint="eastAsia"/>
+          <w:color w:val="000000" w:themeColor="text1"/>
+        </w:rPr>
+        <w:t>mtp_</w:t>
+      </w:r>
+      <w:r>
+        <w:rPr>
+          <w:rFonts w:ascii="微軟正黑體" w:eastAsia="微軟正黑體" w:hAnsi="微軟正黑體" w:cs="Arial"/>
+          <w:color w:val="000000" w:themeColor="text1"/>
+        </w:rPr>
+        <w:t>licensing</w:t>
+      </w:r>
+      <w:r>
+        <w:rPr>
+          <w:rFonts w:ascii="微軟正黑體" w:eastAsia="微軟正黑體" w:hAnsi="微軟正黑體" w:cs="Arial" w:hint="eastAsia"/>
+          <w:color w:val="000000" w:themeColor="text1"/>
+        </w:rPr>
+        <w:t>_qoq</w:t>
+      </w:r>
+      <w:proofErr w:type="spellEnd"/>
+      <w:r>
+        <w:rPr>
+          <w:rFonts w:ascii="微軟正黑體" w:eastAsia="微軟正黑體" w:hAnsi="微軟正黑體" w:cs="Arial"/>
+          <w:color w:val="000000" w:themeColor="text1"/>
+        </w:rPr>
+        <w:t xml:space="preserve"> }}</w:t>
       </w:r>
       <w:r>
         <w:rPr>
           <w:rFonts w:ascii="微軟正黑體" w:eastAsia="微軟正黑體" w:hAnsi="微軟正黑體" w:hint="eastAsia"/>
         </w:rPr>
-        <w:t>季</w:t>
-      </w:r>
-      <w:r>
-        <w:rPr>
-          <w:rFonts w:ascii="微軟正黑體" w:eastAsia="微軟正黑體" w:hAnsi="微軟正黑體" w:cs="Arial"/>
-          <w:color w:val="000000" w:themeColor="text1"/>
-        </w:rPr>
-        <w:t>{{ tech.</w:t>
+        <w:t>%，比去年同期</w:t>
+      </w:r>
+      <w:r>
+        <w:rPr>
+          <w:rFonts w:ascii="微軟正黑體" w:eastAsia="微軟正黑體" w:hAnsi="微軟正黑體" w:cs="Arial"/>
+          <w:color w:val="000000" w:themeColor="text1"/>
+        </w:rPr>
+        <w:t xml:space="preserve">{{ </w:t>
+      </w:r>
+      <w:proofErr w:type="spellStart"/>
+      <w:r>
+        <w:rPr>
+          <w:rFonts w:ascii="微軟正黑體" w:eastAsia="微軟正黑體" w:hAnsi="微軟正黑體" w:cs="Arial"/>
+          <w:color w:val="000000" w:themeColor="text1"/>
+        </w:rPr>
+        <w:t>tech.</w:t>
       </w:r>
       <w:r>
         <w:rPr>
@@ -3114,8 +4264,59 @@
           <w:rFonts w:ascii="微軟正黑體" w:eastAsia="微軟正黑體" w:hAnsi="微軟正黑體" w:cs="Arial" w:hint="eastAsia"/>
           <w:color w:val="000000" w:themeColor="text1"/>
         </w:rPr>
+        <w:t>_yoy</w:t>
+      </w:r>
+      <w:proofErr w:type="spellEnd"/>
+      <w:r>
+        <w:rPr>
+          <w:rFonts w:ascii="微軟正黑體" w:eastAsia="微軟正黑體" w:hAnsi="微軟正黑體" w:cs="Arial"/>
+          <w:color w:val="000000" w:themeColor="text1"/>
+        </w:rPr>
+        <w:t xml:space="preserve"> }}</w:t>
+      </w:r>
+      <w:r>
+        <w:rPr>
+          <w:rFonts w:ascii="微軟正黑體" w:eastAsia="微軟正黑體" w:hAnsi="微軟正黑體" w:hint="eastAsia"/>
+        </w:rPr>
+        <w:t>%。權利金貢獻較上一季</w:t>
+      </w:r>
+      <w:r>
+        <w:rPr>
+          <w:rFonts w:ascii="微軟正黑體" w:eastAsia="微軟正黑體" w:hAnsi="微軟正黑體" w:cs="Arial"/>
+          <w:color w:val="000000" w:themeColor="text1"/>
+        </w:rPr>
+        <w:t xml:space="preserve">{{ </w:t>
+      </w:r>
+      <w:proofErr w:type="spellStart"/>
+      <w:r>
+        <w:rPr>
+          <w:rFonts w:ascii="微軟正黑體" w:eastAsia="微軟正黑體" w:hAnsi="微軟正黑體" w:cs="Arial"/>
+          <w:color w:val="000000" w:themeColor="text1"/>
+        </w:rPr>
+        <w:t>tech.</w:t>
+      </w:r>
+      <w:r>
+        <w:rPr>
+          <w:rFonts w:ascii="微軟正黑體" w:eastAsia="微軟正黑體" w:hAnsi="微軟正黑體" w:cs="Arial" w:hint="eastAsia"/>
+          <w:color w:val="000000" w:themeColor="text1"/>
+        </w:rPr>
+        <w:t>mtp_</w:t>
+      </w:r>
+      <w:r>
+        <w:rPr>
+          <w:rFonts w:ascii="微軟正黑體" w:eastAsia="微軟正黑體" w:hAnsi="微軟正黑體" w:cs="Arial"/>
+          <w:color w:val="000000" w:themeColor="text1"/>
+        </w:rPr>
+        <w:t>royalty</w:t>
+      </w:r>
+      <w:r>
+        <w:rPr>
+          <w:rFonts w:ascii="微軟正黑體" w:eastAsia="微軟正黑體" w:hAnsi="微軟正黑體" w:cs="Arial" w:hint="eastAsia"/>
+          <w:color w:val="000000" w:themeColor="text1"/>
+        </w:rPr>
         <w:t>_qoq</w:t>
       </w:r>
+      <w:proofErr w:type="spellEnd"/>
       <w:r>
         <w:rPr>
           <w:rFonts w:ascii="微軟正黑體" w:eastAsia="微軟正黑體" w:hAnsi="微軟正黑體" w:cs="Arial"/>
@@ -3127,201 +4328,57 @@
         <w:rPr>
           <w:rFonts w:ascii="微軟正黑體" w:eastAsia="微軟正黑體" w:hAnsi="微軟正黑體" w:hint="eastAsia"/>
         </w:rPr>
-        <w:t>%</w:t>
+        <w:t>%，較去年同期</w:t>
+      </w:r>
+      <w:r>
+        <w:rPr>
+          <w:rFonts w:ascii="微軟正黑體" w:eastAsia="微軟正黑體" w:hAnsi="微軟正黑體" w:cs="Arial"/>
+          <w:color w:val="000000" w:themeColor="text1"/>
+        </w:rPr>
+        <w:t xml:space="preserve">{{ </w:t>
+      </w:r>
+      <w:proofErr w:type="spellStart"/>
+      <w:r>
+        <w:rPr>
+          <w:rFonts w:ascii="微軟正黑體" w:eastAsia="微軟正黑體" w:hAnsi="微軟正黑體" w:cs="Arial"/>
+          <w:color w:val="000000" w:themeColor="text1"/>
+        </w:rPr>
+        <w:t>tech.</w:t>
+      </w:r>
+      <w:r>
+        <w:rPr>
+          <w:rFonts w:ascii="微軟正黑體" w:eastAsia="微軟正黑體" w:hAnsi="微軟正黑體" w:cs="Arial" w:hint="eastAsia"/>
+          <w:color w:val="000000" w:themeColor="text1"/>
+        </w:rPr>
+        <w:t>mtp_</w:t>
+      </w:r>
+      <w:r>
+        <w:rPr>
+          <w:rFonts w:ascii="微軟正黑體" w:eastAsia="微軟正黑體" w:hAnsi="微軟正黑體" w:cs="Arial"/>
+          <w:color w:val="000000" w:themeColor="text1"/>
+        </w:rPr>
+        <w:t>royalty</w:t>
+      </w:r>
+      <w:r>
+        <w:rPr>
+          <w:rFonts w:ascii="微軟正黑體" w:eastAsia="微軟正黑體" w:hAnsi="微軟正黑體" w:cs="Arial" w:hint="eastAsia"/>
+          <w:color w:val="000000" w:themeColor="text1"/>
+        </w:rPr>
+        <w:t>_yoy</w:t>
+      </w:r>
+      <w:proofErr w:type="spellEnd"/>
+      <w:r>
+        <w:rPr>
+          <w:rFonts w:ascii="微軟正黑體" w:eastAsia="微軟正黑體" w:hAnsi="微軟正黑體" w:cs="Arial"/>
+          <w:color w:val="000000" w:themeColor="text1"/>
+        </w:rPr>
+        <w:t xml:space="preserve"> }}</w:t>
       </w:r>
       <w:r>
         <w:rPr>
           <w:rFonts w:ascii="微軟正黑體" w:eastAsia="微軟正黑體" w:hAnsi="微軟正黑體" w:hint="eastAsia"/>
         </w:rPr>
-        <w:t>，</w:t>
-      </w:r>
-      <w:r>
-        <w:rPr>
-          <w:rFonts w:ascii="微軟正黑體" w:eastAsia="微軟正黑體" w:hAnsi="微軟正黑體" w:hint="eastAsia"/>
-        </w:rPr>
-        <w:t>比去年同期</w:t>
-      </w:r>
-      <w:r>
-        <w:rPr>
-          <w:rFonts w:ascii="微軟正黑體" w:eastAsia="微軟正黑體" w:hAnsi="微軟正黑體" w:cs="Arial"/>
-          <w:color w:val="000000" w:themeColor="text1"/>
-        </w:rPr>
-        <w:t>{{ tech.</w:t>
-      </w:r>
-      <w:r>
-        <w:rPr>
-          <w:rFonts w:ascii="微軟正黑體" w:eastAsia="微軟正黑體" w:hAnsi="微軟正黑體" w:cs="Arial" w:hint="eastAsia"/>
-          <w:color w:val="000000" w:themeColor="text1"/>
-        </w:rPr>
-        <w:t>mtp_</w:t>
-      </w:r>
-      <w:r>
-        <w:rPr>
-          <w:rFonts w:ascii="微軟正黑體" w:eastAsia="微軟正黑體" w:hAnsi="微軟正黑體" w:cs="Arial"/>
-          <w:color w:val="000000" w:themeColor="text1"/>
-        </w:rPr>
-        <w:t>licensing</w:t>
-      </w:r>
-      <w:r>
-        <w:rPr>
-          <w:rFonts w:ascii="微軟正黑體" w:eastAsia="微軟正黑體" w:hAnsi="微軟正黑體" w:cs="Arial" w:hint="eastAsia"/>
-          <w:color w:val="000000" w:themeColor="text1"/>
-        </w:rPr>
-        <w:t>_yoy</w:t>
-      </w:r>
-      <w:r>
-        <w:rPr>
-          <w:rFonts w:ascii="微軟正黑體" w:eastAsia="微軟正黑體" w:hAnsi="微軟正黑體" w:cs="Arial"/>
-          <w:color w:val="000000" w:themeColor="text1"/>
-        </w:rPr>
-        <w:t xml:space="preserve"> }}</w:t>
-      </w:r>
-      <w:r>
-        <w:rPr>
-          <w:rFonts w:ascii="微軟正黑體" w:eastAsia="微軟正黑體" w:hAnsi="微軟正黑體" w:hint="eastAsia"/>
-        </w:rPr>
-        <w:t>%</w:t>
-      </w:r>
-      <w:r>
-        <w:rPr>
-          <w:rFonts w:ascii="微軟正黑體" w:eastAsia="微軟正黑體" w:hAnsi="微軟正黑體" w:hint="eastAsia"/>
-        </w:rPr>
-        <w:t>。權利金貢獻較上一季</w:t>
-      </w:r>
-      <w:r>
-        <w:rPr>
-          <w:rFonts w:ascii="微軟正黑體" w:eastAsia="微軟正黑體" w:hAnsi="微軟正黑體" w:cs="Arial"/>
-          <w:color w:val="000000" w:themeColor="text1"/>
-        </w:rPr>
-        <w:t>{{ tech.</w:t>
-      </w:r>
-      <w:r>
-        <w:rPr>
-          <w:rFonts w:ascii="微軟正黑體" w:eastAsia="微軟正黑體" w:hAnsi="微軟正黑體" w:cs="Arial" w:hint="eastAsia"/>
-          <w:color w:val="000000" w:themeColor="text1"/>
-        </w:rPr>
-        <w:t>mtp_</w:t>
-      </w:r>
-      <w:r>
-        <w:rPr>
-          <w:rFonts w:ascii="微軟正黑體" w:eastAsia="微軟正黑體" w:hAnsi="微軟正黑體" w:cs="Arial"/>
-          <w:color w:val="000000" w:themeColor="text1"/>
-        </w:rPr>
-        <w:t>royalty</w:t>
-      </w:r>
-      <w:r>
-        <w:rPr>
-          <w:rFonts w:ascii="微軟正黑體" w:eastAsia="微軟正黑體" w:hAnsi="微軟正黑體" w:cs="Arial" w:hint="eastAsia"/>
-          <w:color w:val="000000" w:themeColor="text1"/>
-        </w:rPr>
-        <w:t>_qoq</w:t>
-      </w:r>
-      <w:r>
-        <w:rPr>
-          <w:rFonts w:ascii="微軟正黑體" w:eastAsia="微軟正黑體" w:hAnsi="微軟正黑體" w:cs="Arial"/>
-          <w:color w:val="000000" w:themeColor="text1"/>
-        </w:rPr>
-        <w:t xml:space="preserve"> }}</w:t>
-      </w:r>
-      <w:r>
-        <w:rPr>
-          <w:rFonts w:ascii="微軟正黑體" w:eastAsia="微軟正黑體" w:hAnsi="微軟正黑體" w:hint="eastAsia"/>
-        </w:rPr>
-        <w:t>%</w:t>
-      </w:r>
-      <w:r>
-        <w:rPr>
-          <w:rFonts w:ascii="微軟正黑體" w:eastAsia="微軟正黑體" w:hAnsi="微軟正黑體" w:hint="eastAsia"/>
-        </w:rPr>
-        <w:t>，</w:t>
-      </w:r>
-      <w:r>
-        <w:rPr>
-          <w:rFonts w:ascii="微軟正黑體" w:eastAsia="微軟正黑體" w:hAnsi="微軟正黑體" w:hint="eastAsia"/>
-        </w:rPr>
-        <w:t>較去年同期</w:t>
-      </w:r>
-      <w:r>
-        <w:rPr>
-          <w:rFonts w:ascii="微軟正黑體" w:eastAsia="微軟正黑體" w:hAnsi="微軟正黑體" w:cs="Arial"/>
-          <w:color w:val="000000" w:themeColor="text1"/>
-        </w:rPr>
-        <w:t>{{ tech.</w:t>
-      </w:r>
-      <w:r>
-        <w:rPr>
-          <w:rFonts w:ascii="微軟正黑體" w:eastAsia="微軟正黑體" w:hAnsi="微軟正黑體" w:cs="Arial" w:hint="eastAsia"/>
-          <w:color w:val="000000" w:themeColor="text1"/>
-        </w:rPr>
-        <w:t>mtp_</w:t>
-      </w:r>
-      <w:r>
-        <w:rPr>
-          <w:rFonts w:ascii="微軟正黑體" w:eastAsia="微軟正黑體" w:hAnsi="微軟正黑體" w:cs="Arial"/>
-          <w:color w:val="000000" w:themeColor="text1"/>
-        </w:rPr>
-        <w:t>royalty</w:t>
-      </w:r>
-      <w:r>
-        <w:rPr>
-          <w:rFonts w:ascii="微軟正黑體" w:eastAsia="微軟正黑體" w:hAnsi="微軟正黑體" w:cs="Arial" w:hint="eastAsia"/>
-          <w:color w:val="000000" w:themeColor="text1"/>
-        </w:rPr>
-        <w:t>_yoy</w:t>
-      </w:r>
-      <w:r>
-        <w:rPr>
-          <w:rFonts w:ascii="微軟正黑體" w:eastAsia="微軟正黑體" w:hAnsi="微軟正黑體" w:cs="Arial"/>
-          <w:color w:val="000000" w:themeColor="text1"/>
-        </w:rPr>
-        <w:t xml:space="preserve"> }}</w:t>
-      </w:r>
-      <w:r>
-        <w:rPr>
-          <w:rFonts w:ascii="微軟正黑體" w:eastAsia="微軟正黑體" w:hAnsi="微軟正黑體" w:hint="eastAsia"/>
-        </w:rPr>
-        <w:t>%，貢獻</w:t>
-      </w:r>
-      <w:r>
-        <w:rPr>
-          <w:rFonts w:ascii="微軟正黑體" w:eastAsia="微軟正黑體" w:hAnsi="微軟正黑體" w:cs="Arial"/>
-          <w:color w:val="000000" w:themeColor="text1"/>
-        </w:rPr>
-        <w:t>{{ tech.</w:t>
-      </w:r>
-      <w:r>
-        <w:rPr>
-          <w:rFonts w:ascii="微軟正黑體" w:eastAsia="微軟正黑體" w:hAnsi="微軟正黑體" w:cs="Arial" w:hint="eastAsia"/>
-          <w:color w:val="000000" w:themeColor="text1"/>
-        </w:rPr>
-        <w:t>mtp_</w:t>
-      </w:r>
-      <w:r>
-        <w:rPr>
-          <w:rFonts w:ascii="微軟正黑體" w:eastAsia="微軟正黑體" w:hAnsi="微軟正黑體" w:cs="Arial"/>
-          <w:color w:val="000000" w:themeColor="text1"/>
-        </w:rPr>
-        <w:t>royalt</w:t>
-      </w:r>
-      <w:r>
-        <w:rPr>
-          <w:rFonts w:ascii="微軟正黑體" w:eastAsia="微軟正黑體" w:hAnsi="微軟正黑體" w:cs="Arial" w:hint="eastAsia"/>
-          <w:color w:val="000000" w:themeColor="text1"/>
-        </w:rPr>
-        <w:t>y</w:t>
-      </w:r>
-      <w:r>
-        <w:rPr>
-          <w:rFonts w:ascii="微軟正黑體" w:eastAsia="微軟正黑體" w:hAnsi="微軟正黑體" w:cs="Arial"/>
-          <w:color w:val="000000" w:themeColor="text1"/>
-        </w:rPr>
-        <w:t xml:space="preserve"> }}</w:t>
-      </w:r>
-      <w:r>
-        <w:rPr>
-          <w:rFonts w:ascii="微軟正黑體" w:eastAsia="微軟正黑體" w:hAnsi="微軟正黑體" w:hint="eastAsia"/>
-        </w:rPr>
-        <w:t>%的權利金。</w:t>
+        <w:t>%。</w:t>
       </w:r>
     </w:p>
     <w:p>
@@ -3337,6 +4394,98 @@
     </w:p>
     <w:p>
       <w:pPr>
+        <w:pStyle w:val="11"/>
+        <w:adjustRightInd w:val="0"/>
+        <w:snapToGrid w:val="0"/>
+        <w:ind w:left="0"/>
+        <w:jc w:val="both"/>
+        <w:rPr>
+          <w:rFonts w:ascii="微軟正黑體" w:eastAsia="微軟正黑體" w:hAnsi="微軟正黑體" w:cs="Arial"/>
+          <w:b w:val="0"/>
+          <w:bCs w:val="0"/>
+          <w:kern w:val="2"/>
+          <w:lang w:eastAsia="zh-TW"/>
+        </w:rPr>
+      </w:pPr>
+      <w:r>
+        <w:rPr>
+          <w:rFonts w:ascii="微軟正黑體" w:eastAsia="微軟正黑體" w:hAnsi="微軟正黑體" w:cs="Arial"/>
+          <w:b w:val="0"/>
+          <w:bCs w:val="0"/>
+          <w:kern w:val="2"/>
+          <w:lang w:eastAsia="zh-TW"/>
+        </w:rPr>
+        <w:t xml:space="preserve">{% if </w:t>
+      </w:r>
+      <w:proofErr w:type="spellStart"/>
+      <w:r>
+        <w:rPr>
+          <w:rFonts w:ascii="微軟正黑體" w:eastAsia="微軟正黑體" w:hAnsi="微軟正黑體" w:cs="Arial"/>
+          <w:b w:val="0"/>
+          <w:bCs w:val="0"/>
+          <w:kern w:val="2"/>
+          <w:lang w:eastAsia="zh-TW"/>
+        </w:rPr>
+        <w:t>this_</w:t>
+      </w:r>
+      <w:proofErr w:type="gramStart"/>
+      <w:r>
+        <w:rPr>
+          <w:rFonts w:ascii="微軟正黑體" w:eastAsia="微軟正黑體" w:hAnsi="微軟正黑體" w:cs="Arial"/>
+          <w:b w:val="0"/>
+          <w:bCs w:val="0"/>
+          <w:kern w:val="2"/>
+          <w:lang w:eastAsia="zh-TW"/>
+        </w:rPr>
+        <w:t>quarter</w:t>
+      </w:r>
+      <w:proofErr w:type="spellEnd"/>
+      <w:r>
+        <w:rPr>
+          <w:rFonts w:ascii="微軟正黑體" w:eastAsia="微軟正黑體" w:hAnsi="微軟正黑體" w:cs="Arial" w:hint="eastAsia"/>
+          <w:b w:val="0"/>
+          <w:bCs w:val="0"/>
+          <w:kern w:val="2"/>
+          <w:lang w:eastAsia="zh-TW"/>
+        </w:rPr>
+        <w:t xml:space="preserve"> </w:t>
+      </w:r>
+      <w:r>
+        <w:rPr>
+          <w:rFonts w:ascii="微軟正黑體" w:eastAsia="微軟正黑體" w:hAnsi="微軟正黑體" w:cs="Arial" w:hint="eastAsia"/>
+          <w:b w:val="0"/>
+          <w:bCs w:val="0"/>
+          <w:kern w:val="2"/>
+          <w:lang w:eastAsia="zh-TW"/>
+        </w:rPr>
+        <w:t>!</w:t>
+      </w:r>
+      <w:proofErr w:type="gramEnd"/>
+      <w:r>
+        <w:rPr>
+          <w:rFonts w:ascii="微軟正黑體" w:eastAsia="微軟正黑體" w:hAnsi="微軟正黑體" w:cs="Arial"/>
+          <w:b w:val="0"/>
+          <w:bCs w:val="0"/>
+          <w:kern w:val="2"/>
+          <w:lang w:eastAsia="zh-TW"/>
+        </w:rPr>
+        <w:t>= "Q1</w:t>
+      </w:r>
+      <w:proofErr w:type="gramStart"/>
+      <w:r>
+        <w:rPr>
+          <w:rFonts w:ascii="微軟正黑體" w:eastAsia="微軟正黑體" w:hAnsi="微軟正黑體" w:cs="Arial"/>
+          <w:b w:val="0"/>
+          <w:bCs w:val="0"/>
+          <w:kern w:val="2"/>
+          <w:lang w:eastAsia="zh-TW"/>
+        </w:rPr>
+        <w:t>" %}</w:t>
+      </w:r>
+      <w:proofErr w:type="gramEnd"/>
+    </w:p>
+    <w:p>
+      <w:pPr>
         <w:spacing w:after="240" w:line="440" w:lineRule="exact"/>
         <w:jc w:val="both"/>
         <w:rPr>
@@ -3349,22 +4498,32 @@
           <w:rFonts w:ascii="微軟正黑體" w:eastAsia="微軟正黑體" w:hAnsi="微軟正黑體" w:cstheme="minorHAnsi"/>
           <w:szCs w:val="24"/>
         </w:rPr>
-        <w:t>在</w:t>
-      </w:r>
+        <w:t xml:space="preserve">在{{ </w:t>
+      </w:r>
+      <w:proofErr w:type="spellStart"/>
       <w:r>
         <w:rPr>
           <w:rFonts w:ascii="微軟正黑體" w:eastAsia="微軟正黑體" w:hAnsi="微軟正黑體" w:cstheme="minorHAnsi"/>
           <w:szCs w:val="24"/>
         </w:rPr>
-        <w:t>{{ this_year }}</w:t>
-      </w:r>
-      <w:r>
-        <w:rPr>
-          <w:rFonts w:ascii="微軟正黑體" w:eastAsia="微軟正黑體" w:hAnsi="微軟正黑體" w:cs="Arial"/>
-          <w:color w:val="000000" w:themeColor="text1"/>
-        </w:rPr>
-        <w:t xml:space="preserve">{{ </w:t>
-      </w:r>
+        <w:t>this_year</w:t>
+      </w:r>
+      <w:proofErr w:type="spellEnd"/>
+      <w:r>
+        <w:rPr>
+          <w:rFonts w:ascii="微軟正黑體" w:eastAsia="微軟正黑體" w:hAnsi="微軟正黑體" w:cstheme="minorHAnsi"/>
+          <w:szCs w:val="24"/>
+        </w:rPr>
+        <w:t xml:space="preserve"> }}</w:t>
+      </w:r>
+      <w:r>
+        <w:rPr>
+          <w:rFonts w:ascii="微軟正黑體" w:eastAsia="微軟正黑體" w:hAnsi="微軟正黑體" w:cs="Arial"/>
+          <w:color w:val="000000" w:themeColor="text1"/>
+        </w:rPr>
+        <w:t xml:space="preserve">{{ </w:t>
+      </w:r>
+      <w:proofErr w:type="spellStart"/>
       <w:r>
         <w:rPr>
           <w:rFonts w:ascii="微軟正黑體" w:eastAsia="微軟正黑體" w:hAnsi="微軟正黑體" w:cs="Arial" w:hint="eastAsia"/>
@@ -3372,6 +4531,7 @@
         </w:rPr>
         <w:t>ytd</w:t>
       </w:r>
+      <w:proofErr w:type="spellEnd"/>
       <w:r>
         <w:rPr>
           <w:rFonts w:ascii="微軟正黑體" w:eastAsia="微軟正黑體" w:hAnsi="微軟正黑體" w:cs="Arial"/>
@@ -3408,11 +4568,22 @@
           <w:b/>
           <w:szCs w:val="24"/>
         </w:rPr>
-        <w:t>來自NeoBit</w:t>
-      </w:r>
+        <w:lastRenderedPageBreak/>
+        <w:t>來自</w:t>
+      </w:r>
+      <w:proofErr w:type="spellStart"/>
       <w:r>
         <w:rPr>
           <w:rFonts w:ascii="微軟正黑體" w:eastAsia="微軟正黑體" w:hAnsi="微軟正黑體" w:cstheme="minorHAnsi"/>
+          <w:b/>
+          <w:szCs w:val="24"/>
+        </w:rPr>
+        <w:t>NeoBit</w:t>
+      </w:r>
+      <w:proofErr w:type="spellEnd"/>
+      <w:r>
+        <w:rPr>
+          <w:rFonts w:ascii="微軟正黑體" w:eastAsia="微軟正黑體" w:hAnsi="微軟正黑體" w:cstheme="minorHAnsi"/>
           <w:szCs w:val="24"/>
         </w:rPr>
         <w:t>的授權金較去年同期</w:t>
@@ -3422,7 +4593,15 @@
           <w:rFonts w:ascii="微軟正黑體" w:eastAsia="微軟正黑體" w:hAnsi="微軟正黑體" w:cs="Arial"/>
           <w:color w:val="000000" w:themeColor="text1"/>
         </w:rPr>
-        <w:t>{{ tech.</w:t>
+        <w:t xml:space="preserve">{{ </w:t>
+      </w:r>
+      <w:proofErr w:type="spellStart"/>
+      <w:r>
+        <w:rPr>
+          <w:rFonts w:ascii="微軟正黑體" w:eastAsia="微軟正黑體" w:hAnsi="微軟正黑體" w:cs="Arial"/>
+          <w:color w:val="000000" w:themeColor="text1"/>
+        </w:rPr>
+        <w:t>tech.</w:t>
       </w:r>
       <w:r>
         <w:rPr>
@@ -3445,6 +4624,7 @@
         </w:rPr>
         <w:t>_yoy_ytd</w:t>
       </w:r>
+      <w:proofErr w:type="spellEnd"/>
       <w:r>
         <w:rPr>
           <w:rFonts w:ascii="微軟正黑體" w:eastAsia="微軟正黑體" w:hAnsi="微軟正黑體" w:cs="Arial"/>
@@ -3464,7 +4644,15 @@
           <w:rFonts w:ascii="微軟正黑體" w:eastAsia="微軟正黑體" w:hAnsi="微軟正黑體" w:cs="Arial"/>
           <w:color w:val="000000" w:themeColor="text1"/>
         </w:rPr>
-        <w:t>{{ tech.</w:t>
+        <w:t xml:space="preserve">{{ </w:t>
+      </w:r>
+      <w:proofErr w:type="spellStart"/>
+      <w:r>
+        <w:rPr>
+          <w:rFonts w:ascii="微軟正黑體" w:eastAsia="微軟正黑體" w:hAnsi="微軟正黑體" w:cs="Arial"/>
+          <w:color w:val="000000" w:themeColor="text1"/>
+        </w:rPr>
+        <w:t>tech.</w:t>
       </w:r>
       <w:r>
         <w:rPr>
@@ -3487,6 +4675,7 @@
         </w:rPr>
         <w:t>y_yoy_ytd</w:t>
       </w:r>
+      <w:proofErr w:type="spellEnd"/>
       <w:r>
         <w:rPr>
           <w:rFonts w:ascii="微軟正黑體" w:eastAsia="微軟正黑體" w:hAnsi="微軟正黑體" w:cs="Arial"/>
@@ -3499,22 +4688,48 @@
           <w:rFonts w:ascii="微軟正黑體" w:eastAsia="微軟正黑體" w:hAnsi="微軟正黑體" w:cstheme="minorHAnsi"/>
           <w:szCs w:val="24"/>
         </w:rPr>
-        <w:t>%，佔</w:t>
-      </w:r>
+        <w:t>%，</w:t>
+      </w:r>
+      <w:proofErr w:type="gramStart"/>
       <w:r>
         <w:rPr>
           <w:rFonts w:ascii="微軟正黑體" w:eastAsia="微軟正黑體" w:hAnsi="微軟正黑體" w:cstheme="minorHAnsi"/>
           <w:szCs w:val="24"/>
         </w:rPr>
-        <w:t>{{ this_year }}</w:t>
-      </w:r>
-      <w:r>
-        <w:rPr>
-          <w:rFonts w:ascii="微軟正黑體" w:eastAsia="微軟正黑體" w:hAnsi="微軟正黑體" w:cs="Arial"/>
-          <w:color w:val="000000" w:themeColor="text1"/>
-        </w:rPr>
-        <w:t xml:space="preserve">{{ </w:t>
-      </w:r>
+        <w:t>佔</w:t>
+      </w:r>
+      <w:proofErr w:type="gramEnd"/>
+      <w:r>
+        <w:rPr>
+          <w:rFonts w:ascii="微軟正黑體" w:eastAsia="微軟正黑體" w:hAnsi="微軟正黑體" w:cstheme="minorHAnsi"/>
+          <w:szCs w:val="24"/>
+        </w:rPr>
+        <w:t xml:space="preserve">{{ </w:t>
+      </w:r>
+      <w:proofErr w:type="spellStart"/>
+      <w:r>
+        <w:rPr>
+          <w:rFonts w:ascii="微軟正黑體" w:eastAsia="微軟正黑體" w:hAnsi="微軟正黑體" w:cstheme="minorHAnsi"/>
+          <w:szCs w:val="24"/>
+        </w:rPr>
+        <w:t>this_year</w:t>
+      </w:r>
+      <w:proofErr w:type="spellEnd"/>
+      <w:r>
+        <w:rPr>
+          <w:rFonts w:ascii="微軟正黑體" w:eastAsia="微軟正黑體" w:hAnsi="微軟正黑體" w:cstheme="minorHAnsi"/>
+          <w:szCs w:val="24"/>
+        </w:rPr>
+        <w:t xml:space="preserve"> }}</w:t>
+      </w:r>
+      <w:r>
+        <w:rPr>
+          <w:rFonts w:ascii="微軟正黑體" w:eastAsia="微軟正黑體" w:hAnsi="微軟正黑體" w:cs="Arial"/>
+          <w:color w:val="000000" w:themeColor="text1"/>
+        </w:rPr>
+        <w:t xml:space="preserve">{{ </w:t>
+      </w:r>
+      <w:proofErr w:type="spellStart"/>
       <w:r>
         <w:rPr>
           <w:rFonts w:ascii="微軟正黑體" w:eastAsia="微軟正黑體" w:hAnsi="微軟正黑體" w:cs="Arial" w:hint="eastAsia"/>
@@ -3522,6 +4737,7 @@
         </w:rPr>
         <w:t>ytd</w:t>
       </w:r>
+      <w:proofErr w:type="spellEnd"/>
       <w:r>
         <w:rPr>
           <w:rFonts w:ascii="微軟正黑體" w:eastAsia="微軟正黑體" w:hAnsi="微軟正黑體" w:cs="Arial"/>
@@ -3541,7 +4757,15 @@
           <w:rFonts w:ascii="微軟正黑體" w:eastAsia="微軟正黑體" w:hAnsi="微軟正黑體" w:cs="Arial"/>
           <w:color w:val="000000" w:themeColor="text1"/>
         </w:rPr>
-        <w:t>{{ tech.</w:t>
+        <w:t xml:space="preserve">{{ </w:t>
+      </w:r>
+      <w:proofErr w:type="spellStart"/>
+      <w:r>
+        <w:rPr>
+          <w:rFonts w:ascii="微軟正黑體" w:eastAsia="微軟正黑體" w:hAnsi="微軟正黑體" w:cs="Arial"/>
+          <w:color w:val="000000" w:themeColor="text1"/>
+        </w:rPr>
+        <w:t>tech.</w:t>
       </w:r>
       <w:r>
         <w:rPr>
@@ -3550,6 +4774,7 @@
         </w:rPr>
         <w:t>neobit_ytd</w:t>
       </w:r>
+      <w:proofErr w:type="spellEnd"/>
       <w:r>
         <w:rPr>
           <w:rFonts w:ascii="微軟正黑體" w:eastAsia="微軟正黑體" w:hAnsi="微軟正黑體" w:cs="Arial"/>
@@ -3580,6 +4805,7 @@
           <w:szCs w:val="24"/>
         </w:rPr>
       </w:pPr>
+      <w:proofErr w:type="spellStart"/>
       <w:r>
         <w:rPr>
           <w:rFonts w:ascii="微軟正黑體" w:eastAsia="微軟正黑體" w:hAnsi="微軟正黑體" w:cstheme="minorHAnsi"/>
@@ -3588,6 +4814,7 @@
         </w:rPr>
         <w:t>NeoFuse</w:t>
       </w:r>
+      <w:proofErr w:type="spellEnd"/>
       <w:r>
         <w:rPr>
           <w:rFonts w:ascii="微軟正黑體" w:eastAsia="微軟正黑體" w:hAnsi="微軟正黑體" w:cstheme="minorHAnsi"/>
@@ -3600,7 +4827,15 @@
           <w:rFonts w:ascii="微軟正黑體" w:eastAsia="微軟正黑體" w:hAnsi="微軟正黑體" w:cs="Arial"/>
           <w:color w:val="000000" w:themeColor="text1"/>
         </w:rPr>
-        <w:t>{{ tech.</w:t>
+        <w:t xml:space="preserve">{{ </w:t>
+      </w:r>
+      <w:proofErr w:type="spellStart"/>
+      <w:r>
+        <w:rPr>
+          <w:rFonts w:ascii="微軟正黑體" w:eastAsia="微軟正黑體" w:hAnsi="微軟正黑體" w:cs="Arial"/>
+          <w:color w:val="000000" w:themeColor="text1"/>
+        </w:rPr>
+        <w:t>tech.</w:t>
       </w:r>
       <w:r>
         <w:rPr>
@@ -3623,6 +4858,7 @@
         </w:rPr>
         <w:t>_yoy_ytd</w:t>
       </w:r>
+      <w:proofErr w:type="spellEnd"/>
       <w:r>
         <w:rPr>
           <w:rFonts w:ascii="微軟正黑體" w:eastAsia="微軟正黑體" w:hAnsi="微軟正黑體" w:cs="Arial"/>
@@ -3642,7 +4878,15 @@
           <w:rFonts w:ascii="微軟正黑體" w:eastAsia="微軟正黑體" w:hAnsi="微軟正黑體" w:cs="Arial"/>
           <w:color w:val="000000" w:themeColor="text1"/>
         </w:rPr>
-        <w:t>{{ tech.</w:t>
+        <w:t xml:space="preserve">{{ </w:t>
+      </w:r>
+      <w:proofErr w:type="spellStart"/>
+      <w:r>
+        <w:rPr>
+          <w:rFonts w:ascii="微軟正黑體" w:eastAsia="微軟正黑體" w:hAnsi="微軟正黑體" w:cs="Arial"/>
+          <w:color w:val="000000" w:themeColor="text1"/>
+        </w:rPr>
+        <w:t>tech.</w:t>
       </w:r>
       <w:r>
         <w:rPr>
@@ -3665,6 +4909,7 @@
         </w:rPr>
         <w:t>_yoy_ytd</w:t>
       </w:r>
+      <w:proofErr w:type="spellEnd"/>
       <w:r>
         <w:rPr>
           <w:rFonts w:ascii="微軟正黑體" w:eastAsia="微軟正黑體" w:hAnsi="微軟正黑體" w:cs="Arial"/>
@@ -3677,29 +4922,32 @@
           <w:rFonts w:ascii="微軟正黑體" w:eastAsia="微軟正黑體" w:hAnsi="微軟正黑體" w:cstheme="minorHAnsi"/>
           <w:szCs w:val="24"/>
         </w:rPr>
-        <w:t>%，貢獻了</w:t>
-      </w:r>
+        <w:t xml:space="preserve">%，貢獻了{{ </w:t>
+      </w:r>
+      <w:proofErr w:type="spellStart"/>
       <w:r>
         <w:rPr>
           <w:rFonts w:ascii="微軟正黑體" w:eastAsia="微軟正黑體" w:hAnsi="微軟正黑體" w:cstheme="minorHAnsi"/>
           <w:szCs w:val="24"/>
         </w:rPr>
-        <w:t>{{ this_year }}</w:t>
-      </w:r>
+        <w:t>this_year</w:t>
+      </w:r>
+      <w:proofErr w:type="spellEnd"/>
       <w:r>
         <w:rPr>
           <w:rFonts w:ascii="微軟正黑體" w:eastAsia="微軟正黑體" w:hAnsi="微軟正黑體" w:cstheme="minorHAnsi"/>
           <w:szCs w:val="24"/>
         </w:rPr>
-        <w:t>年</w:t>
-      </w:r>
-      <w:r>
-        <w:rPr>
-          <w:rFonts w:ascii="微軟正黑體" w:eastAsia="微軟正黑體" w:hAnsi="微軟正黑體" w:cs="Arial"/>
-          <w:color w:val="000000" w:themeColor="text1"/>
-        </w:rPr>
-        <w:t xml:space="preserve">{{ </w:t>
-      </w:r>
+        <w:t xml:space="preserve"> }}年</w:t>
+      </w:r>
+      <w:r>
+        <w:rPr>
+          <w:rFonts w:ascii="微軟正黑體" w:eastAsia="微軟正黑體" w:hAnsi="微軟正黑體" w:cs="Arial"/>
+          <w:color w:val="000000" w:themeColor="text1"/>
+        </w:rPr>
+        <w:t xml:space="preserve">{{ </w:t>
+      </w:r>
+      <w:proofErr w:type="spellStart"/>
       <w:r>
         <w:rPr>
           <w:rFonts w:ascii="微軟正黑體" w:eastAsia="微軟正黑體" w:hAnsi="微軟正黑體" w:cs="Arial" w:hint="eastAsia"/>
@@ -3707,6 +4955,7 @@
         </w:rPr>
         <w:t>ytd</w:t>
       </w:r>
+      <w:proofErr w:type="spellEnd"/>
       <w:r>
         <w:rPr>
           <w:rFonts w:ascii="微軟正黑體" w:eastAsia="微軟正黑體" w:hAnsi="微軟正黑體" w:cs="Arial"/>
@@ -3726,7 +4975,15 @@
           <w:rFonts w:ascii="微軟正黑體" w:eastAsia="微軟正黑體" w:hAnsi="微軟正黑體" w:cs="Arial"/>
           <w:color w:val="000000" w:themeColor="text1"/>
         </w:rPr>
-        <w:t>{{ tech.</w:t>
+        <w:t xml:space="preserve">{{ </w:t>
+      </w:r>
+      <w:proofErr w:type="spellStart"/>
+      <w:r>
+        <w:rPr>
+          <w:rFonts w:ascii="微軟正黑體" w:eastAsia="微軟正黑體" w:hAnsi="微軟正黑體" w:cs="Arial"/>
+          <w:color w:val="000000" w:themeColor="text1"/>
+        </w:rPr>
+        <w:t>tech.</w:t>
       </w:r>
       <w:r>
         <w:rPr>
@@ -3735,6 +4992,7 @@
         </w:rPr>
         <w:t>neofuse_ytd</w:t>
       </w:r>
+      <w:proofErr w:type="spellEnd"/>
       <w:r>
         <w:rPr>
           <w:rFonts w:ascii="微軟正黑體" w:eastAsia="微軟正黑體" w:hAnsi="微軟正黑體" w:cs="Arial"/>
@@ -3773,33 +5031,43 @@
         </w:rPr>
         <w:t>以PUF為基礎的Security IP</w:t>
       </w:r>
+      <w:proofErr w:type="gramStart"/>
       <w:r>
         <w:rPr>
           <w:rFonts w:ascii="微軟正黑體" w:eastAsia="微軟正黑體" w:hAnsi="微軟正黑體" w:cstheme="minorHAnsi"/>
           <w:szCs w:val="24"/>
         </w:rPr>
-        <w:t>授權金比去年同期</w:t>
-      </w:r>
-      <w:r>
-        <w:rPr>
-          <w:rFonts w:ascii="微軟正黑體" w:eastAsia="微軟正黑體" w:hAnsi="微軟正黑體" w:cs="Arial"/>
-          <w:color w:val="000000" w:themeColor="text1"/>
-        </w:rPr>
-        <w:t>{{ tech.</w:t>
-      </w:r>
-      <w:r>
-        <w:rPr>
-          <w:rFonts w:ascii="微軟正黑體" w:eastAsia="微軟正黑體" w:hAnsi="微軟正黑體" w:cs="Arial" w:hint="eastAsia"/>
-          <w:color w:val="000000" w:themeColor="text1"/>
-        </w:rPr>
-        <w:t>pufbased</w:t>
-      </w:r>
-      <w:r>
-        <w:rPr>
-          <w:rFonts w:ascii="微軟正黑體" w:eastAsia="微軟正黑體" w:hAnsi="微軟正黑體" w:cs="Arial" w:hint="eastAsia"/>
-          <w:color w:val="000000" w:themeColor="text1"/>
-        </w:rPr>
-        <w:t>_</w:t>
+        <w:t>授權金比去年</w:t>
+      </w:r>
+      <w:proofErr w:type="gramEnd"/>
+      <w:r>
+        <w:rPr>
+          <w:rFonts w:ascii="微軟正黑體" w:eastAsia="微軟正黑體" w:hAnsi="微軟正黑體" w:cstheme="minorHAnsi"/>
+          <w:szCs w:val="24"/>
+        </w:rPr>
+        <w:t>同期</w:t>
+      </w:r>
+      <w:r>
+        <w:rPr>
+          <w:rFonts w:ascii="微軟正黑體" w:eastAsia="微軟正黑體" w:hAnsi="微軟正黑體" w:cs="Arial"/>
+          <w:color w:val="000000" w:themeColor="text1"/>
+        </w:rPr>
+        <w:t xml:space="preserve">{{ </w:t>
+      </w:r>
+      <w:proofErr w:type="spellStart"/>
+      <w:r>
+        <w:rPr>
+          <w:rFonts w:ascii="微軟正黑體" w:eastAsia="微軟正黑體" w:hAnsi="微軟正黑體" w:cs="Arial"/>
+          <w:color w:val="000000" w:themeColor="text1"/>
+        </w:rPr>
+        <w:t>tech.</w:t>
+      </w:r>
+      <w:r>
+        <w:rPr>
+          <w:rFonts w:ascii="微軟正黑體" w:eastAsia="微軟正黑體" w:hAnsi="微軟正黑體" w:cs="Arial" w:hint="eastAsia"/>
+          <w:color w:val="000000" w:themeColor="text1"/>
+        </w:rPr>
+        <w:t>pufbased_</w:t>
       </w:r>
       <w:r>
         <w:rPr>
@@ -3815,6 +5083,7 @@
         </w:rPr>
         <w:t>_yoy_ytd</w:t>
       </w:r>
+      <w:proofErr w:type="spellEnd"/>
       <w:r>
         <w:rPr>
           <w:rFonts w:ascii="微軟正黑體" w:eastAsia="微軟正黑體" w:hAnsi="微軟正黑體" w:cs="Arial"/>
@@ -3827,15 +5096,25 @@
           <w:rFonts w:ascii="微軟正黑體" w:eastAsia="微軟正黑體" w:hAnsi="微軟正黑體" w:cstheme="minorHAnsi"/>
           <w:szCs w:val="24"/>
         </w:rPr>
-        <w:t>%，佔</w:t>
-      </w:r>
-      <w:r>
-        <w:rPr>
-          <w:rFonts w:ascii="微軟正黑體" w:eastAsia="微軟正黑體" w:hAnsi="微軟正黑體" w:cs="Arial"/>
-          <w:color w:val="000000" w:themeColor="text1"/>
-        </w:rPr>
-        <w:t xml:space="preserve">{{ </w:t>
-      </w:r>
+        <w:t>%，</w:t>
+      </w:r>
+      <w:proofErr w:type="gramStart"/>
+      <w:r>
+        <w:rPr>
+          <w:rFonts w:ascii="微軟正黑體" w:eastAsia="微軟正黑體" w:hAnsi="微軟正黑體" w:cstheme="minorHAnsi"/>
+          <w:szCs w:val="24"/>
+        </w:rPr>
+        <w:t>佔</w:t>
+      </w:r>
+      <w:proofErr w:type="gramEnd"/>
+      <w:r>
+        <w:rPr>
+          <w:rFonts w:ascii="微軟正黑體" w:eastAsia="微軟正黑體" w:hAnsi="微軟正黑體" w:cs="Arial"/>
+          <w:color w:val="000000" w:themeColor="text1"/>
+        </w:rPr>
+        <w:t xml:space="preserve">{{ </w:t>
+      </w:r>
+      <w:proofErr w:type="spellStart"/>
       <w:r>
         <w:rPr>
           <w:rFonts w:ascii="微軟正黑體" w:eastAsia="微軟正黑體" w:hAnsi="微軟正黑體" w:cs="Arial" w:hint="eastAsia"/>
@@ -3843,6 +5122,7 @@
         </w:rPr>
         <w:t>ytd</w:t>
       </w:r>
+      <w:proofErr w:type="spellEnd"/>
       <w:r>
         <w:rPr>
           <w:rFonts w:ascii="微軟正黑體" w:eastAsia="微軟正黑體" w:hAnsi="微軟正黑體" w:cs="Arial"/>
@@ -3862,23 +5142,24 @@
           <w:rFonts w:ascii="微軟正黑體" w:eastAsia="微軟正黑體" w:hAnsi="微軟正黑體" w:cs="Arial"/>
           <w:color w:val="000000" w:themeColor="text1"/>
         </w:rPr>
-        <w:lastRenderedPageBreak/>
-        <w:t>{{ tech.</w:t>
-      </w:r>
-      <w:r>
-        <w:rPr>
-          <w:rFonts w:ascii="微軟正黑體" w:eastAsia="微軟正黑體" w:hAnsi="微軟正黑體" w:cs="Arial" w:hint="eastAsia"/>
-          <w:color w:val="000000" w:themeColor="text1"/>
-        </w:rPr>
-        <w:t>pufbased</w:t>
-      </w:r>
-      <w:r>
-        <w:rPr>
-          <w:rFonts w:ascii="微軟正黑體" w:eastAsia="微軟正黑體" w:hAnsi="微軟正黑體" w:cs="Arial" w:hint="eastAsia"/>
-          <w:color w:val="000000" w:themeColor="text1"/>
-        </w:rPr>
-        <w:t>_ytd</w:t>
-      </w:r>
+        <w:t xml:space="preserve">{{ </w:t>
+      </w:r>
+      <w:proofErr w:type="spellStart"/>
+      <w:r>
+        <w:rPr>
+          <w:rFonts w:ascii="微軟正黑體" w:eastAsia="微軟正黑體" w:hAnsi="微軟正黑體" w:cs="Arial"/>
+          <w:color w:val="000000" w:themeColor="text1"/>
+        </w:rPr>
+        <w:t>tech.</w:t>
+      </w:r>
+      <w:r>
+        <w:rPr>
+          <w:rFonts w:ascii="微軟正黑體" w:eastAsia="微軟正黑體" w:hAnsi="微軟正黑體" w:cs="Arial" w:hint="eastAsia"/>
+          <w:color w:val="000000" w:themeColor="text1"/>
+        </w:rPr>
+        <w:t>pufbased_ytd</w:t>
+      </w:r>
+      <w:proofErr w:type="spellEnd"/>
       <w:r>
         <w:rPr>
           <w:rFonts w:ascii="微軟正黑體" w:eastAsia="微軟正黑體" w:hAnsi="微軟正黑體" w:cs="Arial"/>
@@ -3929,21 +5210,22 @@
           <w:rFonts w:ascii="微軟正黑體" w:eastAsia="微軟正黑體" w:hAnsi="微軟正黑體" w:cs="Arial"/>
           <w:color w:val="000000" w:themeColor="text1"/>
         </w:rPr>
-        <w:t>{{ tech.</w:t>
-      </w:r>
-      <w:r>
-        <w:rPr>
-          <w:rFonts w:ascii="微軟正黑體" w:eastAsia="微軟正黑體" w:hAnsi="微軟正黑體" w:cs="Arial" w:hint="eastAsia"/>
-          <w:color w:val="000000" w:themeColor="text1"/>
-        </w:rPr>
-        <w:t>mtp</w:t>
-      </w:r>
-      <w:r>
-        <w:rPr>
-          <w:rFonts w:ascii="微軟正黑體" w:eastAsia="微軟正黑體" w:hAnsi="微軟正黑體" w:cs="Arial" w:hint="eastAsia"/>
-          <w:color w:val="000000" w:themeColor="text1"/>
-        </w:rPr>
-        <w:t>_</w:t>
+        <w:t xml:space="preserve">{{ </w:t>
+      </w:r>
+      <w:proofErr w:type="spellStart"/>
+      <w:r>
+        <w:rPr>
+          <w:rFonts w:ascii="微軟正黑體" w:eastAsia="微軟正黑體" w:hAnsi="微軟正黑體" w:cs="Arial"/>
+          <w:color w:val="000000" w:themeColor="text1"/>
+        </w:rPr>
+        <w:t>tech.</w:t>
+      </w:r>
+      <w:r>
+        <w:rPr>
+          <w:rFonts w:ascii="微軟正黑體" w:eastAsia="微軟正黑體" w:hAnsi="微軟正黑體" w:cs="Arial" w:hint="eastAsia"/>
+          <w:color w:val="000000" w:themeColor="text1"/>
+        </w:rPr>
+        <w:t>mtp_</w:t>
       </w:r>
       <w:r>
         <w:rPr>
@@ -3959,6 +5241,7 @@
         </w:rPr>
         <w:t>_yoy_ytd</w:t>
       </w:r>
+      <w:proofErr w:type="spellEnd"/>
       <w:r>
         <w:rPr>
           <w:rFonts w:ascii="微軟正黑體" w:eastAsia="微軟正黑體" w:hAnsi="微軟正黑體" w:cs="Arial"/>
@@ -3978,7 +5261,15 @@
           <w:rFonts w:ascii="微軟正黑體" w:eastAsia="微軟正黑體" w:hAnsi="微軟正黑體" w:cs="Arial"/>
           <w:color w:val="000000" w:themeColor="text1"/>
         </w:rPr>
-        <w:t>{{ tech.</w:t>
+        <w:t xml:space="preserve">{{ </w:t>
+      </w:r>
+      <w:proofErr w:type="spellStart"/>
+      <w:r>
+        <w:rPr>
+          <w:rFonts w:ascii="微軟正黑體" w:eastAsia="微軟正黑體" w:hAnsi="微軟正黑體" w:cs="Arial"/>
+          <w:color w:val="000000" w:themeColor="text1"/>
+        </w:rPr>
+        <w:t>tech.</w:t>
       </w:r>
       <w:r>
         <w:rPr>
@@ -4001,6 +5292,7 @@
         </w:rPr>
         <w:t>_yoy_ytd</w:t>
       </w:r>
+      <w:proofErr w:type="spellEnd"/>
       <w:r>
         <w:rPr>
           <w:rFonts w:ascii="微軟正黑體" w:eastAsia="微軟正黑體" w:hAnsi="微軟正黑體" w:cs="Arial"/>
@@ -4013,15 +5305,25 @@
           <w:rFonts w:ascii="微軟正黑體" w:eastAsia="微軟正黑體" w:hAnsi="微軟正黑體" w:cstheme="minorHAnsi"/>
           <w:szCs w:val="24"/>
         </w:rPr>
-        <w:t>%，佔</w:t>
-      </w:r>
-      <w:r>
-        <w:rPr>
-          <w:rFonts w:ascii="微軟正黑體" w:eastAsia="微軟正黑體" w:hAnsi="微軟正黑體" w:cs="Arial"/>
-          <w:color w:val="000000" w:themeColor="text1"/>
-        </w:rPr>
-        <w:t xml:space="preserve">{{ </w:t>
-      </w:r>
+        <w:t>%，</w:t>
+      </w:r>
+      <w:proofErr w:type="gramStart"/>
+      <w:r>
+        <w:rPr>
+          <w:rFonts w:ascii="微軟正黑體" w:eastAsia="微軟正黑體" w:hAnsi="微軟正黑體" w:cstheme="minorHAnsi"/>
+          <w:szCs w:val="24"/>
+        </w:rPr>
+        <w:t>佔</w:t>
+      </w:r>
+      <w:proofErr w:type="gramEnd"/>
+      <w:r>
+        <w:rPr>
+          <w:rFonts w:ascii="微軟正黑體" w:eastAsia="微軟正黑體" w:hAnsi="微軟正黑體" w:cs="Arial"/>
+          <w:color w:val="000000" w:themeColor="text1"/>
+        </w:rPr>
+        <w:t xml:space="preserve">{{ </w:t>
+      </w:r>
+      <w:proofErr w:type="spellStart"/>
       <w:r>
         <w:rPr>
           <w:rFonts w:ascii="微軟正黑體" w:eastAsia="微軟正黑體" w:hAnsi="微軟正黑體" w:cs="Arial" w:hint="eastAsia"/>
@@ -4029,6 +5331,7 @@
         </w:rPr>
         <w:t>ytd</w:t>
       </w:r>
+      <w:proofErr w:type="spellEnd"/>
       <w:r>
         <w:rPr>
           <w:rFonts w:ascii="微軟正黑體" w:eastAsia="微軟正黑體" w:hAnsi="微軟正黑體" w:cs="Arial"/>
@@ -4048,22 +5351,24 @@
           <w:rFonts w:ascii="微軟正黑體" w:eastAsia="微軟正黑體" w:hAnsi="微軟正黑體" w:cs="Arial"/>
           <w:color w:val="000000" w:themeColor="text1"/>
         </w:rPr>
-        <w:t>{{ tech.</w:t>
-      </w:r>
-      <w:r>
-        <w:rPr>
-          <w:rFonts w:ascii="微軟正黑體" w:eastAsia="微軟正黑體" w:hAnsi="微軟正黑體" w:cs="Arial" w:hint="eastAsia"/>
-          <w:color w:val="000000" w:themeColor="text1"/>
-        </w:rPr>
-        <w:t>mtp</w:t>
-      </w:r>
-      <w:r>
-        <w:rPr>
-          <w:rFonts w:ascii="微軟正黑體" w:eastAsia="微軟正黑體" w:hAnsi="微軟正黑體" w:cs="Arial" w:hint="eastAsia"/>
-          <w:color w:val="000000" w:themeColor="text1"/>
-        </w:rPr>
-        <w:t>_ytd</w:t>
-      </w:r>
+        <w:t xml:space="preserve">{{ </w:t>
+      </w:r>
+      <w:proofErr w:type="spellStart"/>
+      <w:r>
+        <w:rPr>
+          <w:rFonts w:ascii="微軟正黑體" w:eastAsia="微軟正黑體" w:hAnsi="微軟正黑體" w:cs="Arial"/>
+          <w:color w:val="000000" w:themeColor="text1"/>
+        </w:rPr>
+        <w:t>tech.</w:t>
+      </w:r>
+      <w:r>
+        <w:rPr>
+          <w:rFonts w:ascii="微軟正黑體" w:eastAsia="微軟正黑體" w:hAnsi="微軟正黑體" w:cs="Arial" w:hint="eastAsia"/>
+          <w:color w:val="000000" w:themeColor="text1"/>
+        </w:rPr>
+        <w:t>mtp_ytd</w:t>
+      </w:r>
+      <w:proofErr w:type="spellEnd"/>
       <w:r>
         <w:rPr>
           <w:rFonts w:ascii="微軟正黑體" w:eastAsia="微軟正黑體" w:hAnsi="微軟正黑體" w:cs="Arial"/>
@@ -4085,6 +5390,35 @@
         </w:rPr>
         <w:t>。</w:t>
       </w:r>
+    </w:p>
+    <w:p>
+      <w:pPr>
+        <w:adjustRightInd w:val="0"/>
+        <w:snapToGrid w:val="0"/>
+        <w:spacing w:beforeLines="20" w:before="72"/>
+        <w:jc w:val="both"/>
+        <w:rPr>
+          <w:rFonts w:ascii="微軟正黑體" w:eastAsia="微軟正黑體" w:hAnsi="微軟正黑體" w:cs="Arial"/>
+        </w:rPr>
+      </w:pPr>
+      <w:bookmarkStart w:id="0" w:name="_Hlk213932839"/>
+      <w:r>
+        <w:rPr>
+          <w:rFonts w:ascii="微軟正黑體" w:eastAsia="微軟正黑體" w:hAnsi="微軟正黑體" w:cs="Arial"/>
+        </w:rPr>
+        <w:t>{% endif %}</w:t>
+      </w:r>
+    </w:p>
+    <w:bookmarkEnd w:id="0"/>
+    <w:p>
+      <w:pPr>
+        <w:spacing w:line="440" w:lineRule="exact"/>
+        <w:jc w:val="both"/>
+        <w:rPr>
+          <w:rFonts w:ascii="微軟正黑體" w:eastAsia="微軟正黑體" w:hAnsi="微軟正黑體" w:cstheme="minorHAnsi"/>
+          <w:szCs w:val="24"/>
+        </w:rPr>
+      </w:pPr>
     </w:p>
     <w:p>
       <w:pPr>
@@ -4113,31 +5447,43 @@
           <w:szCs w:val="24"/>
           <w:u w:val="single"/>
         </w:rPr>
-        <w:t>{{ this_quarter_</w:t>
-      </w:r>
+        <w:t xml:space="preserve">{{ </w:t>
+      </w:r>
+      <w:proofErr w:type="spellStart"/>
       <w:r>
         <w:rPr>
           <w:rFonts w:ascii="微軟正黑體" w:eastAsia="微軟正黑體" w:hAnsi="微軟正黑體" w:cstheme="minorHAnsi" w:hint="eastAsia"/>
           <w:szCs w:val="24"/>
           <w:u w:val="single"/>
         </w:rPr>
-        <w:t>zh</w:t>
-      </w:r>
+        <w:t>this_quarter_zh</w:t>
+      </w:r>
+      <w:proofErr w:type="spellEnd"/>
       <w:r>
         <w:rPr>
           <w:rFonts w:ascii="微軟正黑體" w:eastAsia="微軟正黑體" w:hAnsi="微軟正黑體" w:cstheme="minorHAnsi" w:hint="eastAsia"/>
           <w:szCs w:val="24"/>
           <w:u w:val="single"/>
         </w:rPr>
-        <w:t xml:space="preserve"> }}</w:t>
-      </w:r>
+        <w:t xml:space="preserve"> }}營收分析</w:t>
+      </w:r>
+      <w:proofErr w:type="gramStart"/>
       <w:r>
         <w:rPr>
           <w:rFonts w:ascii="微軟正黑體" w:eastAsia="微軟正黑體" w:hAnsi="微軟正黑體" w:cstheme="minorHAnsi" w:hint="eastAsia"/>
           <w:szCs w:val="24"/>
           <w:u w:val="single"/>
         </w:rPr>
-        <w:t>營收分析–Wafer Size</w:t>
+        <w:t>–</w:t>
+      </w:r>
+      <w:proofErr w:type="gramEnd"/>
+      <w:r>
+        <w:rPr>
+          <w:rFonts w:ascii="微軟正黑體" w:eastAsia="微軟正黑體" w:hAnsi="微軟正黑體" w:cstheme="minorHAnsi" w:hint="eastAsia"/>
+          <w:szCs w:val="24"/>
+          <w:u w:val="single"/>
+        </w:rPr>
+        <w:t>Wafer Size</w:t>
       </w:r>
     </w:p>
     <w:p>
@@ -4183,15 +5529,14 @@
         <w:pStyle w:val="a5"/>
         <w:numPr>
           <w:ilvl w:val="0"/>
-          <w:numId w:val="4"/>
+          <w:numId w:val="11"/>
         </w:numPr>
         <w:adjustRightInd w:val="0"/>
         <w:snapToGrid w:val="0"/>
         <w:ind w:leftChars="0"/>
         <w:jc w:val="both"/>
         <w:rPr>
-          <w:rFonts w:ascii="微軟正黑體" w:eastAsia="微軟正黑體" w:hAnsi="微軟正黑體" w:cstheme="minorHAnsi"/>
-          <w:szCs w:val="24"/>
+          <w:rFonts w:ascii="微軟正黑體" w:eastAsia="微軟正黑體" w:hAnsi="微軟正黑體"/>
         </w:rPr>
       </w:pPr>
       <w:r>
@@ -4200,42 +5545,68 @@
           <w:b/>
           <w:szCs w:val="24"/>
         </w:rPr>
-        <w:t>8</w:t>
+        <w:t>8吋晶圓</w:t>
       </w:r>
       <w:r>
         <w:rPr>
           <w:rFonts w:ascii="微軟正黑體" w:eastAsia="微軟正黑體" w:hAnsi="微軟正黑體" w:cstheme="minorHAnsi" w:hint="eastAsia"/>
-          <w:b/>
-          <w:szCs w:val="24"/>
-        </w:rPr>
-        <w:t>吋晶圓</w:t>
-      </w:r>
+          <w:szCs w:val="24"/>
+        </w:rPr>
+        <w:t>權利金，</w:t>
+      </w:r>
+      <w:proofErr w:type="gramStart"/>
       <w:r>
         <w:rPr>
           <w:rFonts w:ascii="微軟正黑體" w:eastAsia="微軟正黑體" w:hAnsi="微軟正黑體" w:cstheme="minorHAnsi" w:hint="eastAsia"/>
           <w:szCs w:val="24"/>
         </w:rPr>
-        <w:t>權利金，佔</w:t>
-      </w:r>
+        <w:t>佔</w:t>
+      </w:r>
+      <w:proofErr w:type="gramEnd"/>
       <w:r>
         <w:rPr>
           <w:rFonts w:ascii="微軟正黑體" w:eastAsia="微軟正黑體" w:hAnsi="微軟正黑體" w:cstheme="minorHAnsi" w:hint="eastAsia"/>
           <w:szCs w:val="24"/>
         </w:rPr>
-        <w:t>{{ this_quarter_</w:t>
-      </w:r>
+        <w:t xml:space="preserve">{{ </w:t>
+      </w:r>
+      <w:proofErr w:type="spellStart"/>
       <w:r>
         <w:rPr>
           <w:rFonts w:ascii="微軟正黑體" w:eastAsia="微軟正黑體" w:hAnsi="微軟正黑體" w:cstheme="minorHAnsi" w:hint="eastAsia"/>
           <w:szCs w:val="24"/>
         </w:rPr>
-        <w:t>zh</w:t>
-      </w:r>
+        <w:t>this_quarter_zh</w:t>
+      </w:r>
+      <w:proofErr w:type="spellEnd"/>
       <w:r>
         <w:rPr>
           <w:rFonts w:ascii="微軟正黑體" w:eastAsia="微軟正黑體" w:hAnsi="微軟正黑體" w:cstheme="minorHAnsi" w:hint="eastAsia"/>
           <w:szCs w:val="24"/>
         </w:rPr>
+        <w:t xml:space="preserve"> }}權利金營收的</w:t>
+      </w:r>
+      <w:r>
+        <w:rPr>
+          <w:rFonts w:ascii="微軟正黑體" w:eastAsia="微軟正黑體" w:hAnsi="微軟正黑體" w:cs="Arial"/>
+          <w:color w:val="000000" w:themeColor="text1"/>
+        </w:rPr>
+        <w:t xml:space="preserve">{{ </w:t>
+      </w:r>
+      <w:proofErr w:type="spellStart"/>
+      <w:r>
+        <w:rPr>
+          <w:rFonts w:ascii="微軟正黑體" w:eastAsia="微軟正黑體" w:hAnsi="微軟正黑體" w:cs="Arial"/>
+          <w:color w:val="000000" w:themeColor="text1"/>
+        </w:rPr>
+        <w:t>wafer_size.eight_inch</w:t>
+      </w:r>
+      <w:proofErr w:type="spellEnd"/>
+      <w:r>
+        <w:rPr>
+          <w:rFonts w:ascii="微軟正黑體" w:eastAsia="微軟正黑體" w:hAnsi="微軟正黑體" w:cs="Arial"/>
+          <w:color w:val="000000" w:themeColor="text1"/>
+        </w:rPr>
         <w:t xml:space="preserve"> }}</w:t>
       </w:r>
       <w:r>
@@ -4243,63 +5614,173 @@
           <w:rFonts w:ascii="微軟正黑體" w:eastAsia="微軟正黑體" w:hAnsi="微軟正黑體" w:cstheme="minorHAnsi" w:hint="eastAsia"/>
           <w:szCs w:val="24"/>
         </w:rPr>
-        <w:t>權利金營收的</w:t>
-      </w:r>
-      <w:r>
-        <w:rPr>
-          <w:rFonts w:ascii="微軟正黑體" w:eastAsia="微軟正黑體" w:hAnsi="微軟正黑體" w:cs="Arial"/>
-          <w:color w:val="000000" w:themeColor="text1"/>
-        </w:rPr>
-        <w:t>{{ wafer_size.eight_inch }}</w:t>
+        <w:t>%，較上一季</w:t>
+      </w:r>
+      <w:r>
+        <w:rPr>
+          <w:rFonts w:ascii="微軟正黑體" w:eastAsia="微軟正黑體" w:hAnsi="微軟正黑體" w:cs="Arial"/>
+          <w:color w:val="000000" w:themeColor="text1"/>
+        </w:rPr>
+        <w:t xml:space="preserve">{{ </w:t>
+      </w:r>
+      <w:proofErr w:type="spellStart"/>
+      <w:r>
+        <w:rPr>
+          <w:rFonts w:ascii="微軟正黑體" w:eastAsia="微軟正黑體" w:hAnsi="微軟正黑體" w:cs="Arial"/>
+          <w:color w:val="000000" w:themeColor="text1"/>
+        </w:rPr>
+        <w:t>wafer_size.eight_inch_qoq</w:t>
+      </w:r>
+      <w:proofErr w:type="spellEnd"/>
+      <w:r>
+        <w:rPr>
+          <w:rFonts w:ascii="微軟正黑體" w:eastAsia="微軟正黑體" w:hAnsi="微軟正黑體" w:cs="Arial"/>
+          <w:color w:val="000000" w:themeColor="text1"/>
+        </w:rPr>
+        <w:t xml:space="preserve"> }}</w:t>
       </w:r>
       <w:r>
         <w:rPr>
           <w:rFonts w:ascii="微軟正黑體" w:eastAsia="微軟正黑體" w:hAnsi="微軟正黑體" w:cstheme="minorHAnsi" w:hint="eastAsia"/>
           <w:szCs w:val="24"/>
         </w:rPr>
-        <w:t>%，較上一季</w:t>
-      </w:r>
-      <w:r>
-        <w:rPr>
-          <w:rFonts w:ascii="微軟正黑體" w:eastAsia="微軟正黑體" w:hAnsi="微軟正黑體" w:cs="Arial"/>
-          <w:color w:val="000000" w:themeColor="text1"/>
-        </w:rPr>
-        <w:t>{{ wafer_size.eight_inch_qoq }}</w:t>
+        <w:t>%，比去年同期</w:t>
+      </w:r>
+      <w:r>
+        <w:rPr>
+          <w:rFonts w:ascii="微軟正黑體" w:eastAsia="微軟正黑體" w:hAnsi="微軟正黑體" w:cs="Arial"/>
+          <w:color w:val="000000" w:themeColor="text1"/>
+        </w:rPr>
+        <w:t xml:space="preserve">{{ </w:t>
+      </w:r>
+      <w:proofErr w:type="spellStart"/>
+      <w:r>
+        <w:rPr>
+          <w:rFonts w:ascii="微軟正黑體" w:eastAsia="微軟正黑體" w:hAnsi="微軟正黑體" w:cs="Arial"/>
+          <w:color w:val="000000" w:themeColor="text1"/>
+        </w:rPr>
+        <w:t>wafer_size.eight_inch_yoy</w:t>
+      </w:r>
+      <w:proofErr w:type="spellEnd"/>
+      <w:r>
+        <w:rPr>
+          <w:rFonts w:ascii="微軟正黑體" w:eastAsia="微軟正黑體" w:hAnsi="微軟正黑體" w:cs="Arial"/>
+          <w:color w:val="000000" w:themeColor="text1"/>
+        </w:rPr>
+        <w:t xml:space="preserve"> }}</w:t>
       </w:r>
       <w:r>
         <w:rPr>
           <w:rFonts w:ascii="微軟正黑體" w:eastAsia="微軟正黑體" w:hAnsi="微軟正黑體" w:cstheme="minorHAnsi" w:hint="eastAsia"/>
           <w:szCs w:val="24"/>
         </w:rPr>
+        <w:t>%。</w:t>
+      </w:r>
+      <w:r>
+        <w:rPr>
+          <w:rFonts w:ascii="微軟正黑體" w:eastAsia="微軟正黑體" w:hAnsi="微軟正黑體"/>
+        </w:rPr>
+        <w:t>以美元計算，</w:t>
+      </w:r>
+      <w:r>
+        <w:rPr>
+          <w:rFonts w:ascii="微軟正黑體" w:eastAsia="微軟正黑體" w:hAnsi="微軟正黑體" w:cs="Arial"/>
+          <w:color w:val="000000" w:themeColor="text1"/>
+        </w:rPr>
+        <w:t xml:space="preserve">{{ </w:t>
+      </w:r>
+      <w:proofErr w:type="spellStart"/>
+      <w:r>
+        <w:rPr>
+          <w:rFonts w:ascii="微軟正黑體" w:eastAsia="微軟正黑體" w:hAnsi="微軟正黑體" w:cs="Arial"/>
+          <w:color w:val="000000" w:themeColor="text1"/>
+        </w:rPr>
+        <w:t>wafer_size.eight_inch</w:t>
+      </w:r>
+      <w:r>
+        <w:rPr>
+          <w:rFonts w:ascii="微軟正黑體" w:eastAsia="微軟正黑體" w:hAnsi="微軟正黑體" w:cs="Arial"/>
+          <w:color w:val="000000" w:themeColor="text1"/>
+        </w:rPr>
+        <w:t>_</w:t>
+      </w:r>
+      <w:r>
+        <w:rPr>
+          <w:rFonts w:ascii="微軟正黑體" w:eastAsia="微軟正黑體" w:hAnsi="微軟正黑體" w:cs="Arial" w:hint="eastAsia"/>
+          <w:color w:val="000000" w:themeColor="text1"/>
+        </w:rPr>
+        <w:t>q</w:t>
+      </w:r>
+      <w:r>
+        <w:rPr>
+          <w:rFonts w:ascii="微軟正黑體" w:eastAsia="微軟正黑體" w:hAnsi="微軟正黑體" w:cs="Arial"/>
+          <w:color w:val="000000" w:themeColor="text1"/>
+        </w:rPr>
+        <w:t>o</w:t>
+      </w:r>
+      <w:r>
+        <w:rPr>
+          <w:rFonts w:ascii="微軟正黑體" w:eastAsia="微軟正黑體" w:hAnsi="微軟正黑體" w:cs="Arial" w:hint="eastAsia"/>
+          <w:color w:val="000000" w:themeColor="text1"/>
+        </w:rPr>
+        <w:t>q_us</w:t>
+      </w:r>
+      <w:proofErr w:type="spellEnd"/>
+      <w:r>
+        <w:rPr>
+          <w:rFonts w:ascii="微軟正黑體" w:eastAsia="微軟正黑體" w:hAnsi="微軟正黑體" w:cs="Arial"/>
+          <w:color w:val="000000" w:themeColor="text1"/>
+        </w:rPr>
+        <w:t xml:space="preserve"> }}</w:t>
+      </w:r>
+      <w:r>
+        <w:rPr>
+          <w:rFonts w:ascii="微軟正黑體" w:eastAsia="微軟正黑體" w:hAnsi="微軟正黑體"/>
+        </w:rPr>
         <w:t>%，</w:t>
       </w:r>
       <w:r>
         <w:rPr>
-          <w:rFonts w:ascii="微軟正黑體" w:eastAsia="微軟正黑體" w:hAnsi="微軟正黑體" w:cstheme="minorHAnsi" w:hint="eastAsia"/>
-          <w:szCs w:val="24"/>
-        </w:rPr>
-        <w:t>比去年同期</w:t>
-      </w:r>
-      <w:r>
-        <w:rPr>
-          <w:rFonts w:ascii="微軟正黑體" w:eastAsia="微軟正黑體" w:hAnsi="微軟正黑體" w:cs="Arial"/>
-          <w:color w:val="000000" w:themeColor="text1"/>
-        </w:rPr>
-        <w:t>{{ wafer_size.eight_inch_yoy }}</w:t>
-      </w:r>
-      <w:r>
-        <w:rPr>
-          <w:rFonts w:ascii="微軟正黑體" w:eastAsia="微軟正黑體" w:hAnsi="微軟正黑體" w:cstheme="minorHAnsi" w:hint="eastAsia"/>
-          <w:szCs w:val="24"/>
-        </w:rPr>
-        <w:t>%</w:t>
-      </w:r>
-      <w:r>
-        <w:rPr>
-          <w:rFonts w:ascii="微軟正黑體" w:eastAsia="微軟正黑體" w:hAnsi="微軟正黑體" w:cstheme="minorHAnsi" w:hint="eastAsia"/>
-          <w:szCs w:val="24"/>
-        </w:rPr>
-        <w:t>。</w:t>
+          <w:rFonts w:ascii="微軟正黑體" w:eastAsia="微軟正黑體" w:hAnsi="微軟正黑體" w:cs="Arial"/>
+          <w:color w:val="000000" w:themeColor="text1"/>
+        </w:rPr>
+        <w:t xml:space="preserve">{{ </w:t>
+      </w:r>
+      <w:proofErr w:type="spellStart"/>
+      <w:r>
+        <w:rPr>
+          <w:rFonts w:ascii="微軟正黑體" w:eastAsia="微軟正黑體" w:hAnsi="微軟正黑體" w:cs="Arial"/>
+          <w:color w:val="000000" w:themeColor="text1"/>
+        </w:rPr>
+        <w:t>wafer_size.eight_inch</w:t>
+      </w:r>
+      <w:r>
+        <w:rPr>
+          <w:rFonts w:ascii="微軟正黑體" w:eastAsia="微軟正黑體" w:hAnsi="微軟正黑體" w:cs="Arial"/>
+          <w:color w:val="000000" w:themeColor="text1"/>
+        </w:rPr>
+        <w:t>_yoy</w:t>
+      </w:r>
+      <w:r>
+        <w:rPr>
+          <w:rFonts w:ascii="微軟正黑體" w:eastAsia="微軟正黑體" w:hAnsi="微軟正黑體" w:cs="Arial" w:hint="eastAsia"/>
+          <w:color w:val="000000" w:themeColor="text1"/>
+        </w:rPr>
+        <w:t>_us</w:t>
+      </w:r>
+      <w:proofErr w:type="spellEnd"/>
+      <w:r>
+        <w:rPr>
+          <w:rFonts w:ascii="微軟正黑體" w:eastAsia="微軟正黑體" w:hAnsi="微軟正黑體" w:cs="Arial"/>
+          <w:color w:val="000000" w:themeColor="text1"/>
+        </w:rPr>
+        <w:t xml:space="preserve"> }}</w:t>
+      </w:r>
+      <w:r>
+        <w:rPr>
+          <w:rFonts w:ascii="微軟正黑體" w:eastAsia="微軟正黑體" w:hAnsi="微軟正黑體"/>
+        </w:rPr>
+        <w:t>%。</w:t>
       </w:r>
     </w:p>
     <w:p>
@@ -4307,16 +5788,14 @@
         <w:pStyle w:val="a5"/>
         <w:numPr>
           <w:ilvl w:val="0"/>
-          <w:numId w:val="4"/>
+          <w:numId w:val="11"/>
         </w:numPr>
         <w:adjustRightInd w:val="0"/>
         <w:snapToGrid w:val="0"/>
-        <w:spacing w:afterLines="75" w:after="270"/>
-        <w:ind w:leftChars="0" w:left="357" w:hanging="357"/>
+        <w:ind w:leftChars="0"/>
         <w:jc w:val="both"/>
         <w:rPr>
-          <w:rFonts w:ascii="微軟正黑體" w:eastAsia="微軟正黑體" w:hAnsi="微軟正黑體" w:cstheme="minorHAnsi"/>
-          <w:szCs w:val="24"/>
+          <w:rFonts w:ascii="微軟正黑體" w:eastAsia="微軟正黑體" w:hAnsi="微軟正黑體"/>
         </w:rPr>
       </w:pPr>
       <w:r>
@@ -4325,52 +5804,64 @@
           <w:b/>
           <w:bCs/>
         </w:rPr>
-        <w:t>12</w:t>
-      </w:r>
-      <w:r>
-        <w:rPr>
-          <w:rFonts w:ascii="微軟正黑體" w:eastAsia="微軟正黑體" w:hAnsi="微軟正黑體"/>
-          <w:b/>
-          <w:bCs/>
-        </w:rPr>
-        <w:t>吋晶圓</w:t>
-      </w:r>
-      <w:r>
-        <w:rPr>
-          <w:rFonts w:ascii="微軟正黑體" w:eastAsia="微軟正黑體" w:hAnsi="微軟正黑體"/>
-        </w:rPr>
-        <w:t>權利金，佔</w:t>
-      </w:r>
-      <w:r>
-        <w:rPr>
-          <w:rFonts w:ascii="微軟正黑體" w:eastAsia="微軟正黑體" w:hAnsi="微軟正黑體"/>
-        </w:rPr>
-        <w:t>{{ this_quarter_</w:t>
-      </w:r>
-      <w:r>
-        <w:rPr>
-          <w:rFonts w:ascii="微軟正黑體" w:eastAsia="微軟正黑體" w:hAnsi="微軟正黑體"/>
-        </w:rPr>
-        <w:t>zh</w:t>
-      </w:r>
-      <w:r>
-        <w:rPr>
-          <w:rFonts w:ascii="微軟正黑體" w:eastAsia="微軟正黑體" w:hAnsi="微軟正黑體"/>
-        </w:rPr>
-        <w:t xml:space="preserve"> }}</w:t>
-      </w:r>
-      <w:r>
-        <w:rPr>
-          <w:rFonts w:ascii="微軟正黑體" w:eastAsia="微軟正黑體" w:hAnsi="微軟正黑體"/>
-        </w:rPr>
-        <w:t>權利金營收的</w:t>
-      </w:r>
-      <w:r>
-        <w:rPr>
-          <w:rFonts w:ascii="微軟正黑體" w:eastAsia="微軟正黑體" w:hAnsi="微軟正黑體" w:cs="Arial"/>
-          <w:color w:val="000000" w:themeColor="text1"/>
-        </w:rPr>
-        <w:t>{{ wafer_size.twelve_inch }</w:t>
+        <w:t>12吋晶圓</w:t>
+      </w:r>
+      <w:r>
+        <w:rPr>
+          <w:rFonts w:ascii="微軟正黑體" w:eastAsia="微軟正黑體" w:hAnsi="微軟正黑體"/>
+        </w:rPr>
+        <w:t>權利金，</w:t>
+      </w:r>
+      <w:proofErr w:type="gramStart"/>
+      <w:r>
+        <w:rPr>
+          <w:rFonts w:ascii="微軟正黑體" w:eastAsia="微軟正黑體" w:hAnsi="微軟正黑體"/>
+        </w:rPr>
+        <w:t>佔</w:t>
+      </w:r>
+      <w:proofErr w:type="gramEnd"/>
+      <w:r>
+        <w:rPr>
+          <w:rFonts w:ascii="微軟正黑體" w:eastAsia="微軟正黑體" w:hAnsi="微軟正黑體"/>
+        </w:rPr>
+        <w:t xml:space="preserve">{{ </w:t>
+      </w:r>
+      <w:proofErr w:type="spellStart"/>
+      <w:r>
+        <w:rPr>
+          <w:rFonts w:ascii="微軟正黑體" w:eastAsia="微軟正黑體" w:hAnsi="微軟正黑體"/>
+        </w:rPr>
+        <w:t>this_quarter_zh</w:t>
+      </w:r>
+      <w:proofErr w:type="spellEnd"/>
+      <w:r>
+        <w:rPr>
+          <w:rFonts w:ascii="微軟正黑體" w:eastAsia="微軟正黑體" w:hAnsi="微軟正黑體"/>
+        </w:rPr>
+        <w:t xml:space="preserve"> }}權利金營收的</w:t>
+      </w:r>
+      <w:r>
+        <w:rPr>
+          <w:rFonts w:ascii="微軟正黑體" w:eastAsia="微軟正黑體" w:hAnsi="微軟正黑體" w:cs="Arial"/>
+          <w:color w:val="000000" w:themeColor="text1"/>
+        </w:rPr>
+        <w:t xml:space="preserve">{{ </w:t>
+      </w:r>
+      <w:proofErr w:type="spellStart"/>
+      <w:r>
+        <w:rPr>
+          <w:rFonts w:ascii="微軟正黑體" w:eastAsia="微軟正黑體" w:hAnsi="微軟正黑體" w:cs="Arial"/>
+          <w:color w:val="000000" w:themeColor="text1"/>
+        </w:rPr>
+        <w:t>wafer_size.twelve_inch</w:t>
+      </w:r>
+      <w:proofErr w:type="spellEnd"/>
+      <w:r>
+        <w:rPr>
+          <w:rFonts w:ascii="微軟正黑體" w:eastAsia="微軟正黑體" w:hAnsi="微軟正黑體" w:cs="Arial"/>
+          <w:color w:val="000000" w:themeColor="text1"/>
+        </w:rPr>
+        <w:t xml:space="preserve"> }</w:t>
       </w:r>
       <w:r>
         <w:rPr>
@@ -4390,39 +5881,154 @@
           <w:rFonts w:ascii="微軟正黑體" w:eastAsia="微軟正黑體" w:hAnsi="微軟正黑體" w:cs="Arial"/>
           <w:color w:val="000000" w:themeColor="text1"/>
         </w:rPr>
-        <w:t>{{ wafer_size.twelve_inch_qoq }}</w:t>
-      </w:r>
-      <w:r>
-        <w:rPr>
-          <w:rFonts w:ascii="微軟正黑體" w:eastAsia="微軟正黑體" w:hAnsi="微軟正黑體"/>
-        </w:rPr>
-        <w:t>%</w:t>
-      </w:r>
-      <w:r>
-        <w:rPr>
-          <w:rFonts w:ascii="微軟正黑體" w:eastAsia="微軟正黑體" w:hAnsi="微軟正黑體"/>
-        </w:rPr>
-        <w:t>，比年同期</w:t>
-      </w:r>
-      <w:r>
-        <w:rPr>
-          <w:rFonts w:ascii="微軟正黑體" w:eastAsia="微軟正黑體" w:hAnsi="微軟正黑體" w:cs="Arial"/>
-          <w:color w:val="000000" w:themeColor="text1"/>
-        </w:rPr>
-        <w:t>{{ wafer_size.twelve_inch_yoy }}</w:t>
-      </w:r>
-      <w:r>
-        <w:rPr>
-          <w:rFonts w:ascii="微軟正黑體" w:eastAsia="微軟正黑體" w:hAnsi="微軟正黑體"/>
-        </w:rPr>
-        <w:t>%</w:t>
-      </w:r>
-      <w:r>
-        <w:rPr>
-          <w:rFonts w:ascii="微軟正黑體" w:eastAsia="微軟正黑體" w:hAnsi="微軟正黑體"/>
-        </w:rPr>
-        <w:t>。</w:t>
-      </w:r>
+        <w:t xml:space="preserve">{{ </w:t>
+      </w:r>
+      <w:proofErr w:type="spellStart"/>
+      <w:r>
+        <w:rPr>
+          <w:rFonts w:ascii="微軟正黑體" w:eastAsia="微軟正黑體" w:hAnsi="微軟正黑體" w:cs="Arial"/>
+          <w:color w:val="000000" w:themeColor="text1"/>
+        </w:rPr>
+        <w:t>wafer_size.twelve_inch_qoq</w:t>
+      </w:r>
+      <w:proofErr w:type="spellEnd"/>
+      <w:r>
+        <w:rPr>
+          <w:rFonts w:ascii="微軟正黑體" w:eastAsia="微軟正黑體" w:hAnsi="微軟正黑體" w:cs="Arial"/>
+          <w:color w:val="000000" w:themeColor="text1"/>
+        </w:rPr>
+        <w:t xml:space="preserve"> }}</w:t>
+      </w:r>
+      <w:r>
+        <w:rPr>
+          <w:rFonts w:ascii="微軟正黑體" w:eastAsia="微軟正黑體" w:hAnsi="微軟正黑體"/>
+        </w:rPr>
+        <w:t>%，比年同期</w:t>
+      </w:r>
+      <w:r>
+        <w:rPr>
+          <w:rFonts w:ascii="微軟正黑體" w:eastAsia="微軟正黑體" w:hAnsi="微軟正黑體" w:cs="Arial"/>
+          <w:color w:val="000000" w:themeColor="text1"/>
+        </w:rPr>
+        <w:t xml:space="preserve">{{ </w:t>
+      </w:r>
+      <w:proofErr w:type="spellStart"/>
+      <w:r>
+        <w:rPr>
+          <w:rFonts w:ascii="微軟正黑體" w:eastAsia="微軟正黑體" w:hAnsi="微軟正黑體" w:cs="Arial"/>
+          <w:color w:val="000000" w:themeColor="text1"/>
+        </w:rPr>
+        <w:t>wafer_size.twelve_inch_yoy</w:t>
+      </w:r>
+      <w:proofErr w:type="spellEnd"/>
+      <w:r>
+        <w:rPr>
+          <w:rFonts w:ascii="微軟正黑體" w:eastAsia="微軟正黑體" w:hAnsi="微軟正黑體" w:cs="Arial"/>
+          <w:color w:val="000000" w:themeColor="text1"/>
+        </w:rPr>
+        <w:t xml:space="preserve"> }}</w:t>
+      </w:r>
+      <w:r>
+        <w:rPr>
+          <w:rFonts w:ascii="微軟正黑體" w:eastAsia="微軟正黑體" w:hAnsi="微軟正黑體"/>
+        </w:rPr>
+        <w:t>%。</w:t>
+      </w:r>
+      <w:r>
+        <w:rPr>
+          <w:rFonts w:ascii="微軟正黑體" w:eastAsia="微軟正黑體" w:hAnsi="微軟正黑體"/>
+        </w:rPr>
+        <w:t>以美元計算，</w:t>
+      </w:r>
+      <w:r>
+        <w:rPr>
+          <w:rFonts w:ascii="微軟正黑體" w:eastAsia="微軟正黑體" w:hAnsi="微軟正黑體" w:cs="Arial"/>
+          <w:color w:val="000000" w:themeColor="text1"/>
+        </w:rPr>
+        <w:t xml:space="preserve">{{ </w:t>
+      </w:r>
+      <w:proofErr w:type="spellStart"/>
+      <w:r>
+        <w:rPr>
+          <w:rFonts w:ascii="微軟正黑體" w:eastAsia="微軟正黑體" w:hAnsi="微軟正黑體" w:cs="Arial"/>
+          <w:color w:val="000000" w:themeColor="text1"/>
+        </w:rPr>
+        <w:t>wafer_size.twelve_inch</w:t>
+      </w:r>
+      <w:r>
+        <w:rPr>
+          <w:rFonts w:ascii="微軟正黑體" w:eastAsia="微軟正黑體" w:hAnsi="微軟正黑體" w:cs="Arial" w:hint="eastAsia"/>
+          <w:color w:val="000000" w:themeColor="text1"/>
+        </w:rPr>
+        <w:t>_us</w:t>
+      </w:r>
+      <w:proofErr w:type="spellEnd"/>
+      <w:r>
+        <w:rPr>
+          <w:rFonts w:ascii="微軟正黑體" w:eastAsia="微軟正黑體" w:hAnsi="微軟正黑體" w:cs="Arial"/>
+          <w:color w:val="000000" w:themeColor="text1"/>
+        </w:rPr>
+        <w:t xml:space="preserve"> }}</w:t>
+      </w:r>
+      <w:r>
+        <w:rPr>
+          <w:rFonts w:ascii="微軟正黑體" w:eastAsia="微軟正黑體" w:hAnsi="微軟正黑體"/>
+        </w:rPr>
+        <w:t>%，</w:t>
+      </w:r>
+      <w:r>
+        <w:rPr>
+          <w:rFonts w:ascii="微軟正黑體" w:eastAsia="微軟正黑體" w:hAnsi="微軟正黑體" w:cs="Arial"/>
+          <w:color w:val="000000" w:themeColor="text1"/>
+        </w:rPr>
+        <w:t xml:space="preserve">{{ </w:t>
+      </w:r>
+      <w:proofErr w:type="spellStart"/>
+      <w:r>
+        <w:rPr>
+          <w:rFonts w:ascii="微軟正黑體" w:eastAsia="微軟正黑體" w:hAnsi="微軟正黑體" w:cs="Arial"/>
+          <w:color w:val="000000" w:themeColor="text1"/>
+        </w:rPr>
+        <w:t>wafer_size.twelve_inch</w:t>
+      </w:r>
+      <w:r>
+        <w:rPr>
+          <w:rFonts w:ascii="微軟正黑體" w:eastAsia="微軟正黑體" w:hAnsi="微軟正黑體" w:cs="Arial"/>
+          <w:color w:val="000000" w:themeColor="text1"/>
+        </w:rPr>
+        <w:t>_yoy</w:t>
+      </w:r>
+      <w:r>
+        <w:rPr>
+          <w:rFonts w:ascii="微軟正黑體" w:eastAsia="微軟正黑體" w:hAnsi="微軟正黑體" w:cs="Arial" w:hint="eastAsia"/>
+          <w:color w:val="000000" w:themeColor="text1"/>
+        </w:rPr>
+        <w:t>_us</w:t>
+      </w:r>
+      <w:proofErr w:type="spellEnd"/>
+      <w:r>
+        <w:rPr>
+          <w:rFonts w:ascii="微軟正黑體" w:eastAsia="微軟正黑體" w:hAnsi="微軟正黑體" w:cs="Arial"/>
+          <w:color w:val="000000" w:themeColor="text1"/>
+        </w:rPr>
+        <w:t xml:space="preserve"> }}</w:t>
+      </w:r>
+      <w:r>
+        <w:rPr>
+          <w:rFonts w:ascii="微軟正黑體" w:eastAsia="微軟正黑體" w:hAnsi="微軟正黑體"/>
+        </w:rPr>
+        <w:t>%。</w:t>
+      </w:r>
+    </w:p>
+    <w:p>
+      <w:pPr>
+        <w:adjustRightInd w:val="0"/>
+        <w:snapToGrid w:val="0"/>
+        <w:jc w:val="both"/>
+        <w:rPr>
+          <w:rFonts w:ascii="微軟正黑體" w:eastAsia="微軟正黑體" w:hAnsi="微軟正黑體"/>
+        </w:rPr>
+      </w:pPr>
     </w:p>
     <w:p>
       <w:pPr>
@@ -4440,28 +6046,46 @@
           <w:rFonts w:ascii="微軟正黑體" w:eastAsia="微軟正黑體" w:hAnsi="微軟正黑體" w:cstheme="minorHAnsi" w:hint="eastAsia"/>
           <w:szCs w:val="24"/>
         </w:rPr>
-        <w:t>{{ this_quarter_</w:t>
-      </w:r>
+        <w:t xml:space="preserve">{{ </w:t>
+      </w:r>
+      <w:proofErr w:type="spellStart"/>
       <w:r>
         <w:rPr>
           <w:rFonts w:ascii="微軟正黑體" w:eastAsia="微軟正黑體" w:hAnsi="微軟正黑體" w:cstheme="minorHAnsi" w:hint="eastAsia"/>
           <w:szCs w:val="24"/>
         </w:rPr>
-        <w:t>zh</w:t>
-      </w:r>
+        <w:t>this_quarter_zh</w:t>
+      </w:r>
+      <w:proofErr w:type="spellEnd"/>
       <w:r>
         <w:rPr>
           <w:rFonts w:ascii="微軟正黑體" w:eastAsia="微軟正黑體" w:hAnsi="微軟正黑體" w:cstheme="minorHAnsi" w:hint="eastAsia"/>
           <w:szCs w:val="24"/>
         </w:rPr>
-        <w:t xml:space="preserve"> }}</w:t>
-      </w:r>
+        <w:t xml:space="preserve"> }}完成的設計定案有 </w:t>
+      </w:r>
+      <w:r>
+        <w:rPr>
+          <w:rFonts w:ascii="微軟正黑體" w:eastAsia="微軟正黑體" w:hAnsi="微軟正黑體" w:cstheme="minorHAnsi"/>
+          <w:szCs w:val="24"/>
+        </w:rPr>
+        <w:t xml:space="preserve">{{ </w:t>
+      </w:r>
+      <w:proofErr w:type="spellStart"/>
       <w:r>
         <w:rPr>
           <w:rFonts w:ascii="微軟正黑體" w:eastAsia="微軟正黑體" w:hAnsi="微軟正黑體" w:cstheme="minorHAnsi" w:hint="eastAsia"/>
           <w:szCs w:val="24"/>
         </w:rPr>
-        <w:t>完成的設計定案有</w:t>
+        <w:t>new_tapeouts.total</w:t>
+      </w:r>
+      <w:proofErr w:type="spellEnd"/>
+      <w:r>
+        <w:rPr>
+          <w:rFonts w:ascii="微軟正黑體" w:eastAsia="微軟正黑體" w:hAnsi="微軟正黑體" w:cstheme="minorHAnsi"/>
+          <w:szCs w:val="24"/>
+        </w:rPr>
+        <w:t xml:space="preserve"> }}</w:t>
       </w:r>
       <w:r>
         <w:rPr>
@@ -4470,41 +6094,15 @@
         </w:rPr>
         <w:t xml:space="preserve"> </w:t>
       </w:r>
-      <w:r>
-        <w:rPr>
-          <w:rFonts w:ascii="微軟正黑體" w:eastAsia="微軟正黑體" w:hAnsi="微軟正黑體" w:cstheme="minorHAnsi"/>
-          <w:szCs w:val="24"/>
-        </w:rPr>
-        <w:t xml:space="preserve">{{ </w:t>
-      </w:r>
+      <w:proofErr w:type="gramStart"/>
       <w:r>
         <w:rPr>
           <w:rFonts w:ascii="微軟正黑體" w:eastAsia="微軟正黑體" w:hAnsi="微軟正黑體" w:cstheme="minorHAnsi" w:hint="eastAsia"/>
           <w:szCs w:val="24"/>
         </w:rPr>
-        <w:t>new_tapeouts.total</w:t>
-      </w:r>
-      <w:r>
-        <w:rPr>
-          <w:rFonts w:ascii="微軟正黑體" w:eastAsia="微軟正黑體" w:hAnsi="微軟正黑體" w:cstheme="minorHAnsi"/>
-          <w:szCs w:val="24"/>
-        </w:rPr>
-        <w:t xml:space="preserve"> }}</w:t>
-      </w:r>
-      <w:r>
-        <w:rPr>
-          <w:rFonts w:ascii="微軟正黑體" w:eastAsia="微軟正黑體" w:hAnsi="微軟正黑體" w:cstheme="minorHAnsi" w:hint="eastAsia"/>
-          <w:szCs w:val="24"/>
-        </w:rPr>
-        <w:t xml:space="preserve"> </w:t>
-      </w:r>
-      <w:r>
-        <w:rPr>
-          <w:rFonts w:ascii="微軟正黑體" w:eastAsia="微軟正黑體" w:hAnsi="微軟正黑體" w:cstheme="minorHAnsi" w:hint="eastAsia"/>
-          <w:szCs w:val="24"/>
-        </w:rPr>
         <w:t>個</w:t>
       </w:r>
+      <w:proofErr w:type="gramEnd"/>
       <w:r>
         <w:rPr>
           <w:rFonts w:ascii="微軟正黑體" w:eastAsia="微軟正黑體" w:hAnsi="微軟正黑體" w:cstheme="minorHAnsi"/>
@@ -4583,60 +6181,90 @@
     </w:p>
     <w:p>
       <w:pPr>
+        <w:pStyle w:val="EarningsCallHeading1"/>
+        <w:adjustRightInd w:val="0"/>
+        <w:snapToGrid w:val="0"/>
+        <w:spacing w:after="240" w:line="240" w:lineRule="auto"/>
+        <w:rPr>
+          <w:rFonts w:ascii="微軟正黑體" w:eastAsia="微軟正黑體" w:hAnsi="微軟正黑體"/>
+        </w:rPr>
+      </w:pPr>
+      <w:r>
+        <w:rPr>
+          <w:rFonts w:ascii="微軟正黑體" w:eastAsia="微軟正黑體" w:hAnsi="微軟正黑體" w:hint="eastAsia"/>
+        </w:rPr>
+        <w:lastRenderedPageBreak/>
+        <w:t>未來展望</w:t>
+      </w:r>
+    </w:p>
+    <w:p>
+      <w:pPr>
+        <w:pStyle w:val="EarningsCallHeading2"/>
+        <w:adjustRightInd w:val="0"/>
+        <w:snapToGrid w:val="0"/>
+        <w:spacing w:line="240" w:lineRule="auto"/>
+        <w:rPr>
+          <w:rFonts w:ascii="微軟正黑體" w:eastAsia="微軟正黑體" w:hAnsi="微軟正黑體"/>
+        </w:rPr>
+      </w:pPr>
+      <w:r>
+        <w:rPr>
+          <w:rFonts w:ascii="微軟正黑體" w:eastAsia="微軟正黑體" w:hAnsi="微軟正黑體"/>
+        </w:rPr>
+        <w:t>{{ president }}</w:t>
+      </w:r>
+      <w:r>
+        <w:rPr>
+          <w:rFonts w:ascii="微軟正黑體" w:eastAsia="微軟正黑體" w:hAnsi="微軟正黑體" w:hint="eastAsia"/>
+        </w:rPr>
+        <w:t>，總經理</w:t>
+      </w:r>
+    </w:p>
+    <w:p>
+      <w:pPr>
         <w:adjustRightInd w:val="0"/>
         <w:snapToGrid w:val="0"/>
         <w:spacing w:after="240"/>
         <w:jc w:val="both"/>
         <w:rPr>
+          <w:rFonts w:ascii="微軟正黑體" w:eastAsia="微軟正黑體" w:hAnsi="微軟正黑體" w:cstheme="minorHAnsi"/>
+          <w:szCs w:val="24"/>
+        </w:rPr>
+      </w:pPr>
+      <w:r>
+        <w:rPr>
           <w:rFonts w:ascii="微軟正黑體" w:eastAsia="微軟正黑體" w:hAnsi="微軟正黑體" w:cstheme="minorHAnsi" w:hint="eastAsia"/>
           <w:szCs w:val="24"/>
         </w:rPr>
-      </w:pPr>
-    </w:p>
-    <w:p>
-      <w:pPr>
-        <w:pStyle w:val="EarningsCallHeading1"/>
-        <w:adjustRightInd w:val="0"/>
-        <w:snapToGrid w:val="0"/>
-        <w:spacing w:after="240" w:line="240" w:lineRule="auto"/>
-        <w:rPr>
-          <w:rFonts w:ascii="微軟正黑體" w:eastAsia="微軟正黑體" w:hAnsi="微軟正黑體"/>
-        </w:rPr>
-      </w:pPr>
-      <w:r>
-        <w:rPr>
-          <w:rFonts w:ascii="微軟正黑體" w:eastAsia="微軟正黑體" w:hAnsi="微軟正黑體" w:hint="eastAsia"/>
-        </w:rPr>
-        <w:t>未來展望</w:t>
-      </w:r>
-    </w:p>
-    <w:p>
-      <w:pPr>
-        <w:pStyle w:val="EarningsCallHeading2"/>
-        <w:adjustRightInd w:val="0"/>
-        <w:snapToGrid w:val="0"/>
-        <w:spacing w:line="240" w:lineRule="auto"/>
-        <w:rPr>
-          <w:rFonts w:ascii="微軟正黑體" w:eastAsia="微軟正黑體" w:hAnsi="微軟正黑體"/>
-        </w:rPr>
-      </w:pPr>
-      <w:r>
-        <w:rPr>
-          <w:rFonts w:ascii="微軟正黑體" w:eastAsia="微軟正黑體" w:hAnsi="微軟正黑體"/>
-        </w:rPr>
-        <w:t>{{ president }}</w:t>
-      </w:r>
-      <w:r>
-        <w:rPr>
-          <w:rFonts w:ascii="微軟正黑體" w:eastAsia="微軟正黑體" w:hAnsi="微軟正黑體" w:hint="eastAsia"/>
-        </w:rPr>
-        <w:t>，</w:t>
-      </w:r>
-      <w:r>
-        <w:rPr>
-          <w:rFonts w:ascii="微軟正黑體" w:eastAsia="微軟正黑體" w:hAnsi="微軟正黑體" w:hint="eastAsia"/>
-        </w:rPr>
-        <w:t>總經理</w:t>
+        <w:t>大家好，</w:t>
+      </w:r>
+      <w:r>
+        <w:rPr>
+          <w:rFonts w:ascii="微軟正黑體" w:eastAsia="微軟正黑體" w:hAnsi="微軟正黑體" w:cstheme="minorHAnsi" w:hint="eastAsia"/>
+          <w:szCs w:val="24"/>
+        </w:rPr>
+        <w:t>接下來</w:t>
+      </w:r>
+      <w:r>
+        <w:rPr>
+          <w:rFonts w:ascii="微軟正黑體" w:eastAsia="微軟正黑體" w:hAnsi="微軟正黑體" w:cstheme="minorHAnsi" w:hint="eastAsia"/>
+          <w:szCs w:val="24"/>
+        </w:rPr>
+        <w:t>我會</w:t>
+      </w:r>
+      <w:r>
+        <w:rPr>
+          <w:rFonts w:ascii="微軟正黑體" w:eastAsia="微軟正黑體" w:hAnsi="微軟正黑體" w:cstheme="minorHAnsi" w:hint="eastAsia"/>
+          <w:szCs w:val="24"/>
+        </w:rPr>
+        <w:t>向各位報告未來展望</w:t>
+      </w:r>
+      <w:r>
+        <w:rPr>
+          <w:rFonts w:ascii="微軟正黑體" w:eastAsia="微軟正黑體" w:hAnsi="微軟正黑體" w:cstheme="minorHAnsi"/>
+          <w:szCs w:val="24"/>
+        </w:rPr>
+        <w:t>。</w:t>
       </w:r>
     </w:p>
     <w:p>
@@ -4646,44 +6274,82 @@
         <w:spacing w:after="240"/>
         <w:jc w:val="both"/>
         <w:rPr>
-          <w:rFonts w:ascii="微軟正黑體" w:eastAsia="微軟正黑體" w:hAnsi="微軟正黑體" w:cstheme="minorHAnsi"/>
-          <w:szCs w:val="24"/>
+          <w:rFonts w:ascii="微軟正黑體" w:eastAsia="微軟正黑體" w:hAnsi="微軟正黑體"/>
+          <w:b/>
         </w:rPr>
       </w:pPr>
       <w:r>
         <w:rPr>
           <w:rFonts w:ascii="微軟正黑體" w:eastAsia="微軟正黑體" w:hAnsi="微軟正黑體" w:cstheme="minorHAnsi" w:hint="eastAsia"/>
-          <w:szCs w:val="24"/>
-        </w:rPr>
-        <w:t>大家好，</w:t>
+          <w:b/>
+          <w:szCs w:val="24"/>
+          <w:u w:val="single"/>
+        </w:rPr>
+        <w:t>授權金方面</w:t>
       </w:r>
       <w:r>
         <w:rPr>
           <w:rFonts w:ascii="微軟正黑體" w:eastAsia="微軟正黑體" w:hAnsi="微軟正黑體" w:cstheme="minorHAnsi" w:hint="eastAsia"/>
-          <w:szCs w:val="24"/>
-        </w:rPr>
-        <w:t>接下來</w:t>
-      </w:r>
-      <w:r>
-        <w:rPr>
-          <w:rFonts w:ascii="微軟正黑體" w:eastAsia="微軟正黑體" w:hAnsi="微軟正黑體" w:cstheme="minorHAnsi" w:hint="eastAsia"/>
-          <w:szCs w:val="24"/>
-        </w:rPr>
-        <w:t>我會</w:t>
-      </w:r>
-      <w:r>
-        <w:rPr>
-          <w:rFonts w:ascii="微軟正黑體" w:eastAsia="微軟正黑體" w:hAnsi="微軟正黑體" w:cstheme="minorHAnsi" w:hint="eastAsia"/>
-          <w:szCs w:val="24"/>
-        </w:rPr>
-        <w:t>向各位報告未來展望</w:t>
-      </w:r>
-      <w:r>
-        <w:rPr>
-          <w:rFonts w:ascii="微軟正黑體" w:eastAsia="微軟正黑體" w:hAnsi="微軟正黑體" w:cstheme="minorHAnsi"/>
-          <w:szCs w:val="24"/>
-        </w:rPr>
-        <w:t>。</w:t>
+          <w:b/>
+          <w:szCs w:val="24"/>
+        </w:rPr>
+        <w:t>：</w:t>
+      </w:r>
+      <w:proofErr w:type="gramStart"/>
+      <w:r>
+        <w:rPr>
+          <w:rFonts w:ascii="微軟正黑體" w:eastAsia="微軟正黑體" w:hAnsi="微軟正黑體"/>
+        </w:rPr>
+        <w:t xml:space="preserve">{{ </w:t>
+      </w:r>
+      <w:proofErr w:type="spellStart"/>
+      <w:r>
+        <w:rPr>
+          <w:rFonts w:ascii="微軟正黑體" w:eastAsia="微軟正黑體" w:hAnsi="微軟正黑體"/>
+        </w:rPr>
+        <w:t>future</w:t>
+      </w:r>
+      <w:proofErr w:type="gramEnd"/>
+      <w:r>
+        <w:rPr>
+          <w:rFonts w:ascii="微軟正黑體" w:eastAsia="微軟正黑體" w:hAnsi="微軟正黑體"/>
+        </w:rPr>
+        <w:t>_</w:t>
+      </w:r>
+      <w:proofErr w:type="gramStart"/>
+      <w:r>
+        <w:rPr>
+          <w:rFonts w:ascii="微軟正黑體" w:eastAsia="微軟正黑體" w:hAnsi="微軟正黑體"/>
+        </w:rPr>
+        <w:t>outlook.licensing</w:t>
+      </w:r>
+      <w:proofErr w:type="gramEnd"/>
+      <w:r>
+        <w:rPr>
+          <w:rFonts w:ascii="微軟正黑體" w:eastAsia="微軟正黑體" w:hAnsi="微軟正黑體"/>
+        </w:rPr>
+        <w:t>_</w:t>
+      </w:r>
+      <w:proofErr w:type="gramStart"/>
+      <w:r>
+        <w:rPr>
+          <w:rFonts w:ascii="微軟正黑體" w:eastAsia="微軟正黑體" w:hAnsi="微軟正黑體"/>
+        </w:rPr>
+        <w:t>outlook</w:t>
+      </w:r>
+      <w:proofErr w:type="spellEnd"/>
+      <w:r>
+        <w:rPr>
+          <w:rFonts w:ascii="微軟正黑體" w:eastAsia="微軟正黑體" w:hAnsi="微軟正黑體"/>
+        </w:rPr>
+        <w:t xml:space="preserve"> }</w:t>
+      </w:r>
+      <w:proofErr w:type="gramEnd"/>
+      <w:r>
+        <w:rPr>
+          <w:rFonts w:ascii="微軟正黑體" w:eastAsia="微軟正黑體" w:hAnsi="微軟正黑體"/>
+        </w:rPr>
+        <w:t>}</w:t>
       </w:r>
     </w:p>
     <w:p>
@@ -4694,39 +6360,89 @@
         <w:jc w:val="both"/>
         <w:rPr>
           <w:rFonts w:ascii="微軟正黑體" w:eastAsia="微軟正黑體" w:hAnsi="微軟正黑體"/>
+        </w:rPr>
+      </w:pPr>
+      <w:r>
+        <w:rPr>
+          <w:rFonts w:ascii="微軟正黑體" w:eastAsia="微軟正黑體" w:hAnsi="微軟正黑體" w:hint="eastAsia"/>
           <w:b/>
-        </w:rPr>
-      </w:pPr>
-      <w:r>
-        <w:rPr>
-          <w:rFonts w:ascii="微軟正黑體" w:eastAsia="微軟正黑體" w:hAnsi="微軟正黑體" w:cstheme="minorHAnsi" w:hint="eastAsia"/>
+          <w:u w:val="single"/>
+        </w:rPr>
+        <w:t>權利金方面</w:t>
+      </w:r>
+      <w:r>
+        <w:rPr>
+          <w:rFonts w:ascii="微軟正黑體" w:eastAsia="微軟正黑體" w:hAnsi="微軟正黑體" w:hint="eastAsia"/>
           <w:b/>
-          <w:szCs w:val="24"/>
-        </w:rPr>
-        <w:t>授權金</w:t>
-      </w:r>
-      <w:r>
-        <w:rPr>
-          <w:rFonts w:ascii="微軟正黑體" w:eastAsia="微軟正黑體" w:hAnsi="微軟正黑體" w:cstheme="minorHAnsi" w:hint="eastAsia"/>
-          <w:b/>
-          <w:szCs w:val="24"/>
-        </w:rPr>
-        <w:t>方面</w:t>
-      </w:r>
-      <w:r>
-        <w:rPr>
-          <w:rFonts w:ascii="微軟正黑體" w:eastAsia="微軟正黑體" w:hAnsi="微軟正黑體" w:cstheme="minorHAnsi" w:hint="eastAsia"/>
-          <w:b/>
-          <w:szCs w:val="24"/>
         </w:rPr>
         <w:t>：</w:t>
       </w:r>
-      <w:r>
-        <w:rPr>
-          <w:rFonts w:ascii="微軟正黑體" w:eastAsia="微軟正黑體" w:hAnsi="微軟正黑體"/>
-        </w:rPr>
-        <w:t>{{ future_outlook.licensing_outlook }}</w:t>
-      </w:r>
+      <w:proofErr w:type="gramStart"/>
+      <w:r>
+        <w:rPr>
+          <w:rFonts w:ascii="微軟正黑體" w:eastAsia="微軟正黑體" w:hAnsi="微軟正黑體"/>
+        </w:rPr>
+        <w:t xml:space="preserve">{{ </w:t>
+      </w:r>
+      <w:proofErr w:type="spellStart"/>
+      <w:r>
+        <w:rPr>
+          <w:rFonts w:ascii="微軟正黑體" w:eastAsia="微軟正黑體" w:hAnsi="微軟正黑體"/>
+        </w:rPr>
+        <w:t>future</w:t>
+      </w:r>
+      <w:proofErr w:type="gramEnd"/>
+      <w:r>
+        <w:rPr>
+          <w:rFonts w:ascii="微軟正黑體" w:eastAsia="微軟正黑體" w:hAnsi="微軟正黑體"/>
+        </w:rPr>
+        <w:t>_</w:t>
+      </w:r>
+      <w:proofErr w:type="gramStart"/>
+      <w:r>
+        <w:rPr>
+          <w:rFonts w:ascii="微軟正黑體" w:eastAsia="微軟正黑體" w:hAnsi="微軟正黑體"/>
+        </w:rPr>
+        <w:t>outlook.royalty</w:t>
+      </w:r>
+      <w:proofErr w:type="gramEnd"/>
+      <w:r>
+        <w:rPr>
+          <w:rFonts w:ascii="微軟正黑體" w:eastAsia="微軟正黑體" w:hAnsi="微軟正黑體"/>
+        </w:rPr>
+        <w:t>_</w:t>
+      </w:r>
+      <w:proofErr w:type="gramStart"/>
+      <w:r>
+        <w:rPr>
+          <w:rFonts w:ascii="微軟正黑體" w:eastAsia="微軟正黑體" w:hAnsi="微軟正黑體"/>
+        </w:rPr>
+        <w:t>outlook</w:t>
+      </w:r>
+      <w:proofErr w:type="spellEnd"/>
+      <w:r>
+        <w:rPr>
+          <w:rFonts w:ascii="微軟正黑體" w:eastAsia="微軟正黑體" w:hAnsi="微軟正黑體"/>
+        </w:rPr>
+        <w:t xml:space="preserve"> }</w:t>
+      </w:r>
+      <w:proofErr w:type="gramEnd"/>
+      <w:r>
+        <w:rPr>
+          <w:rFonts w:ascii="微軟正黑體" w:eastAsia="微軟正黑體" w:hAnsi="微軟正黑體"/>
+        </w:rPr>
+        <w:t>}</w:t>
+      </w:r>
+    </w:p>
+    <w:p>
+      <w:pPr>
+        <w:adjustRightInd w:val="0"/>
+        <w:snapToGrid w:val="0"/>
+        <w:jc w:val="both"/>
+        <w:rPr>
+          <w:rFonts w:ascii="微軟正黑體" w:eastAsia="微軟正黑體" w:hAnsi="微軟正黑體"/>
+        </w:rPr>
+      </w:pPr>
     </w:p>
     <w:p>
       <w:pPr>
@@ -4735,28 +6451,34 @@
         <w:spacing w:after="240"/>
         <w:jc w:val="both"/>
         <w:rPr>
-          <w:rFonts w:ascii="微軟正黑體" w:eastAsia="微軟正黑體" w:hAnsi="微軟正黑體"/>
-        </w:rPr>
-      </w:pPr>
-      <w:r>
-        <w:rPr>
-          <w:rFonts w:ascii="微軟正黑體" w:eastAsia="微軟正黑體" w:hAnsi="微軟正黑體" w:hint="eastAsia"/>
-          <w:b/>
-        </w:rPr>
-        <w:t>權利金方面</w:t>
-      </w:r>
-      <w:r>
-        <w:rPr>
-          <w:rFonts w:ascii="微軟正黑體" w:eastAsia="微軟正黑體" w:hAnsi="微軟正黑體" w:hint="eastAsia"/>
-          <w:b/>
-        </w:rPr>
-        <w:t>：</w:t>
-      </w:r>
-      <w:r>
-        <w:rPr>
-          <w:rFonts w:ascii="微軟正黑體" w:eastAsia="微軟正黑體" w:hAnsi="微軟正黑體"/>
-        </w:rPr>
-        <w:t>{{ future_outlook.royalty_outlook }}</w:t>
+          <w:rFonts w:ascii="微軟正黑體" w:eastAsia="微軟正黑體" w:hAnsi="微軟正黑體" w:cstheme="minorHAnsi"/>
+          <w:szCs w:val="24"/>
+          <w:u w:val="single"/>
+        </w:rPr>
+      </w:pPr>
+      <w:r>
+        <w:rPr>
+          <w:rFonts w:ascii="微軟正黑體" w:eastAsia="微軟正黑體" w:hAnsi="微軟正黑體" w:cstheme="minorHAnsi" w:hint="eastAsia"/>
+          <w:szCs w:val="24"/>
+          <w:u w:val="single"/>
+        </w:rPr>
+        <w:t>在新</w:t>
+      </w:r>
+      <w:r>
+        <w:rPr>
+          <w:rFonts w:ascii="微軟正黑體" w:eastAsia="微軟正黑體" w:hAnsi="微軟正黑體" w:cstheme="minorHAnsi"/>
+          <w:szCs w:val="24"/>
+          <w:u w:val="single"/>
+        </w:rPr>
+        <w:t>IP</w:t>
+      </w:r>
+      <w:r>
+        <w:rPr>
+          <w:rFonts w:ascii="微軟正黑體" w:eastAsia="微軟正黑體" w:hAnsi="微軟正黑體" w:cstheme="minorHAnsi" w:hint="eastAsia"/>
+          <w:szCs w:val="24"/>
+          <w:u w:val="single"/>
+        </w:rPr>
+        <w:t>技術上</w:t>
       </w:r>
     </w:p>
     <w:p>
@@ -4765,7 +6487,61 @@
         <w:snapToGrid w:val="0"/>
         <w:jc w:val="both"/>
         <w:rPr>
-          <w:rFonts w:ascii="微軟正黑體" w:eastAsia="微軟正黑體" w:hAnsi="微軟正黑體"/>
+          <w:rFonts w:ascii="微軟正黑體" w:eastAsia="微軟正黑體" w:hAnsi="微軟正黑體" w:cstheme="minorHAnsi"/>
+          <w:szCs w:val="24"/>
+        </w:rPr>
+      </w:pPr>
+      <w:proofErr w:type="gramStart"/>
+      <w:r>
+        <w:rPr>
+          <w:rFonts w:ascii="微軟正黑體" w:eastAsia="微軟正黑體" w:hAnsi="微軟正黑體"/>
+        </w:rPr>
+        <w:t xml:space="preserve">{{ </w:t>
+      </w:r>
+      <w:proofErr w:type="spellStart"/>
+      <w:r>
+        <w:rPr>
+          <w:rFonts w:ascii="微軟正黑體" w:eastAsia="微軟正黑體" w:hAnsi="微軟正黑體"/>
+        </w:rPr>
+        <w:t>future_outlook.new</w:t>
+      </w:r>
+      <w:proofErr w:type="gramEnd"/>
+      <w:r>
+        <w:rPr>
+          <w:rFonts w:ascii="微軟正黑體" w:eastAsia="微軟正黑體" w:hAnsi="微軟正黑體"/>
+        </w:rPr>
+        <w:t>_ip_</w:t>
+      </w:r>
+      <w:proofErr w:type="gramStart"/>
+      <w:r>
+        <w:rPr>
+          <w:rFonts w:ascii="微軟正黑體" w:eastAsia="微軟正黑體" w:hAnsi="微軟正黑體"/>
+        </w:rPr>
+        <w:t>tech</w:t>
+      </w:r>
+      <w:proofErr w:type="spellEnd"/>
+      <w:r>
+        <w:rPr>
+          <w:rFonts w:ascii="微軟正黑體" w:eastAsia="微軟正黑體" w:hAnsi="微軟正黑體"/>
+        </w:rPr>
+        <w:t xml:space="preserve"> }</w:t>
+      </w:r>
+      <w:proofErr w:type="gramEnd"/>
+      <w:r>
+        <w:rPr>
+          <w:rFonts w:ascii="微軟正黑體" w:eastAsia="微軟正黑體" w:hAnsi="微軟正黑體"/>
+        </w:rPr>
+        <w:t>}</w:t>
+      </w:r>
+    </w:p>
+    <w:p>
+      <w:pPr>
+        <w:adjustRightInd w:val="0"/>
+        <w:snapToGrid w:val="0"/>
+        <w:jc w:val="both"/>
+        <w:rPr>
+          <w:rFonts w:ascii="微軟正黑體" w:eastAsia="微軟正黑體" w:hAnsi="微軟正黑體" w:cstheme="minorHAnsi"/>
+          <w:szCs w:val="24"/>
         </w:rPr>
       </w:pPr>
     </w:p>
@@ -4787,7 +6563,7 @@
           <w:szCs w:val="24"/>
           <w:u w:val="single"/>
         </w:rPr>
-        <w:t>在新</w:t>
+        <w:t>在</w:t>
       </w:r>
       <w:r>
         <w:rPr>
@@ -4795,15 +6571,7 @@
           <w:szCs w:val="24"/>
           <w:u w:val="single"/>
         </w:rPr>
-        <w:t>IP</w:t>
-      </w:r>
-      <w:r>
-        <w:rPr>
-          <w:rFonts w:ascii="微軟正黑體" w:eastAsia="微軟正黑體" w:hAnsi="微軟正黑體" w:cstheme="minorHAnsi" w:hint="eastAsia"/>
-          <w:szCs w:val="24"/>
-          <w:u w:val="single"/>
-        </w:rPr>
-        <w:t>技術上</w:t>
+        <w:t>Business合作平台上</w:t>
       </w:r>
     </w:p>
     <w:p>
@@ -4812,73 +6580,57 @@
         <w:snapToGrid w:val="0"/>
         <w:jc w:val="both"/>
         <w:rPr>
-          <w:rFonts w:ascii="微軟正黑體" w:eastAsia="微軟正黑體" w:hAnsi="微軟正黑體" w:cstheme="minorHAnsi"/>
-          <w:szCs w:val="24"/>
-        </w:rPr>
-      </w:pPr>
-      <w:r>
-        <w:rPr>
-          <w:rFonts w:ascii="微軟正黑體" w:eastAsia="微軟正黑體" w:hAnsi="微軟正黑體"/>
-        </w:rPr>
-        <w:t>{{ future_outlook.new_ip_tech }}</w:t>
-      </w:r>
-    </w:p>
-    <w:p>
-      <w:pPr>
-        <w:adjustRightInd w:val="0"/>
-        <w:snapToGrid w:val="0"/>
-        <w:jc w:val="both"/>
-        <w:rPr>
-          <w:rFonts w:ascii="微軟正黑體" w:eastAsia="微軟正黑體" w:hAnsi="微軟正黑體" w:cstheme="minorHAnsi"/>
-          <w:szCs w:val="24"/>
-        </w:rPr>
-      </w:pPr>
-    </w:p>
-    <w:p>
-      <w:pPr>
-        <w:adjustRightInd w:val="0"/>
-        <w:snapToGrid w:val="0"/>
-        <w:spacing w:after="240"/>
-        <w:jc w:val="both"/>
-        <w:rPr>
-          <w:rFonts w:ascii="微軟正黑體" w:eastAsia="微軟正黑體" w:hAnsi="微軟正黑體" w:cstheme="minorHAnsi"/>
-          <w:szCs w:val="24"/>
-          <w:u w:val="single"/>
-        </w:rPr>
-      </w:pPr>
-      <w:r>
-        <w:rPr>
-          <w:rFonts w:ascii="微軟正黑體" w:eastAsia="微軟正黑體" w:hAnsi="微軟正黑體" w:cstheme="minorHAnsi" w:hint="eastAsia"/>
-          <w:szCs w:val="24"/>
-          <w:u w:val="single"/>
-        </w:rPr>
-        <w:t>在</w:t>
-      </w:r>
-      <w:r>
-        <w:rPr>
-          <w:rFonts w:ascii="微軟正黑體" w:eastAsia="微軟正黑體" w:hAnsi="微軟正黑體" w:cstheme="minorHAnsi"/>
-          <w:szCs w:val="24"/>
-          <w:u w:val="single"/>
-        </w:rPr>
-        <w:t>Business合作平台上</w:t>
-      </w:r>
-    </w:p>
-    <w:p>
-      <w:pPr>
-        <w:adjustRightInd w:val="0"/>
-        <w:snapToGrid w:val="0"/>
-        <w:jc w:val="both"/>
-        <w:rPr>
           <w:rFonts w:ascii="微軟正黑體" w:eastAsia="微軟正黑體" w:hAnsi="微軟正黑體"/>
           <w:bCs/>
         </w:rPr>
       </w:pPr>
+      <w:proofErr w:type="gramStart"/>
       <w:r>
         <w:rPr>
           <w:rFonts w:ascii="微軟正黑體" w:eastAsia="微軟正黑體" w:hAnsi="微軟正黑體"/>
           <w:bCs/>
         </w:rPr>
-        <w:t>{{ future_outlook.biz_dev_platform }}</w:t>
+        <w:t xml:space="preserve">{{ </w:t>
+      </w:r>
+      <w:proofErr w:type="spellStart"/>
+      <w:r>
+        <w:rPr>
+          <w:rFonts w:ascii="微軟正黑體" w:eastAsia="微軟正黑體" w:hAnsi="微軟正黑體"/>
+          <w:bCs/>
+        </w:rPr>
+        <w:t>future_outlook.biz</w:t>
+      </w:r>
+      <w:proofErr w:type="gramEnd"/>
+      <w:r>
+        <w:rPr>
+          <w:rFonts w:ascii="微軟正黑體" w:eastAsia="微軟正黑體" w:hAnsi="微軟正黑體"/>
+          <w:bCs/>
+        </w:rPr>
+        <w:t>_dev_</w:t>
+      </w:r>
+      <w:proofErr w:type="gramStart"/>
+      <w:r>
+        <w:rPr>
+          <w:rFonts w:ascii="微軟正黑體" w:eastAsia="微軟正黑體" w:hAnsi="微軟正黑體"/>
+          <w:bCs/>
+        </w:rPr>
+        <w:t>platform</w:t>
+      </w:r>
+      <w:proofErr w:type="spellEnd"/>
+      <w:r>
+        <w:rPr>
+          <w:rFonts w:ascii="微軟正黑體" w:eastAsia="微軟正黑體" w:hAnsi="微軟正黑體"/>
+          <w:bCs/>
+        </w:rPr>
+        <w:t xml:space="preserve"> }</w:t>
+      </w:r>
+      <w:proofErr w:type="gramEnd"/>
+      <w:r>
+        <w:rPr>
+          <w:rFonts w:ascii="微軟正黑體" w:eastAsia="微軟正黑體" w:hAnsi="微軟正黑體"/>
+          <w:bCs/>
+        </w:rPr>
+        <w:t>}</w:t>
       </w:r>
     </w:p>
     <w:p>
@@ -4917,7 +6669,7 @@
           <w:rFonts w:ascii="微軟正黑體" w:eastAsia="微軟正黑體" w:hAnsi="微軟正黑體" w:cstheme="minorHAnsi" w:hint="eastAsia"/>
           <w:szCs w:val="24"/>
         </w:rPr>
-        <w:t>董事長</w:t>
+        <w:t>數位行銷主管徐浩先生</w:t>
       </w:r>
       <w:r>
         <w:rPr>
@@ -4929,14 +6681,12 @@
     </w:p>
     <w:p>
       <w:pPr>
-        <w:pStyle w:val="a5"/>
         <w:adjustRightInd w:val="0"/>
         <w:snapToGrid w:val="0"/>
-        <w:ind w:leftChars="0" w:left="0"/>
+        <w:spacing w:after="240"/>
         <w:jc w:val="both"/>
         <w:rPr>
-          <w:rFonts w:ascii="微軟正黑體" w:eastAsia="微軟正黑體" w:hAnsi="微軟正黑體" w:cstheme="minorHAnsi"/>
-          <w:szCs w:val="24"/>
+          <w:rFonts w:ascii="微軟正黑體" w:eastAsia="微軟正黑體" w:hAnsi="微軟正黑體"/>
         </w:rPr>
       </w:pPr>
     </w:p>
@@ -4947,14 +6697,14 @@
         <w:snapToGrid w:val="0"/>
         <w:spacing w:after="240" w:line="240" w:lineRule="auto"/>
         <w:rPr>
-          <w:rFonts w:ascii="微軟正黑體" w:eastAsia="微軟正黑體" w:hAnsi="微軟正黑體"/>
-        </w:rPr>
-      </w:pPr>
-      <w:r>
-        <w:rPr>
           <w:rFonts w:ascii="微軟正黑體" w:eastAsia="微軟正黑體" w:hAnsi="微軟正黑體" w:hint="eastAsia"/>
         </w:rPr>
-        <w:t>董事長言論</w:t>
+      </w:pPr>
+      <w:r>
+        <w:rPr>
+          <w:rFonts w:ascii="微軟正黑體" w:eastAsia="微軟正黑體" w:hAnsi="微軟正黑體" w:hint="eastAsia"/>
+        </w:rPr>
+        <w:t>專題分享</w:t>
       </w:r>
     </w:p>
     <w:p>
@@ -4971,7 +6721,7 @@
         <w:rPr>
           <w:rFonts w:ascii="微軟正黑體" w:eastAsia="微軟正黑體" w:hAnsi="微軟正黑體" w:hint="eastAsia"/>
         </w:rPr>
-        <w:t>{{ chairman }}</w:t>
+        <w:t>徐浩</w:t>
       </w:r>
       <w:r>
         <w:rPr>
@@ -4983,7 +6733,7 @@
         <w:rPr>
           <w:rFonts w:ascii="微軟正黑體" w:eastAsia="微軟正黑體" w:hAnsi="微軟正黑體" w:hint="eastAsia"/>
         </w:rPr>
-        <w:t>董事長</w:t>
+        <w:t>數位行銷主管</w:t>
       </w:r>
     </w:p>
     <w:p>
@@ -5023,7 +6773,27 @@
           <w:sz w:val="24"/>
           <w:szCs w:val="24"/>
         </w:rPr>
-        <w:t xml:space="preserve"> in chairman_remarks %}</w:t>
+        <w:t xml:space="preserve"> in </w:t>
+      </w:r>
+      <w:proofErr w:type="spellStart"/>
+      <w:r>
+        <w:rPr>
+          <w:rFonts w:ascii="微軟正黑體" w:eastAsia="微軟正黑體" w:hAnsi="微軟正黑體" w:cs="Arial"/>
+          <w:bCs/>
+          <w:sz w:val="24"/>
+          <w:szCs w:val="24"/>
+        </w:rPr>
+        <w:t>chairman_remarks</w:t>
+      </w:r>
+      <w:proofErr w:type="spellEnd"/>
+      <w:r>
+        <w:rPr>
+          <w:rFonts w:ascii="微軟正黑體" w:eastAsia="微軟正黑體" w:hAnsi="微軟正黑體" w:cs="Arial"/>
+          <w:bCs/>
+          <w:sz w:val="24"/>
+          <w:szCs w:val="24"/>
+        </w:rPr>
+        <w:t xml:space="preserve"> %}</w:t>
       </w:r>
     </w:p>
     <w:p>
@@ -5047,58 +6817,64 @@
           <w:szCs w:val="24"/>
           <w:u w:val="single"/>
         </w:rPr>
-        <w:t xml:space="preserve">(Page {{ </w:t>
-      </w:r>
-      <w:r>
-        <w:rPr>
-          <w:rFonts w:ascii="微軟正黑體" w:eastAsia="微軟正黑體" w:hAnsi="微軟正黑體" w:cs="Arial" w:hint="eastAsia"/>
+        <w:t xml:space="preserve">(Page </w:t>
+      </w:r>
+      <w:proofErr w:type="gramStart"/>
+      <w:r>
+        <w:rPr>
+          <w:rFonts w:ascii="微軟正黑體" w:eastAsia="微軟正黑體" w:hAnsi="微軟正黑體" w:cs="Arial"/>
           <w:b/>
           <w:sz w:val="24"/>
           <w:szCs w:val="24"/>
           <w:u w:val="single"/>
         </w:rPr>
-        <w:t>para</w:t>
-      </w:r>
-      <w:r>
-        <w:rPr>
-          <w:rFonts w:ascii="微軟正黑體" w:eastAsia="微軟正黑體" w:hAnsi="微軟正黑體" w:cs="Arial"/>
+        <w:t xml:space="preserve">{{ </w:t>
+      </w:r>
+      <w:proofErr w:type="spellStart"/>
+      <w:r>
+        <w:rPr>
+          <w:rFonts w:ascii="微軟正黑體" w:eastAsia="微軟正黑體" w:hAnsi="微軟正黑體" w:cs="Arial" w:hint="eastAsia"/>
           <w:b/>
           <w:sz w:val="24"/>
           <w:szCs w:val="24"/>
           <w:u w:val="single"/>
         </w:rPr>
-        <w:t>.</w:t>
-      </w:r>
-      <w:r>
-        <w:rPr>
-          <w:rFonts w:ascii="微軟正黑體" w:eastAsia="微軟正黑體" w:hAnsi="微軟正黑體" w:cs="Arial" w:hint="eastAsia"/>
+        <w:t>para</w:t>
+      </w:r>
+      <w:proofErr w:type="gramEnd"/>
+      <w:r>
+        <w:rPr>
+          <w:rFonts w:ascii="微軟正黑體" w:eastAsia="微軟正黑體" w:hAnsi="微軟正黑體" w:cs="Arial"/>
           <w:b/>
           <w:sz w:val="24"/>
           <w:szCs w:val="24"/>
           <w:u w:val="single"/>
         </w:rPr>
-        <w:t>page</w:t>
-      </w:r>
-      <w:r>
-        <w:rPr>
-          <w:rFonts w:ascii="微軟正黑體" w:eastAsia="微軟正黑體" w:hAnsi="微軟正黑體" w:cs="Arial"/>
+        <w:t>.</w:t>
+      </w:r>
+      <w:proofErr w:type="gramStart"/>
+      <w:r>
+        <w:rPr>
+          <w:rFonts w:ascii="微軟正黑體" w:eastAsia="微軟正黑體" w:hAnsi="微軟正黑體" w:cs="Arial" w:hint="eastAsia"/>
           <w:b/>
           <w:sz w:val="24"/>
           <w:szCs w:val="24"/>
           <w:u w:val="single"/>
         </w:rPr>
-        <w:t xml:space="preserve"> }}</w:t>
-      </w:r>
-      <w:r>
-        <w:rPr>
-          <w:rFonts w:ascii="微軟正黑體" w:eastAsia="微軟正黑體" w:hAnsi="微軟正黑體" w:cs="Arial" w:hint="eastAsia"/>
+        <w:t>page</w:t>
+      </w:r>
+      <w:proofErr w:type="spellEnd"/>
+      <w:r>
+        <w:rPr>
+          <w:rFonts w:ascii="微軟正黑體" w:eastAsia="微軟正黑體" w:hAnsi="微軟正黑體" w:cs="Arial"/>
           <w:b/>
           <w:sz w:val="24"/>
           <w:szCs w:val="24"/>
           <w:u w:val="single"/>
         </w:rPr>
-        <w:t xml:space="preserve">: </w:t>
-      </w:r>
+        <w:t xml:space="preserve"> }</w:t>
+      </w:r>
+      <w:proofErr w:type="gramEnd"/>
       <w:r>
         <w:rPr>
           <w:rFonts w:ascii="微軟正黑體" w:eastAsia="微軟正黑體" w:hAnsi="微軟正黑體" w:cs="Arial"/>
@@ -5107,7 +6883,7 @@
           <w:szCs w:val="24"/>
           <w:u w:val="single"/>
         </w:rPr>
-        <w:t xml:space="preserve">{{ </w:t>
+        <w:t>}</w:t>
       </w:r>
       <w:r>
         <w:rPr>
@@ -5117,8 +6893,9 @@
           <w:szCs w:val="24"/>
           <w:u w:val="single"/>
         </w:rPr>
-        <w:t>para</w:t>
-      </w:r>
+        <w:t xml:space="preserve">: </w:t>
+      </w:r>
+      <w:proofErr w:type="gramStart"/>
       <w:r>
         <w:rPr>
           <w:rFonts w:ascii="微軟正黑體" w:eastAsia="微軟正黑體" w:hAnsi="微軟正黑體" w:cs="Arial"/>
@@ -5127,8 +6904,9 @@
           <w:szCs w:val="24"/>
           <w:u w:val="single"/>
         </w:rPr>
-        <w:t>.</w:t>
-      </w:r>
+        <w:t xml:space="preserve">{{ </w:t>
+      </w:r>
+      <w:proofErr w:type="spellStart"/>
       <w:r>
         <w:rPr>
           <w:rFonts w:ascii="微軟正黑體" w:eastAsia="微軟正黑體" w:hAnsi="微軟正黑體" w:cs="Arial" w:hint="eastAsia"/>
@@ -5137,8 +6915,9 @@
           <w:szCs w:val="24"/>
           <w:u w:val="single"/>
         </w:rPr>
-        <w:t>title</w:t>
-      </w:r>
+        <w:t>para</w:t>
+      </w:r>
+      <w:proofErr w:type="gramEnd"/>
       <w:r>
         <w:rPr>
           <w:rFonts w:ascii="微軟正黑體" w:eastAsia="微軟正黑體" w:hAnsi="微軟正黑體" w:cs="Arial"/>
@@ -5147,7 +6926,40 @@
           <w:szCs w:val="24"/>
           <w:u w:val="single"/>
         </w:rPr>
-        <w:t xml:space="preserve"> }})</w:t>
+        <w:t>.</w:t>
+      </w:r>
+      <w:proofErr w:type="gramStart"/>
+      <w:r>
+        <w:rPr>
+          <w:rFonts w:ascii="微軟正黑體" w:eastAsia="微軟正黑體" w:hAnsi="微軟正黑體" w:cs="Arial" w:hint="eastAsia"/>
+          <w:b/>
+          <w:sz w:val="24"/>
+          <w:szCs w:val="24"/>
+          <w:u w:val="single"/>
+        </w:rPr>
+        <w:t>title</w:t>
+      </w:r>
+      <w:proofErr w:type="spellEnd"/>
+      <w:r>
+        <w:rPr>
+          <w:rFonts w:ascii="微軟正黑體" w:eastAsia="微軟正黑體" w:hAnsi="微軟正黑體" w:cs="Arial"/>
+          <w:b/>
+          <w:sz w:val="24"/>
+          <w:szCs w:val="24"/>
+          <w:u w:val="single"/>
+        </w:rPr>
+        <w:t xml:space="preserve"> }</w:t>
+      </w:r>
+      <w:proofErr w:type="gramEnd"/>
+      <w:r>
+        <w:rPr>
+          <w:rFonts w:ascii="微軟正黑體" w:eastAsia="微軟正黑體" w:hAnsi="微軟正黑體" w:cs="Arial"/>
+          <w:b/>
+          <w:sz w:val="24"/>
+          <w:szCs w:val="24"/>
+          <w:u w:val="single"/>
+        </w:rPr>
+        <w:t>})</w:t>
       </w:r>
     </w:p>
     <w:p>
@@ -5162,6 +6974,7 @@
           <w:szCs w:val="24"/>
         </w:rPr>
       </w:pPr>
+      <w:proofErr w:type="gramStart"/>
       <w:r>
         <w:rPr>
           <w:rFonts w:ascii="微軟正黑體" w:eastAsia="微軟正黑體" w:hAnsi="微軟正黑體" w:cs="Arial"/>
@@ -5171,6 +6984,7 @@
         </w:rPr>
         <w:t xml:space="preserve">{{ </w:t>
       </w:r>
+      <w:proofErr w:type="spellStart"/>
       <w:r>
         <w:rPr>
           <w:rFonts w:ascii="微軟正黑體" w:eastAsia="微軟正黑體" w:hAnsi="微軟正黑體" w:cs="Arial" w:hint="eastAsia"/>
@@ -5180,6 +6994,7 @@
         </w:rPr>
         <w:t>para</w:t>
       </w:r>
+      <w:proofErr w:type="gramEnd"/>
       <w:r>
         <w:rPr>
           <w:rFonts w:ascii="微軟正黑體" w:eastAsia="微軟正黑體" w:hAnsi="微軟正黑體" w:cs="Arial"/>
@@ -5187,7 +7002,37 @@
           <w:sz w:val="24"/>
           <w:szCs w:val="24"/>
         </w:rPr>
-        <w:t>.content }}</w:t>
+        <w:t>.</w:t>
+      </w:r>
+      <w:proofErr w:type="gramStart"/>
+      <w:r>
+        <w:rPr>
+          <w:rFonts w:ascii="微軟正黑體" w:eastAsia="微軟正黑體" w:hAnsi="微軟正黑體" w:cs="Arial"/>
+          <w:bCs/>
+          <w:sz w:val="24"/>
+          <w:szCs w:val="24"/>
+        </w:rPr>
+        <w:t>content</w:t>
+      </w:r>
+      <w:proofErr w:type="spellEnd"/>
+      <w:r>
+        <w:rPr>
+          <w:rFonts w:ascii="微軟正黑體" w:eastAsia="微軟正黑體" w:hAnsi="微軟正黑體" w:cs="Arial"/>
+          <w:bCs/>
+          <w:sz w:val="24"/>
+          <w:szCs w:val="24"/>
+        </w:rPr>
+        <w:t xml:space="preserve"> }</w:t>
+      </w:r>
+      <w:proofErr w:type="gramEnd"/>
+      <w:r>
+        <w:rPr>
+          <w:rFonts w:ascii="微軟正黑體" w:eastAsia="微軟正黑體" w:hAnsi="微軟正黑體" w:cs="Arial"/>
+          <w:bCs/>
+          <w:sz w:val="24"/>
+          <w:szCs w:val="24"/>
+        </w:rPr>
+        <w:t>}</w:t>
       </w:r>
     </w:p>
     <w:p>
@@ -5209,7 +7054,27 @@
           <w:sz w:val="24"/>
           <w:szCs w:val="24"/>
         </w:rPr>
-        <w:t>{% endfor %}</w:t>
+        <w:t xml:space="preserve">{% </w:t>
+      </w:r>
+      <w:proofErr w:type="spellStart"/>
+      <w:r>
+        <w:rPr>
+          <w:rFonts w:ascii="微軟正黑體" w:eastAsia="微軟正黑體" w:hAnsi="微軟正黑體" w:cs="Arial"/>
+          <w:bCs/>
+          <w:sz w:val="24"/>
+          <w:szCs w:val="24"/>
+        </w:rPr>
+        <w:t>endfor</w:t>
+      </w:r>
+      <w:proofErr w:type="spellEnd"/>
+      <w:r>
+        <w:rPr>
+          <w:rFonts w:ascii="微軟正黑體" w:eastAsia="微軟正黑體" w:hAnsi="微軟正黑體" w:cs="Arial"/>
+          <w:bCs/>
+          <w:sz w:val="24"/>
+          <w:szCs w:val="24"/>
+        </w:rPr>
+        <w:t xml:space="preserve"> %}</w:t>
       </w:r>
     </w:p>
     <w:p>
@@ -5267,36 +7132,124 @@
           <w:rFonts w:ascii="微軟正黑體" w:eastAsia="微軟正黑體" w:hAnsi="微軟正黑體" w:cstheme="minorHAnsi" w:hint="eastAsia"/>
           <w:szCs w:val="24"/>
         </w:rPr>
-        <w:t>接下來，我們</w:t>
-      </w:r>
+        <w:t>接下來，我們將進入Q&amp;A環節。</w:t>
+      </w:r>
+    </w:p>
+    <w:p>
+      <w:pPr>
+        <w:pStyle w:val="EarningsCallHeading1"/>
+        <w:adjustRightInd w:val="0"/>
+        <w:snapToGrid w:val="0"/>
+        <w:spacing w:after="240" w:line="240" w:lineRule="auto"/>
+        <w:rPr>
+          <w:rFonts w:ascii="微軟正黑體" w:eastAsia="微軟正黑體" w:hAnsi="微軟正黑體"/>
+        </w:rPr>
+      </w:pPr>
+      <w:r>
+        <w:rPr>
+          <w:rFonts w:ascii="微軟正黑體" w:eastAsia="微軟正黑體" w:hAnsi="微軟正黑體" w:hint="eastAsia"/>
+        </w:rPr>
+        <w:lastRenderedPageBreak/>
+        <w:t>結論</w:t>
+      </w:r>
+    </w:p>
+    <w:p>
+      <w:pPr>
+        <w:pStyle w:val="EarningsCallHeading2"/>
+        <w:adjustRightInd w:val="0"/>
+        <w:snapToGrid w:val="0"/>
+        <w:spacing w:line="240" w:lineRule="auto"/>
+        <w:rPr>
+          <w:rFonts w:ascii="微軟正黑體" w:eastAsia="微軟正黑體" w:hAnsi="微軟正黑體"/>
+        </w:rPr>
+      </w:pPr>
+      <w:r>
+        <w:rPr>
+          <w:rFonts w:ascii="微軟正黑體" w:eastAsia="微軟正黑體" w:hAnsi="微軟正黑體"/>
+        </w:rPr>
+        <w:t>{{ chairman }}</w:t>
+      </w:r>
+      <w:r>
+        <w:rPr>
+          <w:rFonts w:ascii="微軟正黑體" w:eastAsia="微軟正黑體" w:hAnsi="微軟正黑體" w:hint="eastAsia"/>
+        </w:rPr>
+        <w:t>，董事長</w:t>
+      </w:r>
+    </w:p>
+    <w:p>
+      <w:pPr>
+        <w:adjustRightInd w:val="0"/>
+        <w:snapToGrid w:val="0"/>
+        <w:jc w:val="both"/>
+        <w:rPr>
+          <w:rFonts w:ascii="微軟正黑體" w:eastAsia="微軟正黑體" w:hAnsi="微軟正黑體" w:cstheme="minorHAnsi"/>
+          <w:szCs w:val="24"/>
+        </w:rPr>
+      </w:pPr>
       <w:r>
         <w:rPr>
           <w:rFonts w:ascii="微軟正黑體" w:eastAsia="微軟正黑體" w:hAnsi="微軟正黑體" w:cstheme="minorHAnsi" w:hint="eastAsia"/>
           <w:szCs w:val="24"/>
         </w:rPr>
-        <w:t>將</w:t>
-      </w:r>
+        <w:t>如果大家想了解更多有關公司在安全IP的進展，歡迎上</w:t>
+      </w:r>
+      <w:proofErr w:type="spellStart"/>
       <w:r>
         <w:rPr>
           <w:rFonts w:ascii="微軟正黑體" w:eastAsia="微軟正黑體" w:hAnsi="微軟正黑體" w:cstheme="minorHAnsi" w:hint="eastAsia"/>
           <w:szCs w:val="24"/>
         </w:rPr>
-        <w:t>進</w:t>
-      </w:r>
+        <w:t>PUFsecurity</w:t>
+      </w:r>
+      <w:proofErr w:type="spellEnd"/>
+      <w:proofErr w:type="gramStart"/>
       <w:r>
         <w:rPr>
           <w:rFonts w:ascii="微軟正黑體" w:eastAsia="微軟正黑體" w:hAnsi="微軟正黑體" w:cstheme="minorHAnsi" w:hint="eastAsia"/>
           <w:szCs w:val="24"/>
         </w:rPr>
-        <w:t>入</w:t>
-      </w:r>
-      <w:r>
-        <w:rPr>
+        <w:t>的官網</w:t>
+      </w:r>
+      <w:proofErr w:type="gramEnd"/>
+      <w:r>
+        <w:fldChar w:fldCharType="begin"/>
+      </w:r>
+      <w:r>
+        <w:instrText>HYPERLINK "https://www.pufsecurity.com/"</w:instrText>
+      </w:r>
+      <w:r>
+        <w:fldChar w:fldCharType="separate"/>
+      </w:r>
+      <w:r>
+        <w:rPr>
+          <w:rStyle w:val="aa"/>
           <w:rFonts w:ascii="微軟正黑體" w:eastAsia="微軟正黑體" w:hAnsi="微軟正黑體" w:cstheme="minorHAnsi" w:hint="eastAsia"/>
-          <w:szCs w:val="24"/>
-        </w:rPr>
-        <w:t>Q&amp;A環節。</w:t>
-      </w:r>
+          <w:color w:val="auto"/>
+          <w:szCs w:val="24"/>
+        </w:rPr>
+        <w:t>https://www.pufsecurity.com/</w:t>
+      </w:r>
+      <w:r>
+        <w:fldChar w:fldCharType="end"/>
+      </w:r>
+      <w:r>
+        <w:rPr>
+          <w:rFonts w:ascii="微軟正黑體" w:eastAsia="微軟正黑體" w:hAnsi="微軟正黑體" w:cstheme="minorHAnsi" w:hint="eastAsia"/>
+          <w:szCs w:val="24"/>
+        </w:rPr>
+        <w:t>上看，有很多文章跟課程。</w:t>
+      </w:r>
+    </w:p>
+    <w:p>
+      <w:pPr>
+        <w:adjustRightInd w:val="0"/>
+        <w:snapToGrid w:val="0"/>
+        <w:jc w:val="both"/>
+        <w:rPr>
+          <w:rFonts w:ascii="微軟正黑體" w:eastAsia="微軟正黑體" w:hAnsi="微軟正黑體" w:cstheme="minorHAnsi"/>
+          <w:szCs w:val="24"/>
+        </w:rPr>
+      </w:pPr>
     </w:p>
     <w:p>
       <w:pPr>
@@ -5305,11 +7258,29 @@
         <w:spacing w:after="240"/>
         <w:jc w:val="both"/>
         <w:rPr>
-          <w:rFonts w:ascii="微軟正黑體" w:eastAsia="微軟正黑體" w:hAnsi="微軟正黑體" w:cs="Arial"/>
-          <w:szCs w:val="24"/>
-          <w:u w:val="single"/>
-        </w:rPr>
-      </w:pPr>
+          <w:rFonts w:ascii="微軟正黑體" w:eastAsia="微軟正黑體" w:hAnsi="微軟正黑體"/>
+        </w:rPr>
+      </w:pPr>
+      <w:r>
+        <w:rPr>
+          <w:rFonts w:ascii="微軟正黑體" w:eastAsia="微軟正黑體" w:hAnsi="微軟正黑體" w:hint="eastAsia"/>
+        </w:rPr>
+        <w:t xml:space="preserve">我們會不斷努力的創新，提供客戶更好的 IP 與安全解決方案，也會為股東帶來更高的 回報。公司會持續朝向每顆晶片都會用到我們的 IP 的目標前進。感謝各位股東長期對 </w:t>
+      </w:r>
+      <w:proofErr w:type="gramStart"/>
+      <w:r>
+        <w:rPr>
+          <w:rFonts w:ascii="微軟正黑體" w:eastAsia="微軟正黑體" w:hAnsi="微軟正黑體" w:hint="eastAsia"/>
+        </w:rPr>
+        <w:t>力旺的</w:t>
+      </w:r>
+      <w:proofErr w:type="gramEnd"/>
+      <w:r>
+        <w:rPr>
+          <w:rFonts w:ascii="微軟正黑體" w:eastAsia="微軟正黑體" w:hAnsi="微軟正黑體" w:hint="eastAsia"/>
+        </w:rPr>
+        <w:t>支持!</w:t>
+      </w:r>
     </w:p>
     <w:p>
       <w:pPr>
@@ -5318,102 +7289,7 @@
         <w:spacing w:after="240"/>
         <w:jc w:val="both"/>
         <w:rPr>
-          <w:rFonts w:ascii="微軟正黑體" w:eastAsia="微軟正黑體" w:hAnsi="微軟正黑體" w:cs="Arial"/>
-          <w:szCs w:val="24"/>
-          <w:u w:val="single"/>
-        </w:rPr>
-      </w:pPr>
-    </w:p>
-    <w:p>
-      <w:pPr>
-        <w:pStyle w:val="EarningsCallHeading1"/>
-        <w:adjustRightInd w:val="0"/>
-        <w:snapToGrid w:val="0"/>
-        <w:spacing w:after="240" w:line="240" w:lineRule="auto"/>
-        <w:rPr>
-          <w:rFonts w:ascii="微軟正黑體" w:eastAsia="微軟正黑體" w:hAnsi="微軟正黑體"/>
-        </w:rPr>
-      </w:pPr>
-      <w:r>
-        <w:rPr>
-          <w:rFonts w:ascii="微軟正黑體" w:eastAsia="微軟正黑體" w:hAnsi="微軟正黑體" w:hint="eastAsia"/>
-        </w:rPr>
-        <w:t>結論</w:t>
-      </w:r>
-    </w:p>
-    <w:p>
-      <w:pPr>
-        <w:pStyle w:val="EarningsCallHeading2"/>
-        <w:adjustRightInd w:val="0"/>
-        <w:snapToGrid w:val="0"/>
-        <w:spacing w:line="240" w:lineRule="auto"/>
-        <w:rPr>
-          <w:rFonts w:ascii="微軟正黑體" w:eastAsia="微軟正黑體" w:hAnsi="微軟正黑體"/>
-        </w:rPr>
-      </w:pPr>
-      <w:r>
-        <w:rPr>
-          <w:rFonts w:ascii="微軟正黑體" w:eastAsia="微軟正黑體" w:hAnsi="微軟正黑體"/>
-        </w:rPr>
-        <w:t>{{ chairman }}</w:t>
-      </w:r>
-      <w:r>
-        <w:rPr>
-          <w:rFonts w:ascii="微軟正黑體" w:eastAsia="微軟正黑體" w:hAnsi="微軟正黑體" w:hint="eastAsia"/>
-        </w:rPr>
-        <w:t>，</w:t>
-      </w:r>
-      <w:r>
-        <w:rPr>
-          <w:rFonts w:ascii="微軟正黑體" w:eastAsia="微軟正黑體" w:hAnsi="微軟正黑體" w:hint="eastAsia"/>
-        </w:rPr>
-        <w:t>董事長</w:t>
-      </w:r>
-    </w:p>
-    <w:p>
-      <w:pPr>
-        <w:adjustRightInd w:val="0"/>
-        <w:snapToGrid w:val="0"/>
-        <w:jc w:val="both"/>
-        <w:rPr>
-          <w:rFonts w:ascii="微軟正黑體" w:eastAsia="微軟正黑體" w:hAnsi="微軟正黑體" w:cstheme="minorHAnsi"/>
-          <w:szCs w:val="24"/>
-        </w:rPr>
-      </w:pPr>
-      <w:r>
-        <w:rPr>
-          <w:rFonts w:ascii="微軟正黑體" w:eastAsia="微軟正黑體" w:hAnsi="微軟正黑體" w:cstheme="minorHAnsi" w:hint="eastAsia"/>
-          <w:szCs w:val="24"/>
-        </w:rPr>
-        <w:t>如果大家想了解更多有關公司在安全IP的進展，歡迎上PUFsecurity的官網</w:t>
-      </w:r>
-      <w:hyperlink r:id="rId8" w:history="1">
-        <w:r>
-          <w:rPr>
-            <w:rStyle w:val="aa"/>
-            <w:rFonts w:ascii="微軟正黑體" w:eastAsia="微軟正黑體" w:hAnsi="微軟正黑體" w:cstheme="minorHAnsi" w:hint="eastAsia"/>
-            <w:color w:val="auto"/>
-            <w:szCs w:val="24"/>
-          </w:rPr>
-          <w:t>https://www.pufsecurity.com/</w:t>
-        </w:r>
-      </w:hyperlink>
-      <w:r>
-        <w:rPr>
-          <w:rFonts w:ascii="微軟正黑體" w:eastAsia="微軟正黑體" w:hAnsi="微軟正黑體" w:cstheme="minorHAnsi" w:hint="eastAsia"/>
-          <w:szCs w:val="24"/>
-        </w:rPr>
-        <w:t>上看，有很多文章跟課程。</w:t>
-      </w:r>
-    </w:p>
-    <w:p>
-      <w:pPr>
-        <w:adjustRightInd w:val="0"/>
-        <w:snapToGrid w:val="0"/>
-        <w:jc w:val="both"/>
-        <w:rPr>
-          <w:rFonts w:ascii="微軟正黑體" w:eastAsia="微軟正黑體" w:hAnsi="微軟正黑體" w:cstheme="minorHAnsi"/>
-          <w:szCs w:val="24"/>
+          <w:rFonts w:ascii="微軟正黑體" w:eastAsia="微軟正黑體" w:hAnsi="微軟正黑體"/>
         </w:rPr>
       </w:pPr>
     </w:p>
@@ -5427,15 +7303,9 @@
           <w:rFonts w:ascii="微軟正黑體" w:eastAsia="微軟正黑體" w:hAnsi="微軟正黑體"/>
         </w:rPr>
       </w:pPr>
-      <w:r>
-        <w:rPr>
-          <w:rFonts w:ascii="微軟正黑體" w:eastAsia="微軟正黑體" w:hAnsi="微軟正黑體" w:hint="eastAsia"/>
-        </w:rPr>
-        <w:t>我們會不斷努力的創新，提供客戶更好的 IP 與安全解決方案，也會為股東帶來更高的 回報。公司會持續朝向每顆晶片都會用到我們的 IP 的目標前進。感謝各位股東長期對 力旺的支持!</w:t>
-      </w:r>
     </w:p>
     <w:sectPr>
-      <w:footerReference w:type="default" r:id="rId9"/>
+      <w:footerReference w:type="default" r:id="rId8"/>
       <w:pgSz w:w="11906" w:h="16838"/>
       <w:pgMar w:top="1440" w:right="1440" w:bottom="1440" w:left="1440" w:header="851" w:footer="992" w:gutter="0"/>
       <w:cols w:space="425"/>
@@ -5477,7 +7347,6 @@
         <w:docPartUnique/>
       </w:docPartObj>
     </w:sdtPr>
-    <w:sdtEndPr/>
     <w:sdtContent>
       <w:p>
         <w:pPr>
@@ -5718,6 +7587,95 @@
     </w:lvl>
   </w:abstractNum>
   <w:abstractNum w:abstractNumId="2" w15:restartNumberingAfterBreak="0">
+    <w:nsid w:val="264C6930"/>
+    <w:multiLevelType w:val="hybridMultilevel"/>
+    <w:tmpl w:val="5AE0B3B4"/>
+    <w:lvl w:ilvl="0" w:tplc="FFFFFFFF">
+      <w:start w:val="1"/>
+      <w:numFmt w:val="decimal"/>
+      <w:lvlText w:val="%1."/>
+      <w:lvlJc w:val="left"/>
+      <w:pPr>
+        <w:ind w:left="360" w:hanging="360"/>
+      </w:pPr>
+      <w:rPr>
+        <w:rFonts w:hint="default"/>
+      </w:rPr>
+    </w:lvl>
+    <w:lvl w:ilvl="1" w:tplc="FFFFFFFF" w:tentative="1">
+      <w:start w:val="1"/>
+      <w:numFmt w:val="lowerLetter"/>
+      <w:lvlText w:val="%2."/>
+      <w:lvlJc w:val="left"/>
+      <w:pPr>
+        <w:ind w:left="1080" w:hanging="360"/>
+      </w:pPr>
+    </w:lvl>
+    <w:lvl w:ilvl="2" w:tplc="FFFFFFFF" w:tentative="1">
+      <w:start w:val="1"/>
+      <w:numFmt w:val="lowerRoman"/>
+      <w:lvlText w:val="%3."/>
+      <w:lvlJc w:val="right"/>
+      <w:pPr>
+        <w:ind w:left="1800" w:hanging="180"/>
+      </w:pPr>
+    </w:lvl>
+    <w:lvl w:ilvl="3" w:tplc="FFFFFFFF" w:tentative="1">
+      <w:start w:val="1"/>
+      <w:numFmt w:val="decimal"/>
+      <w:lvlText w:val="%4."/>
+      <w:lvlJc w:val="left"/>
+      <w:pPr>
+        <w:ind w:left="2520" w:hanging="360"/>
+      </w:pPr>
+    </w:lvl>
+    <w:lvl w:ilvl="4" w:tplc="FFFFFFFF" w:tentative="1">
+      <w:start w:val="1"/>
+      <w:numFmt w:val="lowerLetter"/>
+      <w:lvlText w:val="%5."/>
+      <w:lvlJc w:val="left"/>
+      <w:pPr>
+        <w:ind w:left="3240" w:hanging="360"/>
+      </w:pPr>
+    </w:lvl>
+    <w:lvl w:ilvl="5" w:tplc="FFFFFFFF" w:tentative="1">
+      <w:start w:val="1"/>
+      <w:numFmt w:val="lowerRoman"/>
+      <w:lvlText w:val="%6."/>
+      <w:lvlJc w:val="right"/>
+      <w:pPr>
+        <w:ind w:left="3960" w:hanging="180"/>
+      </w:pPr>
+    </w:lvl>
+    <w:lvl w:ilvl="6" w:tplc="FFFFFFFF" w:tentative="1">
+      <w:start w:val="1"/>
+      <w:numFmt w:val="decimal"/>
+      <w:lvlText w:val="%7."/>
+      <w:lvlJc w:val="left"/>
+      <w:pPr>
+        <w:ind w:left="4680" w:hanging="360"/>
+      </w:pPr>
+    </w:lvl>
+    <w:lvl w:ilvl="7" w:tplc="FFFFFFFF" w:tentative="1">
+      <w:start w:val="1"/>
+      <w:numFmt w:val="lowerLetter"/>
+      <w:lvlText w:val="%8."/>
+      <w:lvlJc w:val="left"/>
+      <w:pPr>
+        <w:ind w:left="5400" w:hanging="360"/>
+      </w:pPr>
+    </w:lvl>
+    <w:lvl w:ilvl="8" w:tplc="FFFFFFFF" w:tentative="1">
+      <w:start w:val="1"/>
+      <w:numFmt w:val="lowerRoman"/>
+      <w:lvlText w:val="%9."/>
+      <w:lvlJc w:val="right"/>
+      <w:pPr>
+        <w:ind w:left="6120" w:hanging="180"/>
+      </w:pPr>
+    </w:lvl>
+  </w:abstractNum>
+  <w:abstractNum w:abstractNumId="3" w15:restartNumberingAfterBreak="0">
     <w:nsid w:val="27325597"/>
     <w:multiLevelType w:val="hybridMultilevel"/>
     <w:tmpl w:val="1290830A"/>
@@ -5806,7 +7764,7 @@
       </w:pPr>
     </w:lvl>
   </w:abstractNum>
-  <w:abstractNum w:abstractNumId="3" w15:restartNumberingAfterBreak="0">
+  <w:abstractNum w:abstractNumId="4" w15:restartNumberingAfterBreak="0">
     <w:nsid w:val="2BBE48EF"/>
     <w:multiLevelType w:val="hybridMultilevel"/>
     <w:tmpl w:val="8DA2FB14"/>
@@ -5895,7 +7853,7 @@
       </w:pPr>
     </w:lvl>
   </w:abstractNum>
-  <w:abstractNum w:abstractNumId="4" w15:restartNumberingAfterBreak="0">
+  <w:abstractNum w:abstractNumId="5" w15:restartNumberingAfterBreak="0">
     <w:nsid w:val="32BE737E"/>
     <w:multiLevelType w:val="hybridMultilevel"/>
     <w:tmpl w:val="0BF86A46"/>
@@ -5985,7 +7943,7 @@
       </w:pPr>
     </w:lvl>
   </w:abstractNum>
-  <w:abstractNum w:abstractNumId="5" w15:restartNumberingAfterBreak="0">
+  <w:abstractNum w:abstractNumId="6" w15:restartNumberingAfterBreak="0">
     <w:nsid w:val="385C612C"/>
     <w:multiLevelType w:val="hybridMultilevel"/>
     <w:tmpl w:val="8668BEDC"/>
@@ -6074,7 +8032,7 @@
       </w:pPr>
     </w:lvl>
   </w:abstractNum>
-  <w:abstractNum w:abstractNumId="6" w15:restartNumberingAfterBreak="0">
+  <w:abstractNum w:abstractNumId="7" w15:restartNumberingAfterBreak="0">
     <w:nsid w:val="38E85C81"/>
     <w:multiLevelType w:val="hybridMultilevel"/>
     <w:tmpl w:val="34BEE7FE"/>
@@ -6160,7 +8118,7 @@
       </w:pPr>
     </w:lvl>
   </w:abstractNum>
-  <w:abstractNum w:abstractNumId="7" w15:restartNumberingAfterBreak="0">
+  <w:abstractNum w:abstractNumId="8" w15:restartNumberingAfterBreak="0">
     <w:nsid w:val="41004D95"/>
     <w:multiLevelType w:val="hybridMultilevel"/>
     <w:tmpl w:val="4F888AAC"/>
@@ -6250,7 +8208,7 @@
       </w:pPr>
     </w:lvl>
   </w:abstractNum>
-  <w:abstractNum w:abstractNumId="8" w15:restartNumberingAfterBreak="0">
+  <w:abstractNum w:abstractNumId="9" w15:restartNumberingAfterBreak="0">
     <w:nsid w:val="5A2A55E5"/>
     <w:multiLevelType w:val="hybridMultilevel"/>
     <w:tmpl w:val="0610F23C"/>
@@ -6341,32 +8299,219 @@
       </w:pPr>
     </w:lvl>
   </w:abstractNum>
+  <w:abstractNum w:abstractNumId="10" w15:restartNumberingAfterBreak="0">
+    <w:nsid w:val="6F5B33BF"/>
+    <w:multiLevelType w:val="hybridMultilevel"/>
+    <w:tmpl w:val="5AE0B3B4"/>
+    <w:lvl w:ilvl="0" w:tplc="FFFFFFFF">
+      <w:start w:val="1"/>
+      <w:numFmt w:val="decimal"/>
+      <w:lvlText w:val="%1."/>
+      <w:lvlJc w:val="left"/>
+      <w:pPr>
+        <w:ind w:left="360" w:hanging="360"/>
+      </w:pPr>
+      <w:rPr>
+        <w:rFonts w:hint="default"/>
+      </w:rPr>
+    </w:lvl>
+    <w:lvl w:ilvl="1" w:tplc="FFFFFFFF" w:tentative="1">
+      <w:start w:val="1"/>
+      <w:numFmt w:val="lowerLetter"/>
+      <w:lvlText w:val="%2."/>
+      <w:lvlJc w:val="left"/>
+      <w:pPr>
+        <w:ind w:left="1080" w:hanging="360"/>
+      </w:pPr>
+    </w:lvl>
+    <w:lvl w:ilvl="2" w:tplc="FFFFFFFF" w:tentative="1">
+      <w:start w:val="1"/>
+      <w:numFmt w:val="lowerRoman"/>
+      <w:lvlText w:val="%3."/>
+      <w:lvlJc w:val="right"/>
+      <w:pPr>
+        <w:ind w:left="1800" w:hanging="180"/>
+      </w:pPr>
+    </w:lvl>
+    <w:lvl w:ilvl="3" w:tplc="FFFFFFFF" w:tentative="1">
+      <w:start w:val="1"/>
+      <w:numFmt w:val="decimal"/>
+      <w:lvlText w:val="%4."/>
+      <w:lvlJc w:val="left"/>
+      <w:pPr>
+        <w:ind w:left="2520" w:hanging="360"/>
+      </w:pPr>
+    </w:lvl>
+    <w:lvl w:ilvl="4" w:tplc="FFFFFFFF" w:tentative="1">
+      <w:start w:val="1"/>
+      <w:numFmt w:val="lowerLetter"/>
+      <w:lvlText w:val="%5."/>
+      <w:lvlJc w:val="left"/>
+      <w:pPr>
+        <w:ind w:left="3240" w:hanging="360"/>
+      </w:pPr>
+    </w:lvl>
+    <w:lvl w:ilvl="5" w:tplc="FFFFFFFF" w:tentative="1">
+      <w:start w:val="1"/>
+      <w:numFmt w:val="lowerRoman"/>
+      <w:lvlText w:val="%6."/>
+      <w:lvlJc w:val="right"/>
+      <w:pPr>
+        <w:ind w:left="3960" w:hanging="180"/>
+      </w:pPr>
+    </w:lvl>
+    <w:lvl w:ilvl="6" w:tplc="FFFFFFFF" w:tentative="1">
+      <w:start w:val="1"/>
+      <w:numFmt w:val="decimal"/>
+      <w:lvlText w:val="%7."/>
+      <w:lvlJc w:val="left"/>
+      <w:pPr>
+        <w:ind w:left="4680" w:hanging="360"/>
+      </w:pPr>
+    </w:lvl>
+    <w:lvl w:ilvl="7" w:tplc="FFFFFFFF" w:tentative="1">
+      <w:start w:val="1"/>
+      <w:numFmt w:val="lowerLetter"/>
+      <w:lvlText w:val="%8."/>
+      <w:lvlJc w:val="left"/>
+      <w:pPr>
+        <w:ind w:left="5400" w:hanging="360"/>
+      </w:pPr>
+    </w:lvl>
+    <w:lvl w:ilvl="8" w:tplc="FFFFFFFF" w:tentative="1">
+      <w:start w:val="1"/>
+      <w:numFmt w:val="lowerRoman"/>
+      <w:lvlText w:val="%9."/>
+      <w:lvlJc w:val="right"/>
+      <w:pPr>
+        <w:ind w:left="6120" w:hanging="180"/>
+      </w:pPr>
+    </w:lvl>
+  </w:abstractNum>
+  <w:abstractNum w:abstractNumId="11" w15:restartNumberingAfterBreak="0">
+    <w:nsid w:val="7C466027"/>
+    <w:multiLevelType w:val="hybridMultilevel"/>
+    <w:tmpl w:val="5AE0B3B4"/>
+    <w:lvl w:ilvl="0" w:tplc="FFFFFFFF">
+      <w:start w:val="1"/>
+      <w:numFmt w:val="decimal"/>
+      <w:lvlText w:val="%1."/>
+      <w:lvlJc w:val="left"/>
+      <w:pPr>
+        <w:ind w:left="360" w:hanging="360"/>
+      </w:pPr>
+      <w:rPr>
+        <w:rFonts w:hint="default"/>
+      </w:rPr>
+    </w:lvl>
+    <w:lvl w:ilvl="1" w:tplc="FFFFFFFF" w:tentative="1">
+      <w:start w:val="1"/>
+      <w:numFmt w:val="lowerLetter"/>
+      <w:lvlText w:val="%2."/>
+      <w:lvlJc w:val="left"/>
+      <w:pPr>
+        <w:ind w:left="1080" w:hanging="360"/>
+      </w:pPr>
+    </w:lvl>
+    <w:lvl w:ilvl="2" w:tplc="FFFFFFFF" w:tentative="1">
+      <w:start w:val="1"/>
+      <w:numFmt w:val="lowerRoman"/>
+      <w:lvlText w:val="%3."/>
+      <w:lvlJc w:val="right"/>
+      <w:pPr>
+        <w:ind w:left="1800" w:hanging="180"/>
+      </w:pPr>
+    </w:lvl>
+    <w:lvl w:ilvl="3" w:tplc="FFFFFFFF" w:tentative="1">
+      <w:start w:val="1"/>
+      <w:numFmt w:val="decimal"/>
+      <w:lvlText w:val="%4."/>
+      <w:lvlJc w:val="left"/>
+      <w:pPr>
+        <w:ind w:left="2520" w:hanging="360"/>
+      </w:pPr>
+    </w:lvl>
+    <w:lvl w:ilvl="4" w:tplc="FFFFFFFF" w:tentative="1">
+      <w:start w:val="1"/>
+      <w:numFmt w:val="lowerLetter"/>
+      <w:lvlText w:val="%5."/>
+      <w:lvlJc w:val="left"/>
+      <w:pPr>
+        <w:ind w:left="3240" w:hanging="360"/>
+      </w:pPr>
+    </w:lvl>
+    <w:lvl w:ilvl="5" w:tplc="FFFFFFFF" w:tentative="1">
+      <w:start w:val="1"/>
+      <w:numFmt w:val="lowerRoman"/>
+      <w:lvlText w:val="%6."/>
+      <w:lvlJc w:val="right"/>
+      <w:pPr>
+        <w:ind w:left="3960" w:hanging="180"/>
+      </w:pPr>
+    </w:lvl>
+    <w:lvl w:ilvl="6" w:tplc="FFFFFFFF" w:tentative="1">
+      <w:start w:val="1"/>
+      <w:numFmt w:val="decimal"/>
+      <w:lvlText w:val="%7."/>
+      <w:lvlJc w:val="left"/>
+      <w:pPr>
+        <w:ind w:left="4680" w:hanging="360"/>
+      </w:pPr>
+    </w:lvl>
+    <w:lvl w:ilvl="7" w:tplc="FFFFFFFF" w:tentative="1">
+      <w:start w:val="1"/>
+      <w:numFmt w:val="lowerLetter"/>
+      <w:lvlText w:val="%8."/>
+      <w:lvlJc w:val="left"/>
+      <w:pPr>
+        <w:ind w:left="5400" w:hanging="360"/>
+      </w:pPr>
+    </w:lvl>
+    <w:lvl w:ilvl="8" w:tplc="FFFFFFFF" w:tentative="1">
+      <w:start w:val="1"/>
+      <w:numFmt w:val="lowerRoman"/>
+      <w:lvlText w:val="%9."/>
+      <w:lvlJc w:val="right"/>
+      <w:pPr>
+        <w:ind w:left="6120" w:hanging="180"/>
+      </w:pPr>
+    </w:lvl>
+  </w:abstractNum>
   <w:num w:numId="1" w16cid:durableId="1731341772">
     <w:abstractNumId w:val="0"/>
   </w:num>
   <w:num w:numId="2" w16cid:durableId="1557350707">
-    <w:abstractNumId w:val="8"/>
+    <w:abstractNumId w:val="9"/>
   </w:num>
   <w:num w:numId="3" w16cid:durableId="494537149">
+    <w:abstractNumId w:val="5"/>
+  </w:num>
+  <w:num w:numId="4" w16cid:durableId="242030911">
     <w:abstractNumId w:val="4"/>
   </w:num>
-  <w:num w:numId="4" w16cid:durableId="242030911">
+  <w:num w:numId="5" w16cid:durableId="281421563">
     <w:abstractNumId w:val="3"/>
-  </w:num>
-  <w:num w:numId="5" w16cid:durableId="281421563">
-    <w:abstractNumId w:val="2"/>
   </w:num>
   <w:num w:numId="6" w16cid:durableId="658191039">
     <w:abstractNumId w:val="1"/>
   </w:num>
   <w:num w:numId="7" w16cid:durableId="586352748">
+    <w:abstractNumId w:val="7"/>
+  </w:num>
+  <w:num w:numId="8" w16cid:durableId="2825930">
+    <w:abstractNumId w:val="8"/>
+  </w:num>
+  <w:num w:numId="9" w16cid:durableId="1980718684">
     <w:abstractNumId w:val="6"/>
   </w:num>
-  <w:num w:numId="8" w16cid:durableId="2825930">
-    <w:abstractNumId w:val="7"/>
+  <w:num w:numId="10" w16cid:durableId="226308967">
+    <w:abstractNumId w:val="11"/>
   </w:num>
-  <w:num w:numId="9" w16cid:durableId="1980718684">
-    <w:abstractNumId w:val="5"/>
+  <w:num w:numId="11" w16cid:durableId="1829903187">
+    <w:abstractNumId w:val="10"/>
+  </w:num>
+  <w:num w:numId="12" w16cid:durableId="310057681">
+    <w:abstractNumId w:val="2"/>
   </w:num>
   <w:numIdMacAtCleanup w:val="8"/>
 </w:numbering>
@@ -7162,6 +9307,26 @@
       <w:szCs w:val="24"/>
     </w:rPr>
   </w:style>
+  <w:style w:type="paragraph" w:customStyle="1" w:styleId="11">
+    <w:name w:val="標題 11"/>
+    <w:basedOn w:val="a"/>
+    <w:uiPriority w:val="1"/>
+    <w:qFormat/>
+    <w:rsid w:val="00073B08"/>
+    <w:pPr>
+      <w:spacing w:after="80"/>
+      <w:ind w:left="100"/>
+      <w:outlineLvl w:val="1"/>
+    </w:pPr>
+    <w:rPr>
+      <w:rFonts w:ascii="Arial" w:eastAsia="Arial" w:hAnsi="Arial" w:cs="Times New Roman"/>
+      <w:b/>
+      <w:bCs/>
+      <w:kern w:val="0"/>
+      <w:szCs w:val="24"/>
+      <w:lang w:eastAsia="en-US"/>
+    </w:rPr>
+  </w:style>
 </w:styles>
 </file>
 
